--- a/memoria_p2_g4.docx
+++ b/memoria_p2_g4.docx
@@ -84,15 +84,7 @@
     <w:p/>
     <w:p>
       <w:r>
-        <w:t xml:space="preserve">Ainara </w:t>
-      </w:r>
-      <w:proofErr w:type="spellStart"/>
-      <w:r>
-        <w:t>Sautua</w:t>
-      </w:r>
-      <w:proofErr w:type="spellEnd"/>
-      <w:r>
-        <w:t xml:space="preserve"> Molina</w:t>
+        <w:t>Ainara Sautua Molina</w:t>
       </w:r>
     </w:p>
     <w:p>
@@ -315,24 +307,14 @@
         </w:numPr>
       </w:pPr>
       <w:r>
-        <w:t xml:space="preserve">Pantalla </w:t>
-      </w:r>
-      <w:proofErr w:type="spellStart"/>
+        <w:t>Pantalla login -&gt;</w:t>
+      </w:r>
       <w:r>
         <w:t>login</w:t>
       </w:r>
-      <w:proofErr w:type="spellEnd"/>
-      <w:r>
-        <w:t xml:space="preserve"> -&gt;</w:t>
-      </w:r>
-      <w:proofErr w:type="spellStart"/>
-      <w:r>
-        <w:t>login</w:t>
-      </w:r>
       <w:r>
         <w:t>.php</w:t>
       </w:r>
-      <w:proofErr w:type="spellEnd"/>
     </w:p>
     <w:p>
       <w:pPr>
@@ -342,24 +324,14 @@
         </w:numPr>
       </w:pPr>
       <w:r>
-        <w:t xml:space="preserve">Pantalla </w:t>
-      </w:r>
-      <w:proofErr w:type="gramStart"/>
-      <w:r>
-        <w:t>registro  -</w:t>
-      </w:r>
-      <w:proofErr w:type="gramEnd"/>
-      <w:r>
-        <w:t xml:space="preserve">&gt; </w:t>
-      </w:r>
-      <w:proofErr w:type="spellStart"/>
+        <w:t xml:space="preserve">Pantalla registro  -&gt; </w:t>
+      </w:r>
       <w:r>
         <w:t>registro</w:t>
       </w:r>
       <w:r>
         <w:t>.php</w:t>
       </w:r>
-      <w:proofErr w:type="spellEnd"/>
     </w:p>
     <w:p>
       <w:pPr>
@@ -382,14 +354,12 @@
       <w:r>
         <w:t xml:space="preserve">Carta de productos -&gt; </w:t>
       </w:r>
-      <w:proofErr w:type="spellStart"/>
       <w:r>
         <w:t>carta</w:t>
       </w:r>
       <w:r>
         <w:t>.php</w:t>
       </w:r>
-      <w:proofErr w:type="spellEnd"/>
     </w:p>
     <w:p>
       <w:pPr>
@@ -399,21 +369,8 @@
         </w:numPr>
       </w:pPr>
       <w:r>
-        <w:t xml:space="preserve">Historial de pedidos -&gt; </w:t>
-      </w:r>
-      <w:proofErr w:type="spellStart"/>
-      <w:r>
-        <w:t>includes</w:t>
-      </w:r>
-      <w:proofErr w:type="spellEnd"/>
-      <w:r>
-        <w:t>/perfil/</w:t>
-      </w:r>
-      <w:proofErr w:type="spellStart"/>
-      <w:r>
-        <w:t>historialPedidos.php</w:t>
-      </w:r>
-      <w:proofErr w:type="spellEnd"/>
+        <w:t>Historial de pedidos -&gt; includes/perfil/historialPedidos.php</w:t>
+      </w:r>
     </w:p>
     <w:p>
       <w:pPr>
@@ -423,21 +380,8 @@
         </w:numPr>
       </w:pPr>
       <w:r>
-        <w:t xml:space="preserve">Editar perfil -&gt; </w:t>
-      </w:r>
-      <w:proofErr w:type="spellStart"/>
-      <w:r>
-        <w:t>includes</w:t>
-      </w:r>
-      <w:proofErr w:type="spellEnd"/>
-      <w:r>
-        <w:t>/perfil/</w:t>
-      </w:r>
-      <w:proofErr w:type="spellStart"/>
-      <w:r>
-        <w:t>editarPerfil.php</w:t>
-      </w:r>
-      <w:proofErr w:type="spellEnd"/>
+        <w:t>Editar perfil -&gt; includes/perfil/editarPerfil.php</w:t>
+      </w:r>
     </w:p>
     <w:p>
       <w:pPr>
@@ -447,21 +391,8 @@
         </w:numPr>
       </w:pPr>
       <w:r>
-        <w:t xml:space="preserve">Pedidos en proceso -&gt; </w:t>
-      </w:r>
-      <w:proofErr w:type="spellStart"/>
-      <w:r>
-        <w:t>includes</w:t>
-      </w:r>
-      <w:proofErr w:type="spellEnd"/>
-      <w:r>
-        <w:t>/perfil/</w:t>
-      </w:r>
-      <w:proofErr w:type="spellStart"/>
-      <w:r>
-        <w:t>pedidosEnProceso.php</w:t>
-      </w:r>
-      <w:proofErr w:type="spellEnd"/>
+        <w:t>Pedidos en proceso -&gt; includes/perfil/pedidosEnProceso.php</w:t>
+      </w:r>
     </w:p>
     <w:p>
       <w:pPr>
@@ -471,27 +402,14 @@
         </w:numPr>
       </w:pPr>
       <w:r>
-        <w:t xml:space="preserve">Pago con tarjeta-&gt; </w:t>
-      </w:r>
-      <w:proofErr w:type="spellStart"/>
-      <w:r>
-        <w:t>includes</w:t>
-      </w:r>
-      <w:proofErr w:type="spellEnd"/>
-      <w:r>
-        <w:t>/</w:t>
+        <w:t>Pago con tarjeta-&gt; includes/</w:t>
       </w:r>
       <w:r>
         <w:t>compras</w:t>
       </w:r>
       <w:r>
-        <w:t>/</w:t>
-      </w:r>
-      <w:proofErr w:type="spellStart"/>
-      <w:r>
-        <w:t>vista_pago_tarjeta.php</w:t>
-      </w:r>
-      <w:proofErr w:type="spellEnd"/>
+        <w:t>/vista_pago_tarjeta.php</w:t>
+      </w:r>
     </w:p>
     <w:p>
       <w:pPr>
@@ -501,27 +419,14 @@
         </w:numPr>
       </w:pPr>
       <w:r>
-        <w:t xml:space="preserve">Confirmación de pedido-&gt; </w:t>
-      </w:r>
-      <w:proofErr w:type="spellStart"/>
-      <w:r>
-        <w:t>includes</w:t>
-      </w:r>
-      <w:proofErr w:type="spellEnd"/>
-      <w:r>
-        <w:t>/</w:t>
+        <w:t>Confirmación de pedido-&gt; includes/</w:t>
       </w:r>
       <w:r>
         <w:t>compras</w:t>
       </w:r>
       <w:r>
-        <w:t>/</w:t>
-      </w:r>
-      <w:proofErr w:type="spellStart"/>
-      <w:r>
-        <w:t>vista_confirm_pedido.php</w:t>
-      </w:r>
-      <w:proofErr w:type="spellEnd"/>
+        <w:t>/vista_confirm_pedido.php</w:t>
+      </w:r>
     </w:p>
     <w:p>
       <w:pPr>
@@ -542,13 +447,8 @@
         </w:numPr>
       </w:pPr>
       <w:r>
-        <w:t xml:space="preserve">Pantalla inicial -&gt; </w:t>
-      </w:r>
-      <w:proofErr w:type="spellStart"/>
-      <w:r>
-        <w:t>camarero.php</w:t>
-      </w:r>
-      <w:proofErr w:type="spellEnd"/>
+        <w:t>Pantalla inicial -&gt; camarero.php</w:t>
+      </w:r>
     </w:p>
     <w:p>
       <w:pPr>
@@ -558,29 +458,8 @@
         </w:numPr>
       </w:pPr>
       <w:r>
-        <w:t xml:space="preserve">Cobrar pedido -&gt; </w:t>
-      </w:r>
-      <w:proofErr w:type="spellStart"/>
-      <w:r>
-        <w:t>includes</w:t>
-      </w:r>
-      <w:proofErr w:type="spellEnd"/>
-      <w:r>
-        <w:t>/</w:t>
-      </w:r>
-      <w:proofErr w:type="spellStart"/>
-      <w:r>
-        <w:t>acciones_camarero</w:t>
-      </w:r>
-      <w:proofErr w:type="spellEnd"/>
-      <w:r>
-        <w:t>/</w:t>
-      </w:r>
-      <w:proofErr w:type="spellStart"/>
-      <w:r>
-        <w:t>cobrar_pedido.php</w:t>
-      </w:r>
-      <w:proofErr w:type="spellEnd"/>
+        <w:t>Cobrar pedido -&gt; includes/acciones_camarero/cobrar_pedido.php</w:t>
+      </w:r>
     </w:p>
     <w:p>
       <w:pPr>
@@ -590,29 +469,8 @@
         </w:numPr>
       </w:pPr>
       <w:r>
-        <w:t xml:space="preserve">Completar pedido-&gt; </w:t>
-      </w:r>
-      <w:proofErr w:type="spellStart"/>
-      <w:r>
-        <w:t>includes</w:t>
-      </w:r>
-      <w:proofErr w:type="spellEnd"/>
-      <w:r>
-        <w:t>/</w:t>
-      </w:r>
-      <w:proofErr w:type="spellStart"/>
-      <w:r>
-        <w:t>acciones_camarero</w:t>
-      </w:r>
-      <w:proofErr w:type="spellEnd"/>
-      <w:r>
-        <w:t>/</w:t>
-      </w:r>
-      <w:proofErr w:type="spellStart"/>
-      <w:r>
-        <w:t>completar_pedido.php</w:t>
-      </w:r>
-      <w:proofErr w:type="spellEnd"/>
+        <w:t>Completar pedido-&gt; includes/acciones_camarero/completar_pedido.php</w:t>
+      </w:r>
     </w:p>
     <w:p>
       <w:pPr>
@@ -622,29 +480,8 @@
         </w:numPr>
       </w:pPr>
       <w:r>
-        <w:t xml:space="preserve">Entregar pedido-&gt; </w:t>
-      </w:r>
-      <w:proofErr w:type="spellStart"/>
-      <w:r>
-        <w:t>includes</w:t>
-      </w:r>
-      <w:proofErr w:type="spellEnd"/>
-      <w:r>
-        <w:t>/</w:t>
-      </w:r>
-      <w:proofErr w:type="spellStart"/>
-      <w:r>
-        <w:t>acciones_camarero</w:t>
-      </w:r>
-      <w:proofErr w:type="spellEnd"/>
-      <w:r>
-        <w:t>/</w:t>
-      </w:r>
-      <w:proofErr w:type="spellStart"/>
-      <w:r>
-        <w:t>entregar_pedido.php</w:t>
-      </w:r>
-      <w:proofErr w:type="spellEnd"/>
+        <w:t>Entregar pedido-&gt; includes/acciones_camarero/entregar_pedido.php</w:t>
+      </w:r>
     </w:p>
     <w:p>
       <w:pPr>
@@ -667,14 +504,12 @@
       <w:r>
         <w:t xml:space="preserve">Pedidos realizados -&gt; </w:t>
       </w:r>
-      <w:proofErr w:type="spellStart"/>
       <w:r>
         <w:t>cocinero</w:t>
       </w:r>
       <w:r>
         <w:t>.php</w:t>
       </w:r>
-      <w:proofErr w:type="spellEnd"/>
     </w:p>
     <w:p>
       <w:pPr>
@@ -695,13 +530,8 @@
         </w:numPr>
       </w:pPr>
       <w:r>
-        <w:t xml:space="preserve">Pantalla inicial -&gt; </w:t>
-      </w:r>
-      <w:proofErr w:type="spellStart"/>
-      <w:r>
-        <w:t>gerente.php</w:t>
-      </w:r>
-      <w:proofErr w:type="spellEnd"/>
+        <w:t>Pantalla inicial -&gt; gerente.php</w:t>
+      </w:r>
     </w:p>
     <w:p>
       <w:pPr>
@@ -716,28 +546,32 @@
       <w:r>
         <w:t xml:space="preserve">Gestionar productos -&gt; </w:t>
       </w:r>
-      <w:proofErr w:type="spellStart"/>
       <w:r>
         <w:rPr>
           <w:lang w:val="es-ES"/>
         </w:rPr>
-        <w:t>includes</w:t>
-      </w:r>
-      <w:proofErr w:type="spellEnd"/>
-      <w:r>
+        <w:t>includes/productos/listar_productos.php</w:t>
+      </w:r>
+    </w:p>
+    <w:p>
+      <w:pPr>
+        <w:numPr>
+          <w:ilvl w:val="1"/>
+          <w:numId w:val="2"/>
+        </w:numPr>
         <w:rPr>
           <w:lang w:val="es-ES"/>
         </w:rPr>
-        <w:t>/productos/</w:t>
-      </w:r>
-      <w:proofErr w:type="spellStart"/>
+      </w:pPr>
+      <w:r>
+        <w:t xml:space="preserve">Gestionar usuarios-&gt; </w:t>
+      </w:r>
       <w:r>
         <w:rPr>
           <w:lang w:val="es-ES"/>
         </w:rPr>
-        <w:t>listar_productos.php</w:t>
-      </w:r>
-      <w:proofErr w:type="spellEnd"/>
+        <w:t>includes/users/listar_usuario.php</w:t>
+      </w:r>
     </w:p>
     <w:p>
       <w:pPr>
@@ -750,144 +584,34 @@
         </w:rPr>
       </w:pPr>
       <w:r>
-        <w:t xml:space="preserve">Gestionar usuarios-&gt; </w:t>
-      </w:r>
-      <w:proofErr w:type="spellStart"/>
+        <w:t xml:space="preserve">Gestionar categorías-&gt; </w:t>
+      </w:r>
       <w:r>
         <w:rPr>
           <w:lang w:val="es-ES"/>
         </w:rPr>
-        <w:t>includes</w:t>
-      </w:r>
-      <w:proofErr w:type="spellEnd"/>
-      <w:r>
+        <w:t>includes/categorias/listar_categorias.php</w:t>
+      </w:r>
+    </w:p>
+    <w:p>
+      <w:pPr>
+        <w:numPr>
+          <w:ilvl w:val="1"/>
+          <w:numId w:val="2"/>
+        </w:numPr>
         <w:rPr>
           <w:lang w:val="es-ES"/>
         </w:rPr>
-        <w:t>/</w:t>
-      </w:r>
-      <w:proofErr w:type="spellStart"/>
+      </w:pPr>
+      <w:r>
+        <w:t xml:space="preserve">Visualizar pedidos-&gt; </w:t>
+      </w:r>
       <w:r>
         <w:rPr>
           <w:lang w:val="es-ES"/>
         </w:rPr>
-        <w:t>users</w:t>
-      </w:r>
-      <w:proofErr w:type="spellEnd"/>
-      <w:r>
-        <w:rPr>
-          <w:lang w:val="es-ES"/>
-        </w:rPr>
-        <w:t>/</w:t>
-      </w:r>
-      <w:proofErr w:type="spellStart"/>
-      <w:r>
-        <w:rPr>
-          <w:lang w:val="es-ES"/>
-        </w:rPr>
-        <w:t>listar_usuario.php</w:t>
-      </w:r>
-      <w:proofErr w:type="spellEnd"/>
-    </w:p>
-    <w:p>
-      <w:pPr>
-        <w:numPr>
-          <w:ilvl w:val="1"/>
-          <w:numId w:val="2"/>
-        </w:numPr>
-        <w:rPr>
-          <w:lang w:val="es-ES"/>
-        </w:rPr>
-      </w:pPr>
-      <w:r>
-        <w:t xml:space="preserve">Gestionar categorías-&gt; </w:t>
-      </w:r>
-      <w:proofErr w:type="spellStart"/>
-      <w:r>
-        <w:rPr>
-          <w:lang w:val="es-ES"/>
-        </w:rPr>
-        <w:t>includes</w:t>
-      </w:r>
-      <w:proofErr w:type="spellEnd"/>
-      <w:r>
-        <w:rPr>
-          <w:lang w:val="es-ES"/>
-        </w:rPr>
-        <w:t>/</w:t>
-      </w:r>
-      <w:proofErr w:type="spellStart"/>
-      <w:r>
-        <w:rPr>
-          <w:lang w:val="es-ES"/>
-        </w:rPr>
-        <w:t>categorias</w:t>
-      </w:r>
-      <w:proofErr w:type="spellEnd"/>
-      <w:r>
-        <w:rPr>
-          <w:lang w:val="es-ES"/>
-        </w:rPr>
-        <w:t>/</w:t>
-      </w:r>
-      <w:proofErr w:type="spellStart"/>
-      <w:r>
-        <w:rPr>
-          <w:lang w:val="es-ES"/>
-        </w:rPr>
-        <w:t>listar_categorias.php</w:t>
-      </w:r>
-      <w:proofErr w:type="spellEnd"/>
-    </w:p>
-    <w:p>
-      <w:pPr>
-        <w:numPr>
-          <w:ilvl w:val="1"/>
-          <w:numId w:val="2"/>
-        </w:numPr>
-        <w:rPr>
-          <w:lang w:val="es-ES"/>
-        </w:rPr>
-      </w:pPr>
-      <w:r>
-        <w:t xml:space="preserve">Visualizar pedidos-&gt; </w:t>
-      </w:r>
-      <w:proofErr w:type="spellStart"/>
-      <w:r>
-        <w:rPr>
-          <w:lang w:val="es-ES"/>
-        </w:rPr>
-        <w:t>includes</w:t>
-      </w:r>
-      <w:proofErr w:type="spellEnd"/>
-      <w:r>
-        <w:rPr>
-          <w:lang w:val="es-ES"/>
-        </w:rPr>
-        <w:t>/</w:t>
-      </w:r>
-      <w:proofErr w:type="spellStart"/>
-      <w:r>
-        <w:rPr>
-          <w:lang w:val="es-ES"/>
-        </w:rPr>
-        <w:t>acciones_gerente</w:t>
-      </w:r>
-      <w:proofErr w:type="spellEnd"/>
-      <w:r>
-        <w:rPr>
-          <w:lang w:val="es-ES"/>
-        </w:rPr>
-        <w:t>/</w:t>
-      </w:r>
-      <w:proofErr w:type="spellStart"/>
-      <w:r>
-        <w:rPr>
-          <w:lang w:val="es-ES"/>
-        </w:rPr>
-        <w:t>list_ped_ger.php</w:t>
-      </w:r>
-      <w:proofErr w:type="spellEnd"/>
+        <w:t>includes/acciones_gerente/list_ped_ger.php</w:t>
+      </w:r>
     </w:p>
     <w:p>
       <w:pPr>
@@ -899,79 +623,13 @@
         <w:ind w:left="720"/>
       </w:pPr>
       <w:r>
-        <w:t xml:space="preserve">La pantalla principal de la aplicación es la de </w:t>
-      </w:r>
-      <w:proofErr w:type="spellStart"/>
-      <w:r>
-        <w:t>login</w:t>
-      </w:r>
-      <w:proofErr w:type="spellEnd"/>
-      <w:r>
-        <w:t xml:space="preserve">. En ella aparece un </w:t>
-      </w:r>
-      <w:proofErr w:type="gramStart"/>
-      <w:r>
-        <w:t>formulario  mediante</w:t>
-      </w:r>
-      <w:proofErr w:type="gramEnd"/>
-      <w:r>
-        <w:t xml:space="preserve"> el script “</w:t>
-      </w:r>
-      <w:proofErr w:type="spellStart"/>
-      <w:r>
-        <w:t>includes</w:t>
-      </w:r>
-      <w:proofErr w:type="spellEnd"/>
-      <w:r>
-        <w:t>/</w:t>
-      </w:r>
-      <w:proofErr w:type="spellStart"/>
-      <w:r>
-        <w:t>forms</w:t>
-      </w:r>
-      <w:proofErr w:type="spellEnd"/>
-      <w:r>
-        <w:t>/</w:t>
-      </w:r>
-      <w:proofErr w:type="spellStart"/>
-      <w:r>
-        <w:t>formularioLogin.php</w:t>
-      </w:r>
-      <w:proofErr w:type="spellEnd"/>
-      <w:r>
-        <w:t xml:space="preserve">”, formulario que hereda de la clase abstracta </w:t>
-      </w:r>
-      <w:proofErr w:type="spellStart"/>
-      <w:r>
-        <w:t>formulario.php</w:t>
-      </w:r>
-      <w:proofErr w:type="spellEnd"/>
-      <w:r>
-        <w:t>. En esta pantalla también se da la opción de registrarse en la aplicación si no tenemos una cuenta creada. Para ello está el script “</w:t>
-      </w:r>
-      <w:proofErr w:type="spellStart"/>
-      <w:r>
-        <w:t>includes</w:t>
-      </w:r>
-      <w:proofErr w:type="spellEnd"/>
-      <w:r>
-        <w:t>/</w:t>
-      </w:r>
-      <w:proofErr w:type="spellStart"/>
-      <w:r>
-        <w:t>forms</w:t>
-      </w:r>
-      <w:proofErr w:type="spellEnd"/>
-      <w:r>
-        <w:t>/</w:t>
-      </w:r>
-      <w:proofErr w:type="spellStart"/>
-      <w:r>
-        <w:t>formularioRegistro.php</w:t>
-      </w:r>
-      <w:proofErr w:type="spellEnd"/>
-      <w:r>
-        <w:t xml:space="preserve">” donde se deberán introducir todos los datos requeridos. </w:t>
+        <w:t xml:space="preserve">La pantalla principal de la aplicación es la de login. En ella aparece un </w:t>
+      </w:r>
+      <w:r>
+        <w:t>formulario mediante</w:t>
+      </w:r>
+      <w:r>
+        <w:t xml:space="preserve"> el script “includes/forms/formularioLogin.php”, formulario que hereda de la clase abstracta formulario.php. En esta pantalla también se da la opción de registrarse en la aplicación si no tenemos una cuenta creada. Para ello está el script “includes/forms/formularioRegistro.php” donde se deberán introducir todos los datos requeridos. </w:t>
       </w:r>
     </w:p>
     <w:p>
@@ -979,318 +637,72 @@
         <w:ind w:left="720"/>
       </w:pPr>
       <w:r>
-        <w:t>Una vez dentro de la aplicación, dependiendo del rol del usuario se mostrarán diferentes pantallas. Por defecto (rol cliente) se muestra la carta de los productos (/</w:t>
-      </w:r>
-      <w:proofErr w:type="spellStart"/>
-      <w:r>
-        <w:t>includes</w:t>
-      </w:r>
-      <w:proofErr w:type="spellEnd"/>
-      <w:r>
-        <w:t>/tables/</w:t>
-      </w:r>
-      <w:proofErr w:type="spellStart"/>
-      <w:r>
-        <w:t>tablaProductos.php</w:t>
-      </w:r>
-      <w:proofErr w:type="spellEnd"/>
-      <w:r>
-        <w:t>). Los clientes podrán también editar su perfil (</w:t>
-      </w:r>
-      <w:proofErr w:type="spellStart"/>
-      <w:r>
-        <w:t>includes</w:t>
-      </w:r>
-      <w:proofErr w:type="spellEnd"/>
-      <w:r>
-        <w:t>/perfil/</w:t>
-      </w:r>
-      <w:proofErr w:type="spellStart"/>
-      <w:r>
-        <w:t>editarPerfil.php</w:t>
-      </w:r>
-      <w:proofErr w:type="spellEnd"/>
-      <w:r>
-        <w:t>) y realizar la compra de productos añadiéndolos a su carrito. Tras realizar el pedido, se procederá al pago en local o con tarjeta (</w:t>
-      </w:r>
-      <w:proofErr w:type="spellStart"/>
-      <w:r>
-        <w:t>includes</w:t>
-      </w:r>
-      <w:proofErr w:type="spellEnd"/>
-      <w:r>
-        <w:t>/</w:t>
-      </w:r>
-      <w:proofErr w:type="spellStart"/>
-      <w:r>
-        <w:t>users</w:t>
-      </w:r>
-      <w:proofErr w:type="spellEnd"/>
-      <w:r>
-        <w:t>/</w:t>
-      </w:r>
-      <w:proofErr w:type="spellStart"/>
-      <w:r>
-        <w:t>vista_pago_tarjeta.php</w:t>
-      </w:r>
-      <w:proofErr w:type="spellEnd"/>
-      <w:r>
-        <w:t>) y, finalmente se mostrará una pantalla de confirmación del pedido (</w:t>
-      </w:r>
-      <w:proofErr w:type="spellStart"/>
-      <w:r>
-        <w:t>includes</w:t>
-      </w:r>
-      <w:proofErr w:type="spellEnd"/>
-      <w:r>
-        <w:t>/</w:t>
-      </w:r>
-      <w:proofErr w:type="spellStart"/>
-      <w:r>
-        <w:t>users</w:t>
-      </w:r>
-      <w:proofErr w:type="spellEnd"/>
-      <w:r>
-        <w:t>/</w:t>
-      </w:r>
-      <w:proofErr w:type="spellStart"/>
-      <w:r>
-        <w:t>vista_confirm_pedido.php</w:t>
-      </w:r>
-      <w:proofErr w:type="spellEnd"/>
-      <w:r>
-        <w:t>). Además, los clientes podrán acceder a su historial de pedidos (</w:t>
-      </w:r>
-      <w:proofErr w:type="spellStart"/>
-      <w:r>
-        <w:t>includes</w:t>
-      </w:r>
-      <w:proofErr w:type="spellEnd"/>
-      <w:r>
-        <w:t>/perfil/</w:t>
-      </w:r>
-      <w:proofErr w:type="spellStart"/>
-      <w:r>
-        <w:t>historialPedidos.php</w:t>
-      </w:r>
-      <w:proofErr w:type="spellEnd"/>
-      <w:r>
-        <w:t>) y ver los pedidos que han realizado y que se encuentran en proceso(</w:t>
-      </w:r>
-      <w:proofErr w:type="spellStart"/>
-      <w:r>
-        <w:t>includes</w:t>
-      </w:r>
-      <w:proofErr w:type="spellEnd"/>
-      <w:r>
-        <w:t>/perfil/</w:t>
-      </w:r>
-      <w:proofErr w:type="spellStart"/>
-      <w:r>
-        <w:t>pedidosEnProceso.php</w:t>
-      </w:r>
-      <w:proofErr w:type="spellEnd"/>
+        <w:t>Una vez dentro de la aplicación, dependiendo del rol del usuario se mostrarán diferentes pantallas. Por defecto (rol cliente) se muestra la carta de los productos (</w:t>
+      </w:r>
+      <w:r>
+        <w:t>carta</w:t>
+      </w:r>
+      <w:r>
+        <w:t xml:space="preserve">.php). Los clientes podrán también editar su perfil (includes/perfil/editarPerfil.php) y realizar la compra de productos añadiéndolos a su carrito. Tras realizar el pedido, se procederá al pago en local o con tarjeta (includes/users/vista_pago_tarjeta.php) y, finalmente se mostrará una pantalla de confirmación del pedido (includes/users/vista_confirm_pedido.php). Además, los clientes podrán acceder a su historial de pedidos (includes/perfil/historialPedidos.php) y ver los pedidos que han realizado y que se encuentran en proceso(includes/perfil/pedidosEnProceso.php). </w:t>
+      </w:r>
+    </w:p>
+    <w:p>
+      <w:pPr>
+        <w:ind w:left="720"/>
+      </w:pPr>
+      <w:r>
+        <w:t>Para el rol de camarero se mostrará una pantalla inicial (camarero.php) con varios botones que llevarán a distintas pantallas según la funcionalidad que se quiera realizar. Entre estos botones encontramos el de completar pedidos (includes/acciones_camarero/completar_pedido.php), entregar pedidos(includes/acciones_camarero/entregar_pedido.php) y cobrar la cuenta de un pedido (includes/acciones_camarero/cobrar_pedido.php).</w:t>
+      </w:r>
+    </w:p>
+    <w:p>
+      <w:pPr>
+        <w:ind w:left="720"/>
+      </w:pPr>
+      <w:r>
+        <w:lastRenderedPageBreak/>
+        <w:t>La pantalla principal del cocinero será muy simple. Se mostrarán todos los pedidos que debe cocinar (includes/tables/tablaCocinero.php).</w:t>
+      </w:r>
+    </w:p>
+    <w:p>
+      <w:pPr>
+        <w:ind w:left="720"/>
+      </w:pPr>
+      <w:r>
+        <w:t>El gerente tendrá también una pantalla principal (gerente.php) con botones que llevarán a varias pantallas para gestionar los diferentes productos (</w:t>
+      </w:r>
+      <w:r>
+        <w:t>includes/productos/listar_productos.php</w:t>
+      </w:r>
+      <w:r>
+        <w:t>), usuarios</w:t>
+      </w:r>
+      <w:r>
+        <w:t xml:space="preserve"> </w:t>
+      </w:r>
+      <w:r>
+        <w:t>(</w:t>
+      </w:r>
+      <w:r>
+        <w:t>includes/users/listar_usuario.php</w:t>
+      </w:r>
+      <w:r>
+        <w:t>) y categorías (</w:t>
+      </w:r>
+      <w:r>
+        <w:t>includes/categorias/listar_categorias.php</w:t>
+      </w:r>
       <w:r>
         <w:t xml:space="preserve">). </w:t>
       </w:r>
-    </w:p>
-    <w:p>
-      <w:pPr>
-        <w:ind w:left="720"/>
-      </w:pPr>
-      <w:r>
-        <w:t>Para el rol de camarero se mostrará una pantalla inicial (</w:t>
-      </w:r>
-      <w:proofErr w:type="spellStart"/>
-      <w:r>
-        <w:t>camarero.php</w:t>
-      </w:r>
-      <w:proofErr w:type="spellEnd"/>
-      <w:r>
-        <w:t>) con varios botones que llevarán a distintas pantallas según la funcionalidad que se quiera realizar. Entre estos botones encontramos el de completar pedidos (</w:t>
-      </w:r>
-      <w:proofErr w:type="spellStart"/>
-      <w:r>
-        <w:t>includes</w:t>
-      </w:r>
-      <w:proofErr w:type="spellEnd"/>
-      <w:r>
-        <w:t>/</w:t>
-      </w:r>
-      <w:proofErr w:type="spellStart"/>
-      <w:r>
-        <w:t>acciones_camarero</w:t>
-      </w:r>
-      <w:proofErr w:type="spellEnd"/>
-      <w:r>
-        <w:t>/</w:t>
-      </w:r>
-      <w:proofErr w:type="spellStart"/>
-      <w:r>
-        <w:t>completar_pedido.php</w:t>
-      </w:r>
-      <w:proofErr w:type="spellEnd"/>
-      <w:r>
-        <w:t>), entregar pedidos(</w:t>
-      </w:r>
-      <w:proofErr w:type="spellStart"/>
-      <w:r>
-        <w:t>includes</w:t>
-      </w:r>
-      <w:proofErr w:type="spellEnd"/>
-      <w:r>
-        <w:t>/</w:t>
-      </w:r>
-      <w:proofErr w:type="spellStart"/>
-      <w:r>
-        <w:t>acciones_camarero</w:t>
-      </w:r>
-      <w:proofErr w:type="spellEnd"/>
-      <w:r>
-        <w:t>/</w:t>
-      </w:r>
-      <w:proofErr w:type="spellStart"/>
-      <w:r>
-        <w:t>entregar_pedido.php</w:t>
-      </w:r>
-      <w:proofErr w:type="spellEnd"/>
-      <w:r>
-        <w:t>) y cobrar la cuenta de un pedido (</w:t>
-      </w:r>
-      <w:proofErr w:type="spellStart"/>
-      <w:r>
-        <w:t>includes</w:t>
-      </w:r>
-      <w:proofErr w:type="spellEnd"/>
-      <w:r>
-        <w:t>/</w:t>
-      </w:r>
-      <w:proofErr w:type="spellStart"/>
-      <w:r>
-        <w:t>acciones_camarero</w:t>
-      </w:r>
-      <w:proofErr w:type="spellEnd"/>
-      <w:r>
-        <w:t>/</w:t>
-      </w:r>
-      <w:proofErr w:type="spellStart"/>
-      <w:r>
-        <w:t>cobrar_pedido.php</w:t>
-      </w:r>
-      <w:proofErr w:type="spellEnd"/>
-      <w:r>
-        <w:t>).</w:t>
-      </w:r>
-    </w:p>
-    <w:p>
-      <w:pPr>
-        <w:ind w:left="720"/>
-      </w:pPr>
-      <w:r>
-        <w:lastRenderedPageBreak/>
-        <w:t>La pantalla principal del cocinero será muy simple. Se mostrarán todos los pedidos que debe cocinar (</w:t>
-      </w:r>
-      <w:proofErr w:type="spellStart"/>
-      <w:r>
-        <w:t>includes</w:t>
-      </w:r>
-      <w:proofErr w:type="spellEnd"/>
-      <w:r>
-        <w:t>/tables/</w:t>
-      </w:r>
-      <w:proofErr w:type="spellStart"/>
-      <w:r>
-        <w:t>tablaCocinero.php</w:t>
-      </w:r>
-      <w:proofErr w:type="spellEnd"/>
-      <w:r>
-        <w:t>).</w:t>
-      </w:r>
-    </w:p>
-    <w:p>
-      <w:pPr>
-        <w:ind w:left="720"/>
-      </w:pPr>
-      <w:r>
-        <w:t>El gerente tendrá también una pantalla principal (</w:t>
-      </w:r>
-      <w:proofErr w:type="spellStart"/>
-      <w:r>
-        <w:t>gerente.php</w:t>
-      </w:r>
-      <w:proofErr w:type="spellEnd"/>
-      <w:r>
-        <w:t>) con botones que llevarán a varias pantallas para gestionar los diferentes productos (</w:t>
-      </w:r>
-      <w:proofErr w:type="spellStart"/>
-      <w:r>
-        <w:t>includes</w:t>
-      </w:r>
-      <w:proofErr w:type="spellEnd"/>
-      <w:r>
-        <w:t>/tables/</w:t>
-      </w:r>
-      <w:proofErr w:type="spellStart"/>
-      <w:r>
-        <w:t>tablaProductos.php</w:t>
-      </w:r>
-      <w:proofErr w:type="spellEnd"/>
-      <w:r>
-        <w:t>), usuarios (</w:t>
-      </w:r>
-      <w:proofErr w:type="spellStart"/>
-      <w:r>
-        <w:t>includes</w:t>
-      </w:r>
-      <w:proofErr w:type="spellEnd"/>
-      <w:r>
-        <w:t>/tables/</w:t>
-      </w:r>
-      <w:proofErr w:type="spellStart"/>
-      <w:r>
-        <w:t>tablaUsuarios.php</w:t>
-      </w:r>
-      <w:proofErr w:type="spellEnd"/>
-      <w:r>
-        <w:t>) y categorías (</w:t>
-      </w:r>
-      <w:proofErr w:type="spellStart"/>
-      <w:r>
-        <w:t>includes</w:t>
-      </w:r>
-      <w:proofErr w:type="spellEnd"/>
-      <w:r>
-        <w:t>/tables/</w:t>
-      </w:r>
-      <w:proofErr w:type="spellStart"/>
-      <w:r>
-        <w:t>tablaCategorias.php</w:t>
-      </w:r>
-      <w:proofErr w:type="spellEnd"/>
-      <w:r>
-        <w:t xml:space="preserve">). </w:t>
-      </w:r>
-      <w:proofErr w:type="gramStart"/>
-      <w:r>
-        <w:t>Además</w:t>
-      </w:r>
-      <w:proofErr w:type="gramEnd"/>
+      <w:r>
+        <w:t>Además,</w:t>
+      </w:r>
       <w:r>
         <w:t xml:space="preserve"> podrá visualizar los pedidos que se han realizado (</w:t>
       </w:r>
-      <w:proofErr w:type="spellStart"/>
-      <w:r>
-        <w:t>includes</w:t>
-      </w:r>
-      <w:proofErr w:type="spellEnd"/>
-      <w:r>
-        <w:t>/tables/</w:t>
-      </w:r>
-      <w:proofErr w:type="spellStart"/>
-      <w:r>
-        <w:t>tablaHistorialPedidos.php</w:t>
-      </w:r>
-      <w:proofErr w:type="spellEnd"/>
+      <w:r>
+        <w:t>includes/acciones_gerente/list_ped_ger.php</w:t>
+      </w:r>
       <w:r>
         <w:t>).</w:t>
       </w:r>
@@ -1330,77 +742,25 @@
         </w:numPr>
       </w:pPr>
       <w:r>
+        <w:t>Pantalla login -&gt; includes/forms/formularioLogin.php</w:t>
+      </w:r>
+    </w:p>
+    <w:p>
+      <w:pPr>
+        <w:numPr>
+          <w:ilvl w:val="0"/>
+          <w:numId w:val="6"/>
+        </w:numPr>
+      </w:pPr>
+      <w:r>
         <w:t xml:space="preserve">Pantalla </w:t>
       </w:r>
-      <w:proofErr w:type="spellStart"/>
-      <w:r>
-        <w:t>login</w:t>
-      </w:r>
-      <w:proofErr w:type="spellEnd"/>
-      <w:r>
-        <w:t xml:space="preserve"> -&gt; </w:t>
-      </w:r>
-      <w:proofErr w:type="spellStart"/>
-      <w:r>
-        <w:t>includes</w:t>
-      </w:r>
-      <w:proofErr w:type="spellEnd"/>
-      <w:r>
-        <w:t>/</w:t>
-      </w:r>
-      <w:proofErr w:type="spellStart"/>
-      <w:r>
-        <w:t>forms</w:t>
-      </w:r>
-      <w:proofErr w:type="spellEnd"/>
-      <w:r>
-        <w:t>/</w:t>
-      </w:r>
-      <w:proofErr w:type="spellStart"/>
-      <w:r>
-        <w:t>formularioLogin.php</w:t>
-      </w:r>
-      <w:proofErr w:type="spellEnd"/>
-    </w:p>
-    <w:p>
-      <w:pPr>
-        <w:numPr>
-          <w:ilvl w:val="0"/>
-          <w:numId w:val="6"/>
-        </w:numPr>
-      </w:pPr>
-      <w:r>
-        <w:t xml:space="preserve">Pantalla </w:t>
-      </w:r>
-      <w:proofErr w:type="gramStart"/>
-      <w:r>
-        <w:t>registro  -</w:t>
-      </w:r>
-      <w:proofErr w:type="gramEnd"/>
-      <w:r>
-        <w:t xml:space="preserve">&gt; </w:t>
-      </w:r>
-      <w:proofErr w:type="spellStart"/>
-      <w:r>
-        <w:t>includes</w:t>
-      </w:r>
-      <w:proofErr w:type="spellEnd"/>
-      <w:r>
-        <w:t>/</w:t>
-      </w:r>
-      <w:proofErr w:type="spellStart"/>
-      <w:r>
-        <w:t>forms</w:t>
-      </w:r>
-      <w:proofErr w:type="spellEnd"/>
-      <w:r>
-        <w:t>/</w:t>
-      </w:r>
-      <w:proofErr w:type="spellStart"/>
-      <w:r>
-        <w:t>formularioRegistro.php</w:t>
-      </w:r>
-      <w:proofErr w:type="spellEnd"/>
+      <w:r>
+        <w:t>registro -</w:t>
+      </w:r>
+      <w:r>
+        <w:t>&gt; includes/forms/formularioRegistro.php</w:t>
+      </w:r>
     </w:p>
     <w:p>
       <w:pPr>
@@ -1421,21 +781,8 @@
         </w:numPr>
       </w:pPr>
       <w:r>
-        <w:t xml:space="preserve">Carta de productos -&gt; </w:t>
-      </w:r>
-      <w:proofErr w:type="spellStart"/>
-      <w:r>
-        <w:t>includes</w:t>
-      </w:r>
-      <w:proofErr w:type="spellEnd"/>
-      <w:r>
-        <w:t>/tables/</w:t>
-      </w:r>
-      <w:proofErr w:type="spellStart"/>
-      <w:r>
-        <w:t>tablaProductos.php</w:t>
-      </w:r>
-      <w:proofErr w:type="spellEnd"/>
+        <w:t>Carta de productos -&gt; includes/tables/tablaProductos.php</w:t>
+      </w:r>
     </w:p>
     <w:p>
       <w:pPr>
@@ -1445,27 +792,14 @@
         </w:numPr>
       </w:pPr>
       <w:r>
-        <w:t xml:space="preserve">Historial de pedidos -&gt; </w:t>
-      </w:r>
-      <w:proofErr w:type="spellStart"/>
-      <w:r>
-        <w:t>includes</w:t>
-      </w:r>
-      <w:proofErr w:type="spellEnd"/>
-      <w:r>
-        <w:t>/</w:t>
-      </w:r>
-      <w:r>
-        <w:t>tables/</w:t>
-      </w:r>
-      <w:proofErr w:type="spellStart"/>
-      <w:r>
-        <w:t>tablaPedidos</w:t>
+        <w:t>Historial de pedidos -&gt; includes/</w:t>
+      </w:r>
+      <w:r>
+        <w:t>tables/tablaPedidos</w:t>
       </w:r>
       <w:r>
         <w:t>.php</w:t>
       </w:r>
-      <w:proofErr w:type="spellEnd"/>
     </w:p>
     <w:p>
       <w:pPr>
@@ -1475,32 +809,20 @@
         </w:numPr>
       </w:pPr>
       <w:r>
-        <w:t xml:space="preserve">Editar perfil -&gt; </w:t>
-      </w:r>
-      <w:proofErr w:type="spellStart"/>
-      <w:r>
-        <w:t>includes</w:t>
-      </w:r>
-      <w:proofErr w:type="spellEnd"/>
+        <w:t>Editar perfil -&gt; includes/</w:t>
+      </w:r>
+      <w:r>
+        <w:t>forms</w:t>
+      </w:r>
       <w:r>
         <w:t>/</w:t>
       </w:r>
-      <w:proofErr w:type="spellStart"/>
-      <w:r>
-        <w:t>forms</w:t>
-      </w:r>
-      <w:proofErr w:type="spellEnd"/>
-      <w:r>
-        <w:t>/</w:t>
-      </w:r>
-      <w:proofErr w:type="spellStart"/>
       <w:r>
         <w:t>formularioActUsusrio</w:t>
       </w:r>
       <w:r>
         <w:t>.php</w:t>
       </w:r>
-      <w:proofErr w:type="spellEnd"/>
     </w:p>
     <w:p>
       <w:pPr>
@@ -1510,30 +832,20 @@
         </w:numPr>
       </w:pPr>
       <w:r>
-        <w:t xml:space="preserve">Pedidos en proceso -&gt; </w:t>
-      </w:r>
-      <w:proofErr w:type="spellStart"/>
-      <w:r>
-        <w:t>includes</w:t>
-      </w:r>
-      <w:proofErr w:type="spellEnd"/>
+        <w:t>Pedidos en proceso -&gt; includes/</w:t>
+      </w:r>
+      <w:r>
+        <w:t>tables</w:t>
+      </w:r>
       <w:r>
         <w:t>/</w:t>
       </w:r>
       <w:r>
-        <w:t>tables</w:t>
-      </w:r>
-      <w:r>
-        <w:t>/</w:t>
-      </w:r>
-      <w:proofErr w:type="spellStart"/>
-      <w:r>
         <w:t>tablaPedidos</w:t>
       </w:r>
       <w:r>
         <w:t>.php</w:t>
       </w:r>
-      <w:proofErr w:type="spellEnd"/>
     </w:p>
     <w:p>
       <w:pPr>
@@ -1543,32 +855,20 @@
         </w:numPr>
       </w:pPr>
       <w:r>
-        <w:t xml:space="preserve">Pago con tarjeta-&gt; </w:t>
-      </w:r>
-      <w:proofErr w:type="spellStart"/>
-      <w:r>
-        <w:t>includes</w:t>
-      </w:r>
-      <w:proofErr w:type="spellEnd"/>
+        <w:t>Pago con tarjeta-&gt; includes/</w:t>
+      </w:r>
+      <w:r>
+        <w:t>forms</w:t>
+      </w:r>
       <w:r>
         <w:t>/</w:t>
       </w:r>
-      <w:proofErr w:type="spellStart"/>
-      <w:r>
-        <w:t>forms</w:t>
-      </w:r>
-      <w:proofErr w:type="spellEnd"/>
-      <w:r>
-        <w:t>/</w:t>
-      </w:r>
-      <w:proofErr w:type="spellStart"/>
       <w:r>
         <w:t>formularioT</w:t>
       </w:r>
       <w:r>
         <w:t>arjeta.php</w:t>
       </w:r>
-      <w:proofErr w:type="spellEnd"/>
     </w:p>
     <w:p>
       <w:pPr>
@@ -1589,30 +889,20 @@
         </w:numPr>
       </w:pPr>
       <w:r>
-        <w:t xml:space="preserve">Cobrar pedido -&gt; </w:t>
-      </w:r>
-      <w:proofErr w:type="spellStart"/>
-      <w:r>
-        <w:t>includes</w:t>
-      </w:r>
-      <w:proofErr w:type="spellEnd"/>
+        <w:t>Cobrar pedido -&gt; includes/</w:t>
+      </w:r>
+      <w:r>
+        <w:t>tables</w:t>
+      </w:r>
       <w:r>
         <w:t>/</w:t>
       </w:r>
       <w:r>
-        <w:t>tables</w:t>
-      </w:r>
-      <w:r>
-        <w:t>/</w:t>
-      </w:r>
-      <w:proofErr w:type="spellStart"/>
-      <w:r>
         <w:t>tablaCobrarPedidos</w:t>
       </w:r>
       <w:r>
         <w:t>.php</w:t>
       </w:r>
-      <w:proofErr w:type="spellEnd"/>
     </w:p>
     <w:p>
       <w:pPr>
@@ -1622,30 +912,20 @@
         </w:numPr>
       </w:pPr>
       <w:r>
-        <w:t xml:space="preserve">Completar pedido-&gt; </w:t>
-      </w:r>
-      <w:proofErr w:type="spellStart"/>
-      <w:r>
-        <w:t>includes</w:t>
-      </w:r>
-      <w:proofErr w:type="spellEnd"/>
+        <w:t>Completar pedido-&gt; includes/</w:t>
+      </w:r>
+      <w:r>
+        <w:t>tables</w:t>
+      </w:r>
       <w:r>
         <w:t>/</w:t>
       </w:r>
       <w:r>
-        <w:t>tables</w:t>
-      </w:r>
-      <w:r>
-        <w:t>/</w:t>
-      </w:r>
-      <w:proofErr w:type="spellStart"/>
-      <w:r>
         <w:t>tablaCompletarPedidos</w:t>
       </w:r>
       <w:r>
         <w:t>.php</w:t>
       </w:r>
-      <w:proofErr w:type="spellEnd"/>
     </w:p>
     <w:p>
       <w:pPr>
@@ -1655,30 +935,20 @@
         </w:numPr>
       </w:pPr>
       <w:r>
-        <w:t xml:space="preserve">Entregar pedido-&gt; </w:t>
-      </w:r>
-      <w:proofErr w:type="spellStart"/>
-      <w:r>
-        <w:t>includes</w:t>
-      </w:r>
-      <w:proofErr w:type="spellEnd"/>
+        <w:t>Entregar pedido-&gt; includes/</w:t>
+      </w:r>
+      <w:r>
+        <w:t>tables</w:t>
+      </w:r>
       <w:r>
         <w:t>/</w:t>
       </w:r>
       <w:r>
-        <w:t>tables</w:t>
-      </w:r>
-      <w:r>
-        <w:t>/</w:t>
-      </w:r>
-      <w:proofErr w:type="spellStart"/>
-      <w:r>
         <w:t>tablaEntregarPedidos</w:t>
       </w:r>
       <w:r>
         <w:t>.php</w:t>
       </w:r>
-      <w:proofErr w:type="spellEnd"/>
     </w:p>
     <w:p>
       <w:pPr>
@@ -1699,21 +969,8 @@
         </w:numPr>
       </w:pPr>
       <w:r>
-        <w:t xml:space="preserve">Pedidos realizados -&gt; </w:t>
-      </w:r>
-      <w:proofErr w:type="spellStart"/>
-      <w:r>
-        <w:t>includes</w:t>
-      </w:r>
-      <w:proofErr w:type="spellEnd"/>
-      <w:r>
-        <w:t>/tables/</w:t>
-      </w:r>
-      <w:proofErr w:type="spellStart"/>
-      <w:r>
-        <w:t>tablaCocinero.php</w:t>
-      </w:r>
-      <w:proofErr w:type="spellEnd"/>
+        <w:t>Pedidos realizados -&gt; includes/tables/tablaCocinero.php</w:t>
+      </w:r>
     </w:p>
     <w:p>
       <w:pPr>
@@ -1734,13 +991,8 @@
         </w:numPr>
       </w:pPr>
       <w:r>
-        <w:t xml:space="preserve">Pantalla inicial -&gt; </w:t>
-      </w:r>
-      <w:proofErr w:type="spellStart"/>
-      <w:r>
-        <w:t>gerente.php</w:t>
-      </w:r>
-      <w:proofErr w:type="spellEnd"/>
+        <w:t>Pantalla inicial -&gt; gerente.php</w:t>
+      </w:r>
     </w:p>
     <w:p>
       <w:pPr>
@@ -1750,21 +1002,8 @@
         </w:numPr>
       </w:pPr>
       <w:r>
-        <w:t xml:space="preserve">Gestionar productos -&gt; </w:t>
-      </w:r>
-      <w:proofErr w:type="spellStart"/>
-      <w:r>
-        <w:t>includes</w:t>
-      </w:r>
-      <w:proofErr w:type="spellEnd"/>
-      <w:r>
-        <w:t>/tables/</w:t>
-      </w:r>
-      <w:proofErr w:type="spellStart"/>
-      <w:r>
-        <w:t>tablaProductos.php</w:t>
-      </w:r>
-      <w:proofErr w:type="spellEnd"/>
+        <w:t>Gestionar productos -&gt; includes/tables/tablaProductos.php</w:t>
+      </w:r>
     </w:p>
     <w:p>
       <w:pPr>
@@ -1774,21 +1013,8 @@
         </w:numPr>
       </w:pPr>
       <w:r>
-        <w:t xml:space="preserve">Gestionar usuarios-&gt; </w:t>
-      </w:r>
-      <w:proofErr w:type="spellStart"/>
-      <w:r>
-        <w:t>includes</w:t>
-      </w:r>
-      <w:proofErr w:type="spellEnd"/>
-      <w:r>
-        <w:t>/tables/</w:t>
-      </w:r>
-      <w:proofErr w:type="spellStart"/>
-      <w:r>
-        <w:t>tablaUsuarios.php</w:t>
-      </w:r>
-      <w:proofErr w:type="spellEnd"/>
+        <w:t>Gestionar usuarios-&gt; includes/tables/tablaUsuarios.php</w:t>
+      </w:r>
     </w:p>
     <w:p>
       <w:pPr>
@@ -1798,21 +1024,8 @@
         </w:numPr>
       </w:pPr>
       <w:r>
-        <w:t xml:space="preserve">Gestionar categorías-&gt; </w:t>
-      </w:r>
-      <w:proofErr w:type="spellStart"/>
-      <w:r>
-        <w:t>includes</w:t>
-      </w:r>
-      <w:proofErr w:type="spellEnd"/>
-      <w:r>
-        <w:t>/tables/</w:t>
-      </w:r>
-      <w:proofErr w:type="spellStart"/>
-      <w:r>
-        <w:t>tablaCategorias.php</w:t>
-      </w:r>
-      <w:proofErr w:type="spellEnd"/>
+        <w:t>Gestionar categorías-&gt; includes/tables/tablaCategorias.php</w:t>
+      </w:r>
     </w:p>
     <w:p>
       <w:pPr>
@@ -1822,29 +1035,14 @@
         </w:numPr>
       </w:pPr>
       <w:r>
-        <w:t xml:space="preserve">Visualizar pedidos-&gt; </w:t>
-      </w:r>
-      <w:proofErr w:type="spellStart"/>
-      <w:r>
-        <w:t>includes</w:t>
-      </w:r>
-      <w:proofErr w:type="spellEnd"/>
-      <w:r>
-        <w:t>/tables/</w:t>
-      </w:r>
-      <w:proofErr w:type="spellStart"/>
+        <w:t>Visualizar pedidos-&gt; includes/tables/</w:t>
+      </w:r>
       <w:r>
         <w:t>tablaPedidosGerente</w:t>
       </w:r>
       <w:r>
         <w:t>.php</w:t>
       </w:r>
-      <w:proofErr w:type="spellEnd"/>
-    </w:p>
-    <w:p>
-      <w:pPr>
-        <w:ind w:left="720"/>
-      </w:pPr>
     </w:p>
     <w:p/>
     <w:p>
@@ -1866,63 +1064,7 @@
         <w:ind w:left="720"/>
       </w:pPr>
       <w:r>
-        <w:t>En la base de datos contamos con varias tablas para dar soporte a todos los usuarios y pedidos que se realizan. Para ello hemos creado las tablas de “Usuarios”, “</w:t>
-      </w:r>
-      <w:proofErr w:type="spellStart"/>
-      <w:r>
-        <w:t>Categoria</w:t>
-      </w:r>
-      <w:proofErr w:type="spellEnd"/>
-      <w:r>
-        <w:t>”, “Producto”, “Pedido”, “</w:t>
-      </w:r>
-      <w:proofErr w:type="spellStart"/>
-      <w:r>
-        <w:t>Pedido_Producto</w:t>
-      </w:r>
-      <w:proofErr w:type="spellEnd"/>
-      <w:r>
-        <w:t>” y “</w:t>
-      </w:r>
-      <w:proofErr w:type="spellStart"/>
-      <w:r>
-        <w:t>Cocinero_Producto</w:t>
-      </w:r>
-      <w:proofErr w:type="spellEnd"/>
-      <w:r>
-        <w:t xml:space="preserve">” tal y como se puede ver en el script </w:t>
-      </w:r>
-      <w:proofErr w:type="spellStart"/>
-      <w:r>
-        <w:t>includes</w:t>
-      </w:r>
-      <w:proofErr w:type="spellEnd"/>
-      <w:r>
-        <w:t>/</w:t>
-      </w:r>
-      <w:proofErr w:type="spellStart"/>
-      <w:r>
-        <w:t>mysql</w:t>
-      </w:r>
-      <w:proofErr w:type="spellEnd"/>
-      <w:r>
-        <w:t xml:space="preserve">/02-tablas.sql y cuyos datos se encuentran en </w:t>
-      </w:r>
-      <w:proofErr w:type="spellStart"/>
-      <w:r>
-        <w:t>includes</w:t>
-      </w:r>
-      <w:proofErr w:type="spellEnd"/>
-      <w:r>
-        <w:t>/</w:t>
-      </w:r>
-      <w:proofErr w:type="spellStart"/>
-      <w:r>
-        <w:t>mysql</w:t>
-      </w:r>
-      <w:proofErr w:type="spellEnd"/>
-      <w:r>
-        <w:t>/03-datos.sql.</w:t>
+        <w:t>En la base de datos contamos con varias tablas para dar soporte a todos los usuarios y pedidos que se realizan. Para ello hemos creado las tablas de “Usuarios”, “Categoria”, “Producto”, “Pedido”, “Pedido_Producto” y “Cocinero_Producto” tal y como se puede ver en el script includes/mysql/02-tablas.sql y cuyos datos se encuentran en includes/mysql/03-datos.sql.</w:t>
       </w:r>
     </w:p>
     <w:p>
@@ -1935,37 +1077,11 @@
         <w:ind w:left="720"/>
       </w:pPr>
       <w:r>
-        <w:t>La tabla de “Usuarios” contiene el nombre de usuario (</w:t>
-      </w:r>
-      <w:proofErr w:type="spellStart"/>
-      <w:r>
-        <w:t>nombreUsuario</w:t>
-      </w:r>
-      <w:proofErr w:type="spellEnd"/>
-      <w:r>
-        <w:t>) único, nombre, apellidos, email, el hash de la contraseña (</w:t>
-      </w:r>
-      <w:proofErr w:type="spellStart"/>
-      <w:proofErr w:type="gramStart"/>
-      <w:r>
-        <w:t>password</w:t>
-      </w:r>
-      <w:proofErr w:type="spellEnd"/>
-      <w:proofErr w:type="gramEnd"/>
-      <w:r>
-        <w:t xml:space="preserve">), el rol del usuario que </w:t>
+        <w:t xml:space="preserve">La tabla de “Usuarios” contiene el nombre de usuario (nombreUsuario) único, nombre, apellidos, email, el hash de la contraseña (password), el rol del usuario que </w:t>
       </w:r>
       <w:r>
         <w:lastRenderedPageBreak/>
-        <w:t xml:space="preserve">es un </w:t>
-      </w:r>
-      <w:proofErr w:type="spellStart"/>
-      <w:r>
-        <w:t>enum</w:t>
-      </w:r>
-      <w:proofErr w:type="spellEnd"/>
-      <w:r>
-        <w:t xml:space="preserve"> que puede tener los siguientes valores: 'Cliente', 'Camarero', 'Cocinero' y 'Gerente', y una imagen (avatar).</w:t>
+        <w:t>es un enum que puede tener los siguientes valores: 'Cliente', 'Camarero', 'Cocinero' y 'Gerente', y una imagen (avatar).</w:t>
       </w:r>
     </w:p>
     <w:p>
@@ -1983,27 +1099,9 @@
           <w:numId w:val="3"/>
         </w:numPr>
       </w:pPr>
-      <w:proofErr w:type="spellStart"/>
-      <w:r>
-        <w:t>includes</w:t>
-      </w:r>
-      <w:proofErr w:type="spellEnd"/>
-      <w:r>
-        <w:t>/</w:t>
-      </w:r>
-      <w:proofErr w:type="spellStart"/>
-      <w:r>
-        <w:t>forms</w:t>
-      </w:r>
-      <w:proofErr w:type="spellEnd"/>
-      <w:r>
-        <w:t>/</w:t>
-      </w:r>
-      <w:proofErr w:type="spellStart"/>
-      <w:r>
-        <w:t>formularioActUsuario.php</w:t>
-      </w:r>
-      <w:proofErr w:type="spellEnd"/>
+      <w:r>
+        <w:t>includes/forms/formularioActUsuario.php</w:t>
+      </w:r>
     </w:p>
     <w:p>
       <w:pPr>
@@ -2012,27 +1110,9 @@
           <w:numId w:val="3"/>
         </w:numPr>
       </w:pPr>
-      <w:proofErr w:type="spellStart"/>
-      <w:r>
-        <w:t>includes</w:t>
-      </w:r>
-      <w:proofErr w:type="spellEnd"/>
-      <w:r>
-        <w:t>/</w:t>
-      </w:r>
-      <w:proofErr w:type="spellStart"/>
-      <w:r>
-        <w:t>forms</w:t>
-      </w:r>
-      <w:proofErr w:type="spellEnd"/>
-      <w:r>
-        <w:t>/</w:t>
-      </w:r>
-      <w:proofErr w:type="spellStart"/>
-      <w:r>
-        <w:t>formularioLogin.php</w:t>
-      </w:r>
-      <w:proofErr w:type="spellEnd"/>
+      <w:r>
+        <w:t>includes/forms/formularioLogin.php</w:t>
+      </w:r>
     </w:p>
     <w:p>
       <w:pPr>
@@ -2041,27 +1121,9 @@
           <w:numId w:val="3"/>
         </w:numPr>
       </w:pPr>
-      <w:proofErr w:type="spellStart"/>
-      <w:r>
-        <w:t>includes</w:t>
-      </w:r>
-      <w:proofErr w:type="spellEnd"/>
-      <w:r>
-        <w:t>/</w:t>
-      </w:r>
-      <w:proofErr w:type="spellStart"/>
-      <w:r>
-        <w:t>forms</w:t>
-      </w:r>
-      <w:proofErr w:type="spellEnd"/>
-      <w:r>
-        <w:t>/</w:t>
-      </w:r>
-      <w:proofErr w:type="spellStart"/>
-      <w:r>
-        <w:t>formularioRegistro.php</w:t>
-      </w:r>
-      <w:proofErr w:type="spellEnd"/>
+      <w:r>
+        <w:t>includes/forms/formularioRegistro.php</w:t>
+      </w:r>
     </w:p>
     <w:p>
       <w:pPr>
@@ -2070,19 +1132,9 @@
           <w:numId w:val="3"/>
         </w:numPr>
       </w:pPr>
-      <w:proofErr w:type="spellStart"/>
-      <w:r>
-        <w:t>includes</w:t>
-      </w:r>
-      <w:proofErr w:type="spellEnd"/>
-      <w:r>
-        <w:t>/tables/</w:t>
-      </w:r>
-      <w:proofErr w:type="spellStart"/>
-      <w:r>
-        <w:t>tablaUsuarios.php</w:t>
-      </w:r>
-      <w:proofErr w:type="spellEnd"/>
+      <w:r>
+        <w:t>includes/tables/tablaUsuarios.php</w:t>
+      </w:r>
     </w:p>
     <w:p>
       <w:pPr>
@@ -2091,27 +1143,9 @@
           <w:numId w:val="3"/>
         </w:numPr>
       </w:pPr>
-      <w:proofErr w:type="spellStart"/>
-      <w:r>
-        <w:t>includes</w:t>
-      </w:r>
-      <w:proofErr w:type="spellEnd"/>
-      <w:r>
-        <w:t>/</w:t>
-      </w:r>
-      <w:proofErr w:type="spellStart"/>
-      <w:r>
-        <w:t>users</w:t>
-      </w:r>
-      <w:proofErr w:type="spellEnd"/>
-      <w:r>
-        <w:t>/</w:t>
-      </w:r>
-      <w:proofErr w:type="spellStart"/>
-      <w:r>
-        <w:t>actualizar_usuario.php</w:t>
-      </w:r>
-      <w:proofErr w:type="spellEnd"/>
+      <w:r>
+        <w:t>includes/users/actualizar_usuario.php</w:t>
+      </w:r>
     </w:p>
     <w:p>
       <w:pPr>
@@ -2120,27 +1154,9 @@
           <w:numId w:val="3"/>
         </w:numPr>
       </w:pPr>
-      <w:proofErr w:type="spellStart"/>
-      <w:r>
-        <w:t>includes</w:t>
-      </w:r>
-      <w:proofErr w:type="spellEnd"/>
-      <w:r>
-        <w:t>/</w:t>
-      </w:r>
-      <w:proofErr w:type="spellStart"/>
-      <w:r>
-        <w:t>users</w:t>
-      </w:r>
-      <w:proofErr w:type="spellEnd"/>
-      <w:r>
-        <w:t>/</w:t>
-      </w:r>
-      <w:proofErr w:type="spellStart"/>
-      <w:r>
-        <w:t>borrar_usuario.php</w:t>
-      </w:r>
-      <w:proofErr w:type="spellEnd"/>
+      <w:r>
+        <w:t>includes/users/borrar_usuario.php</w:t>
+      </w:r>
     </w:p>
     <w:p>
       <w:pPr>
@@ -2149,27 +1165,9 @@
           <w:numId w:val="3"/>
         </w:numPr>
       </w:pPr>
-      <w:proofErr w:type="spellStart"/>
-      <w:r>
-        <w:t>includes</w:t>
-      </w:r>
-      <w:proofErr w:type="spellEnd"/>
-      <w:r>
-        <w:t>/</w:t>
-      </w:r>
-      <w:proofErr w:type="spellStart"/>
-      <w:r>
-        <w:t>users</w:t>
-      </w:r>
-      <w:proofErr w:type="spellEnd"/>
-      <w:r>
-        <w:t>/</w:t>
-      </w:r>
-      <w:proofErr w:type="spellStart"/>
-      <w:r>
-        <w:t>listar_usuario.php</w:t>
-      </w:r>
-      <w:proofErr w:type="spellEnd"/>
+      <w:r>
+        <w:t>includes/users/listar_usuario.php</w:t>
+      </w:r>
     </w:p>
     <w:p>
       <w:pPr>
@@ -2178,27 +1176,9 @@
           <w:numId w:val="3"/>
         </w:numPr>
       </w:pPr>
-      <w:proofErr w:type="spellStart"/>
-      <w:r>
-        <w:t>includes</w:t>
-      </w:r>
-      <w:proofErr w:type="spellEnd"/>
-      <w:r>
-        <w:t>/</w:t>
-      </w:r>
-      <w:proofErr w:type="spellStart"/>
-      <w:r>
-        <w:t>users</w:t>
-      </w:r>
-      <w:proofErr w:type="spellEnd"/>
-      <w:r>
-        <w:t>/</w:t>
-      </w:r>
-      <w:proofErr w:type="spellStart"/>
-      <w:r>
-        <w:t>Usuario.php</w:t>
-      </w:r>
-      <w:proofErr w:type="spellEnd"/>
+      <w:r>
+        <w:t>includes/users/Usuario.php</w:t>
+      </w:r>
     </w:p>
     <w:p>
       <w:pPr>
@@ -2207,11 +1187,9 @@
           <w:numId w:val="3"/>
         </w:numPr>
       </w:pPr>
-      <w:proofErr w:type="spellStart"/>
       <w:r>
         <w:t>miCuenta.php</w:t>
       </w:r>
-      <w:proofErr w:type="spellEnd"/>
     </w:p>
     <w:p/>
     <w:p/>
@@ -2220,23 +1198,7 @@
         <w:ind w:left="720"/>
       </w:pPr>
       <w:r>
-        <w:t>La tabla de “Pedido” tiene la fecha y la hora del pedido (</w:t>
-      </w:r>
-      <w:proofErr w:type="spellStart"/>
-      <w:r>
-        <w:t>fecha_hora</w:t>
-      </w:r>
-      <w:proofErr w:type="spellEnd"/>
-      <w:r>
-        <w:t>), el número del pedido (</w:t>
-      </w:r>
-      <w:proofErr w:type="spellStart"/>
-      <w:r>
-        <w:t>num_pedido</w:t>
-      </w:r>
-      <w:proofErr w:type="spellEnd"/>
-      <w:r>
-        <w:t>), tipo, el precio total (total), estado, y los nombres del cliente que lo ha realizado (cliente), el camarero que lo entrega (camarero) y el cocinero que lo cocina (cocinero).</w:t>
+        <w:t>La tabla de “Pedido” tiene la fecha y la hora del pedido (fecha_hora), el número del pedido (num_pedido), tipo, el precio total (total), estado, y los nombres del cliente que lo ha realizado (cliente), el camarero que lo entrega (camarero) y el cocinero que lo cocina (cocinero).</w:t>
       </w:r>
     </w:p>
     <w:p>
@@ -2254,27 +1216,9 @@
           <w:numId w:val="5"/>
         </w:numPr>
       </w:pPr>
-      <w:proofErr w:type="spellStart"/>
-      <w:r>
-        <w:t>includes</w:t>
-      </w:r>
-      <w:proofErr w:type="spellEnd"/>
-      <w:r>
-        <w:t>/</w:t>
-      </w:r>
-      <w:proofErr w:type="spellStart"/>
-      <w:r>
-        <w:t>acciones_camarero</w:t>
-      </w:r>
-      <w:proofErr w:type="spellEnd"/>
-      <w:r>
-        <w:t>/</w:t>
-      </w:r>
-      <w:proofErr w:type="spellStart"/>
-      <w:r>
-        <w:t>cobrar_pedido.php</w:t>
-      </w:r>
-      <w:proofErr w:type="spellEnd"/>
+      <w:r>
+        <w:t>includes/acciones_camarero/cobrar_pedido.php</w:t>
+      </w:r>
     </w:p>
     <w:p>
       <w:pPr>
@@ -2283,27 +1227,9 @@
           <w:numId w:val="5"/>
         </w:numPr>
       </w:pPr>
-      <w:proofErr w:type="spellStart"/>
-      <w:r>
-        <w:t>includes</w:t>
-      </w:r>
-      <w:proofErr w:type="spellEnd"/>
-      <w:r>
-        <w:t>/</w:t>
-      </w:r>
-      <w:proofErr w:type="spellStart"/>
-      <w:r>
-        <w:t>acciones_camarero</w:t>
-      </w:r>
-      <w:proofErr w:type="spellEnd"/>
-      <w:r>
-        <w:t>/</w:t>
-      </w:r>
-      <w:proofErr w:type="spellStart"/>
-      <w:r>
-        <w:t>completar_pedido.php</w:t>
-      </w:r>
-      <w:proofErr w:type="spellEnd"/>
+      <w:r>
+        <w:t>includes/acciones_camarero/completar_pedido.php</w:t>
+      </w:r>
     </w:p>
     <w:p>
       <w:pPr>
@@ -2312,27 +1238,9 @@
           <w:numId w:val="5"/>
         </w:numPr>
       </w:pPr>
-      <w:proofErr w:type="spellStart"/>
-      <w:r>
-        <w:t>includes</w:t>
-      </w:r>
-      <w:proofErr w:type="spellEnd"/>
-      <w:r>
-        <w:t>/</w:t>
-      </w:r>
-      <w:proofErr w:type="spellStart"/>
-      <w:r>
-        <w:t>acciones_camarero</w:t>
-      </w:r>
-      <w:proofErr w:type="spellEnd"/>
-      <w:r>
-        <w:t>/</w:t>
-      </w:r>
-      <w:proofErr w:type="spellStart"/>
-      <w:r>
-        <w:t>entregar_pedido.php</w:t>
-      </w:r>
-      <w:proofErr w:type="spellEnd"/>
+      <w:r>
+        <w:t>includes/acciones_camarero/entregar_pedido.php</w:t>
+      </w:r>
     </w:p>
     <w:p>
       <w:pPr>
@@ -2341,19 +1249,9 @@
           <w:numId w:val="5"/>
         </w:numPr>
       </w:pPr>
-      <w:proofErr w:type="spellStart"/>
-      <w:r>
-        <w:t>includes</w:t>
-      </w:r>
-      <w:proofErr w:type="spellEnd"/>
-      <w:r>
-        <w:t>/pedidos/</w:t>
-      </w:r>
-      <w:proofErr w:type="spellStart"/>
-      <w:r>
-        <w:t>actualizar_pedido.php</w:t>
-      </w:r>
-      <w:proofErr w:type="spellEnd"/>
+      <w:r>
+        <w:t>includes/pedidos/actualizar_pedido.php</w:t>
+      </w:r>
     </w:p>
     <w:p>
       <w:pPr>
@@ -2362,19 +1260,9 @@
           <w:numId w:val="5"/>
         </w:numPr>
       </w:pPr>
-      <w:proofErr w:type="spellStart"/>
-      <w:r>
-        <w:t>includes</w:t>
-      </w:r>
-      <w:proofErr w:type="spellEnd"/>
-      <w:r>
-        <w:t>/pedidos/</w:t>
-      </w:r>
-      <w:proofErr w:type="spellStart"/>
-      <w:r>
-        <w:t>crear_pedido.php</w:t>
-      </w:r>
-      <w:proofErr w:type="spellEnd"/>
+      <w:r>
+        <w:t>includes/pedidos/crear_pedido.php</w:t>
+      </w:r>
     </w:p>
     <w:p>
       <w:pPr>
@@ -2383,19 +1271,9 @@
           <w:numId w:val="5"/>
         </w:numPr>
       </w:pPr>
-      <w:proofErr w:type="spellStart"/>
-      <w:r>
-        <w:t>includes</w:t>
-      </w:r>
-      <w:proofErr w:type="spellEnd"/>
-      <w:r>
-        <w:t>/pedidos/</w:t>
-      </w:r>
-      <w:proofErr w:type="spellStart"/>
-      <w:r>
-        <w:t>eliminar_pedido.php</w:t>
-      </w:r>
-      <w:proofErr w:type="spellEnd"/>
+      <w:r>
+        <w:t>includes/pedidos/eliminar_pedido.php</w:t>
+      </w:r>
     </w:p>
     <w:p>
       <w:pPr>
@@ -2404,19 +1282,9 @@
           <w:numId w:val="5"/>
         </w:numPr>
       </w:pPr>
-      <w:proofErr w:type="spellStart"/>
-      <w:r>
-        <w:t>includes</w:t>
-      </w:r>
-      <w:proofErr w:type="spellEnd"/>
-      <w:r>
-        <w:t>/pedidos/</w:t>
-      </w:r>
-      <w:proofErr w:type="spellStart"/>
-      <w:r>
-        <w:t>listar_pedido.php</w:t>
-      </w:r>
-      <w:proofErr w:type="spellEnd"/>
+      <w:r>
+        <w:t>includes/pedidos/listar_pedido.php</w:t>
+      </w:r>
     </w:p>
     <w:p>
       <w:pPr>
@@ -2425,19 +1293,9 @@
           <w:numId w:val="5"/>
         </w:numPr>
       </w:pPr>
-      <w:proofErr w:type="spellStart"/>
-      <w:r>
-        <w:t>includes</w:t>
-      </w:r>
-      <w:proofErr w:type="spellEnd"/>
-      <w:r>
-        <w:t>/pedidos/</w:t>
-      </w:r>
-      <w:proofErr w:type="spellStart"/>
-      <w:r>
-        <w:t>Pedido.php</w:t>
-      </w:r>
-      <w:proofErr w:type="spellEnd"/>
+      <w:r>
+        <w:t>includes/pedidos/Pedido.php</w:t>
+      </w:r>
     </w:p>
     <w:p>
       <w:pPr>
@@ -2446,19 +1304,9 @@
           <w:numId w:val="5"/>
         </w:numPr>
       </w:pPr>
-      <w:proofErr w:type="spellStart"/>
-      <w:r>
-        <w:t>includes</w:t>
-      </w:r>
-      <w:proofErr w:type="spellEnd"/>
-      <w:r>
-        <w:t>/perfil/</w:t>
-      </w:r>
-      <w:proofErr w:type="spellStart"/>
-      <w:r>
-        <w:t>historialPedidos.php</w:t>
-      </w:r>
-      <w:proofErr w:type="spellEnd"/>
+      <w:r>
+        <w:t>includes/perfil/historialPedidos.php</w:t>
+      </w:r>
     </w:p>
     <w:p>
       <w:pPr>
@@ -2467,19 +1315,9 @@
           <w:numId w:val="5"/>
         </w:numPr>
       </w:pPr>
-      <w:proofErr w:type="spellStart"/>
-      <w:r>
-        <w:t>includes</w:t>
-      </w:r>
-      <w:proofErr w:type="spellEnd"/>
-      <w:r>
-        <w:t>/perfil/</w:t>
-      </w:r>
-      <w:proofErr w:type="spellStart"/>
-      <w:r>
-        <w:t>pedidosEnProceso.php</w:t>
-      </w:r>
-      <w:proofErr w:type="spellEnd"/>
+      <w:r>
+        <w:t>includes/perfil/pedidosEnProceso.php</w:t>
+      </w:r>
     </w:p>
     <w:p>
       <w:pPr>
@@ -2496,47 +1334,7 @@
         <w:ind w:left="720"/>
       </w:pPr>
       <w:r>
-        <w:t xml:space="preserve">La tabla de “Producto” contiene el nombre, precio, disponibilidad, </w:t>
-      </w:r>
-      <w:proofErr w:type="spellStart"/>
-      <w:r>
-        <w:t>iva</w:t>
-      </w:r>
-      <w:proofErr w:type="spellEnd"/>
-      <w:r>
-        <w:t>, si está ofertado o no (ofertado), una breve descripción (</w:t>
-      </w:r>
-      <w:proofErr w:type="spellStart"/>
-      <w:r>
-        <w:t>descripcion</w:t>
-      </w:r>
-      <w:proofErr w:type="spellEnd"/>
-      <w:r>
-        <w:t xml:space="preserve">), una imagen, si es </w:t>
-      </w:r>
-      <w:proofErr w:type="spellStart"/>
-      <w:r>
-        <w:t>cocinable</w:t>
-      </w:r>
-      <w:proofErr w:type="spellEnd"/>
-      <w:r>
-        <w:t xml:space="preserve"> o no (</w:t>
-      </w:r>
-      <w:proofErr w:type="spellStart"/>
-      <w:r>
-        <w:t>cocinable</w:t>
-      </w:r>
-      <w:proofErr w:type="spellEnd"/>
-      <w:r>
-        <w:t>), y la categoría a la que pertenece (</w:t>
-      </w:r>
-      <w:proofErr w:type="spellStart"/>
-      <w:r>
-        <w:t>categoria</w:t>
-      </w:r>
-      <w:proofErr w:type="spellEnd"/>
-      <w:r>
-        <w:t>).</w:t>
+        <w:t>La tabla de “Producto” contiene el nombre, precio, disponibilidad, iva, si está ofertado o no (ofertado), una breve descripción (descripcion), una imagen, si es cocinable o no (cocinable), y la categoría a la que pertenece (categoria).</w:t>
       </w:r>
     </w:p>
     <w:p>
@@ -2554,27 +1352,9 @@
           <w:numId w:val="1"/>
         </w:numPr>
       </w:pPr>
-      <w:proofErr w:type="spellStart"/>
-      <w:r>
-        <w:t>includes</w:t>
-      </w:r>
-      <w:proofErr w:type="spellEnd"/>
-      <w:r>
-        <w:t>/</w:t>
-      </w:r>
-      <w:proofErr w:type="spellStart"/>
-      <w:r>
-        <w:t>forms</w:t>
-      </w:r>
-      <w:proofErr w:type="spellEnd"/>
-      <w:r>
-        <w:t>/</w:t>
-      </w:r>
-      <w:proofErr w:type="spellStart"/>
-      <w:r>
-        <w:t>formularioActProducto.php</w:t>
-      </w:r>
-      <w:proofErr w:type="spellEnd"/>
+      <w:r>
+        <w:t>includes/forms/formularioActProducto.php</w:t>
+      </w:r>
     </w:p>
     <w:p>
       <w:pPr>
@@ -2583,27 +1363,9 @@
           <w:numId w:val="1"/>
         </w:numPr>
       </w:pPr>
-      <w:proofErr w:type="spellStart"/>
-      <w:r>
-        <w:t>includes</w:t>
-      </w:r>
-      <w:proofErr w:type="spellEnd"/>
-      <w:r>
-        <w:t>/</w:t>
-      </w:r>
-      <w:proofErr w:type="spellStart"/>
-      <w:r>
-        <w:t>forms</w:t>
-      </w:r>
-      <w:proofErr w:type="spellEnd"/>
-      <w:r>
-        <w:t>/</w:t>
-      </w:r>
-      <w:proofErr w:type="spellStart"/>
-      <w:r>
-        <w:t>formularioCrearProducto.php</w:t>
-      </w:r>
-      <w:proofErr w:type="spellEnd"/>
+      <w:r>
+        <w:t>includes/forms/formularioCrearProducto.php</w:t>
+      </w:r>
     </w:p>
     <w:p>
       <w:pPr>
@@ -2612,19 +1374,9 @@
           <w:numId w:val="1"/>
         </w:numPr>
       </w:pPr>
-      <w:proofErr w:type="spellStart"/>
-      <w:r>
-        <w:t>includes</w:t>
-      </w:r>
-      <w:proofErr w:type="spellEnd"/>
-      <w:r>
-        <w:t>/productos/</w:t>
-      </w:r>
-      <w:proofErr w:type="spellStart"/>
-      <w:r>
-        <w:t>actualizar_producto.php</w:t>
-      </w:r>
-      <w:proofErr w:type="spellEnd"/>
+      <w:r>
+        <w:t>includes/productos/actualizar_producto.php</w:t>
+      </w:r>
     </w:p>
     <w:p>
       <w:pPr>
@@ -2633,19 +1385,9 @@
           <w:numId w:val="1"/>
         </w:numPr>
       </w:pPr>
-      <w:proofErr w:type="spellStart"/>
-      <w:r>
-        <w:t>includes</w:t>
-      </w:r>
-      <w:proofErr w:type="spellEnd"/>
-      <w:r>
-        <w:t>/productos/</w:t>
-      </w:r>
-      <w:proofErr w:type="spellStart"/>
-      <w:r>
-        <w:t>borrar_producto.php</w:t>
-      </w:r>
-      <w:proofErr w:type="spellEnd"/>
+      <w:r>
+        <w:t>includes/productos/borrar_producto.php</w:t>
+      </w:r>
     </w:p>
     <w:p>
       <w:pPr>
@@ -2654,19 +1396,9 @@
           <w:numId w:val="1"/>
         </w:numPr>
       </w:pPr>
-      <w:proofErr w:type="spellStart"/>
-      <w:r>
-        <w:t>includes</w:t>
-      </w:r>
-      <w:proofErr w:type="spellEnd"/>
-      <w:r>
-        <w:t>/productos/</w:t>
-      </w:r>
-      <w:proofErr w:type="spellStart"/>
-      <w:r>
-        <w:t>crear_producto.php</w:t>
-      </w:r>
-      <w:proofErr w:type="spellEnd"/>
+      <w:r>
+        <w:t>includes/productos/crear_producto.php</w:t>
+      </w:r>
     </w:p>
     <w:p>
       <w:pPr>
@@ -2675,19 +1407,9 @@
           <w:numId w:val="1"/>
         </w:numPr>
       </w:pPr>
-      <w:proofErr w:type="spellStart"/>
-      <w:r>
-        <w:t>includes</w:t>
-      </w:r>
-      <w:proofErr w:type="spellEnd"/>
-      <w:r>
-        <w:t>/productos/</w:t>
-      </w:r>
-      <w:proofErr w:type="spellStart"/>
-      <w:r>
-        <w:t>listar_productos.php</w:t>
-      </w:r>
-      <w:proofErr w:type="spellEnd"/>
+      <w:r>
+        <w:t>includes/productos/listar_productos.php</w:t>
+      </w:r>
     </w:p>
     <w:p>
       <w:pPr>
@@ -2696,19 +1418,9 @@
           <w:numId w:val="1"/>
         </w:numPr>
       </w:pPr>
-      <w:proofErr w:type="spellStart"/>
-      <w:r>
-        <w:t>includes</w:t>
-      </w:r>
-      <w:proofErr w:type="spellEnd"/>
-      <w:r>
-        <w:t>/productos/</w:t>
-      </w:r>
-      <w:proofErr w:type="spellStart"/>
-      <w:r>
-        <w:t>Producto.php</w:t>
-      </w:r>
-      <w:proofErr w:type="spellEnd"/>
+      <w:r>
+        <w:t>includes/productos/Producto.php</w:t>
+      </w:r>
     </w:p>
     <w:p>
       <w:pPr>
@@ -2725,15 +1437,7 @@
         <w:ind w:left="720"/>
       </w:pPr>
       <w:r>
-        <w:t>La tabla de “</w:t>
-      </w:r>
-      <w:proofErr w:type="spellStart"/>
-      <w:r>
-        <w:t>Pedido_Producto</w:t>
-      </w:r>
-      <w:proofErr w:type="spellEnd"/>
-      <w:r>
-        <w:t>” contiene la fecha y la hora y el número de pedido asociado al pedido y el nombre del producto, así como si está preparado y la cantidad de productos en el pedido.</w:t>
+        <w:t>La tabla de “Pedido_Producto” contiene la fecha y la hora y el número de pedido asociado al pedido y el nombre del producto, así como si está preparado y la cantidad de productos en el pedido.</w:t>
       </w:r>
     </w:p>
     <w:p>
@@ -2747,15 +1451,7 @@
       </w:pPr>
       <w:r>
         <w:lastRenderedPageBreak/>
-        <w:t>La tabla de “</w:t>
-      </w:r>
-      <w:proofErr w:type="spellStart"/>
-      <w:r>
-        <w:t>Cocinero_Producto</w:t>
-      </w:r>
-      <w:proofErr w:type="spellEnd"/>
-      <w:r>
-        <w:t>” guarda el nombre de usuario del cocinero y el nombre del producto.</w:t>
+        <w:t>La tabla de “Cocinero_Producto” guarda el nombre de usuario del cocinero y el nombre del producto.</w:t>
       </w:r>
     </w:p>
     <w:p>
@@ -2799,13 +1495,8 @@
         <w:t xml:space="preserve">URL del VPS: </w:t>
       </w:r>
       <w:r>
-        <w:t>202526-jabrav01/</w:t>
-      </w:r>
-      <w:proofErr w:type="spellStart"/>
-      <w:r>
-        <w:t>aw-sw</w:t>
-      </w:r>
-      <w:proofErr w:type="spellEnd"/>
+        <w:t>202526-jabrav01/aw-sw</w:t>
+      </w:r>
     </w:p>
     <w:p>
       <w:pPr>
@@ -3545,6 +2236,119 @@
     </w:lvl>
   </w:abstractNum>
   <w:abstractNum w:abstractNumId="5" w15:restartNumberingAfterBreak="0">
+    <w:nsid w:val="6E033223"/>
+    <w:multiLevelType w:val="multilevel"/>
+    <w:tmpl w:val="0762890E"/>
+    <w:lvl w:ilvl="0">
+      <w:start w:val="1"/>
+      <w:numFmt w:val="decimal"/>
+      <w:lvlText w:val="%1."/>
+      <w:lvlJc w:val="left"/>
+      <w:pPr>
+        <w:ind w:left="1440" w:hanging="360"/>
+      </w:pPr>
+      <w:rPr>
+        <w:u w:val="none"/>
+      </w:rPr>
+    </w:lvl>
+    <w:lvl w:ilvl="1">
+      <w:start w:val="1"/>
+      <w:numFmt w:val="lowerLetter"/>
+      <w:lvlText w:val="%2."/>
+      <w:lvlJc w:val="left"/>
+      <w:pPr>
+        <w:ind w:left="2160" w:hanging="360"/>
+      </w:pPr>
+      <w:rPr>
+        <w:u w:val="none"/>
+      </w:rPr>
+    </w:lvl>
+    <w:lvl w:ilvl="2">
+      <w:start w:val="1"/>
+      <w:numFmt w:val="lowerRoman"/>
+      <w:lvlText w:val="%3."/>
+      <w:lvlJc w:val="right"/>
+      <w:pPr>
+        <w:ind w:left="2880" w:hanging="360"/>
+      </w:pPr>
+      <w:rPr>
+        <w:u w:val="none"/>
+      </w:rPr>
+    </w:lvl>
+    <w:lvl w:ilvl="3">
+      <w:start w:val="1"/>
+      <w:numFmt w:val="decimal"/>
+      <w:lvlText w:val="%4."/>
+      <w:lvlJc w:val="left"/>
+      <w:pPr>
+        <w:ind w:left="3600" w:hanging="360"/>
+      </w:pPr>
+      <w:rPr>
+        <w:u w:val="none"/>
+      </w:rPr>
+    </w:lvl>
+    <w:lvl w:ilvl="4">
+      <w:start w:val="1"/>
+      <w:numFmt w:val="lowerLetter"/>
+      <w:lvlText w:val="%5."/>
+      <w:lvlJc w:val="left"/>
+      <w:pPr>
+        <w:ind w:left="4320" w:hanging="360"/>
+      </w:pPr>
+      <w:rPr>
+        <w:u w:val="none"/>
+      </w:rPr>
+    </w:lvl>
+    <w:lvl w:ilvl="5">
+      <w:start w:val="1"/>
+      <w:numFmt w:val="lowerRoman"/>
+      <w:lvlText w:val="%6."/>
+      <w:lvlJc w:val="right"/>
+      <w:pPr>
+        <w:ind w:left="5040" w:hanging="360"/>
+      </w:pPr>
+      <w:rPr>
+        <w:u w:val="none"/>
+      </w:rPr>
+    </w:lvl>
+    <w:lvl w:ilvl="6">
+      <w:start w:val="1"/>
+      <w:numFmt w:val="decimal"/>
+      <w:lvlText w:val="%7."/>
+      <w:lvlJc w:val="left"/>
+      <w:pPr>
+        <w:ind w:left="5760" w:hanging="360"/>
+      </w:pPr>
+      <w:rPr>
+        <w:u w:val="none"/>
+      </w:rPr>
+    </w:lvl>
+    <w:lvl w:ilvl="7">
+      <w:start w:val="1"/>
+      <w:numFmt w:val="lowerLetter"/>
+      <w:lvlText w:val="%8."/>
+      <w:lvlJc w:val="left"/>
+      <w:pPr>
+        <w:ind w:left="6480" w:hanging="360"/>
+      </w:pPr>
+      <w:rPr>
+        <w:u w:val="none"/>
+      </w:rPr>
+    </w:lvl>
+    <w:lvl w:ilvl="8">
+      <w:start w:val="1"/>
+      <w:numFmt w:val="lowerRoman"/>
+      <w:lvlText w:val="%9."/>
+      <w:lvlJc w:val="right"/>
+      <w:pPr>
+        <w:ind w:left="7200" w:hanging="360"/>
+      </w:pPr>
+      <w:rPr>
+        <w:u w:val="none"/>
+      </w:rPr>
+    </w:lvl>
+  </w:abstractNum>
+  <w:abstractNum w:abstractNumId="6" w15:restartNumberingAfterBreak="0">
     <w:nsid w:val="713B329A"/>
     <w:multiLevelType w:val="multilevel"/>
     <w:tmpl w:val="0762890E"/>
@@ -3661,7 +2465,7 @@
     <w:abstractNumId w:val="1"/>
   </w:num>
   <w:num w:numId="2" w16cid:durableId="1389500596">
-    <w:abstractNumId w:val="5"/>
+    <w:abstractNumId w:val="6"/>
   </w:num>
   <w:num w:numId="3" w16cid:durableId="515538199">
     <w:abstractNumId w:val="2"/>
@@ -3674,6 +2478,9 @@
   </w:num>
   <w:num w:numId="6" w16cid:durableId="1754086332">
     <w:abstractNumId w:val="3"/>
+  </w:num>
+  <w:num w:numId="7" w16cid:durableId="426848032">
+    <w:abstractNumId w:val="5"/>
   </w:num>
 </w:numbering>
 </file>

--- a/memoria_p2_g4.docx
+++ b/memoria_p2_g4.docx
@@ -742,6 +742,40 @@
         </w:numPr>
       </w:pPr>
       <w:r>
+        <w:t>Para los formularios</w:t>
+      </w:r>
+      <w:r>
+        <w:t xml:space="preserve"> -&gt; includes/forms/</w:t>
+      </w:r>
+      <w:r>
+        <w:t>f</w:t>
+      </w:r>
+      <w:r>
+        <w:t>ormulario.php</w:t>
+      </w:r>
+      <w:r>
+        <w:t xml:space="preserve"> </w:t>
+      </w:r>
+    </w:p>
+    <w:p>
+      <w:pPr>
+        <w:numPr>
+          <w:ilvl w:val="0"/>
+          <w:numId w:val="6"/>
+        </w:numPr>
+      </w:pPr>
+      <w:r>
+        <w:t>Para las tablas -&gt; includes/tables/tabla.php</w:t>
+      </w:r>
+    </w:p>
+    <w:p>
+      <w:pPr>
+        <w:numPr>
+          <w:ilvl w:val="0"/>
+          <w:numId w:val="6"/>
+        </w:numPr>
+      </w:pPr>
+      <w:r>
         <w:t>Pantalla login -&gt; includes/forms/formularioLogin.php</w:t>
       </w:r>
     </w:p>
@@ -1077,11 +1111,8 @@
         <w:ind w:left="720"/>
       </w:pPr>
       <w:r>
-        <w:t xml:space="preserve">La tabla de “Usuarios” contiene el nombre de usuario (nombreUsuario) único, nombre, apellidos, email, el hash de la contraseña (password), el rol del usuario que </w:t>
-      </w:r>
-      <w:r>
         <w:lastRenderedPageBreak/>
-        <w:t>es un enum que puede tener los siguientes valores: 'Cliente', 'Camarero', 'Cocinero' y 'Gerente', y una imagen (avatar).</w:t>
+        <w:t>La tabla de “Usuarios” contiene el nombre de usuario (nombreUsuario) único, nombre, apellidos, email, el hash de la contraseña (password), el rol del usuario que es un enum que puede tener los siguientes valores: 'Cliente', 'Camarero', 'Cocinero' y 'Gerente', y una imagen (avatar).</w:t>
       </w:r>
     </w:p>
     <w:p>
@@ -1437,6 +1468,7 @@
         <w:ind w:left="720"/>
       </w:pPr>
       <w:r>
+        <w:lastRenderedPageBreak/>
         <w:t>La tabla de “Pedido_Producto” contiene la fecha y la hora y el número de pedido asociado al pedido y el nombre del producto, así como si está preparado y la cantidad de productos en el pedido.</w:t>
       </w:r>
     </w:p>
@@ -1450,7 +1482,6 @@
         <w:ind w:left="720"/>
       </w:pPr>
       <w:r>
-        <w:lastRenderedPageBreak/>
         <w:t>La tabla de “Cocinero_Producto” guarda el nombre de usuario del cocinero y el nombre del producto.</w:t>
       </w:r>
     </w:p>

--- a/memoria_p2_g4.docx
+++ b/memoria_p2_g4.docx
@@ -4,56 +4,56 @@
   <w:body>
     <w:p>
       <w:pPr>
-        <w:pStyle w:val="Title"/>
+        <w:pStyle w:val="Ttulo"/>
       </w:pPr>
       <w:bookmarkStart w:id="0" w:name="_xx7x54dalto7" w:colFirst="0" w:colLast="0"/>
       <w:bookmarkEnd w:id="0"/>
     </w:p>
     <w:p>
       <w:pPr>
-        <w:pStyle w:val="Title"/>
+        <w:pStyle w:val="Ttulo"/>
       </w:pPr>
       <w:bookmarkStart w:id="1" w:name="_7ewrpl8gctt" w:colFirst="0" w:colLast="0"/>
       <w:bookmarkEnd w:id="1"/>
     </w:p>
     <w:p>
       <w:pPr>
-        <w:pStyle w:val="Title"/>
+        <w:pStyle w:val="Ttulo"/>
       </w:pPr>
       <w:bookmarkStart w:id="2" w:name="_xkchiicx974i" w:colFirst="0" w:colLast="0"/>
       <w:bookmarkEnd w:id="2"/>
     </w:p>
     <w:p>
       <w:pPr>
-        <w:pStyle w:val="Title"/>
+        <w:pStyle w:val="Ttulo"/>
       </w:pPr>
       <w:bookmarkStart w:id="3" w:name="_mpoqmo7rnhpn" w:colFirst="0" w:colLast="0"/>
       <w:bookmarkEnd w:id="3"/>
     </w:p>
     <w:p>
       <w:pPr>
-        <w:pStyle w:val="Title"/>
+        <w:pStyle w:val="Ttulo"/>
       </w:pPr>
       <w:bookmarkStart w:id="4" w:name="_f3myx5la8qjz" w:colFirst="0" w:colLast="0"/>
       <w:bookmarkEnd w:id="4"/>
     </w:p>
     <w:p>
       <w:pPr>
-        <w:pStyle w:val="Title"/>
+        <w:pStyle w:val="Ttulo"/>
       </w:pPr>
       <w:bookmarkStart w:id="5" w:name="_i2m8vb5kwku3" w:colFirst="0" w:colLast="0"/>
       <w:bookmarkEnd w:id="5"/>
     </w:p>
     <w:p>
       <w:pPr>
-        <w:pStyle w:val="Title"/>
+        <w:pStyle w:val="Ttulo"/>
       </w:pPr>
       <w:bookmarkStart w:id="6" w:name="_y77cv4sqqwdd" w:colFirst="0" w:colLast="0"/>
       <w:bookmarkEnd w:id="6"/>
     </w:p>
     <w:p>
       <w:pPr>
-        <w:pStyle w:val="Title"/>
+        <w:pStyle w:val="Ttulo"/>
       </w:pPr>
       <w:bookmarkStart w:id="7" w:name="_hlhbv5dvmcii" w:colFirst="0" w:colLast="0"/>
       <w:bookmarkEnd w:id="7"/>
@@ -84,7 +84,15 @@
     <w:p/>
     <w:p>
       <w:r>
-        <w:t>Ainara Sautua Molina</w:t>
+        <w:t xml:space="preserve">Ainara </w:t>
+      </w:r>
+      <w:proofErr w:type="spellStart"/>
+      <w:r>
+        <w:t>Sautua</w:t>
+      </w:r>
+      <w:proofErr w:type="spellEnd"/>
+      <w:r>
+        <w:t xml:space="preserve"> Molina</w:t>
       </w:r>
     </w:p>
     <w:p>
@@ -285,7 +293,7 @@
     </w:p>
     <w:p>
       <w:pPr>
-        <w:pStyle w:val="Heading1"/>
+        <w:pStyle w:val="Ttulo1"/>
         <w:numPr>
           <w:ilvl w:val="0"/>
           <w:numId w:val="4"/>
@@ -307,14 +315,24 @@
         </w:numPr>
       </w:pPr>
       <w:r>
-        <w:t>Pantalla login -&gt;</w:t>
-      </w:r>
+        <w:t xml:space="preserve">Pantalla </w:t>
+      </w:r>
+      <w:proofErr w:type="spellStart"/>
       <w:r>
         <w:t>login</w:t>
       </w:r>
+      <w:proofErr w:type="spellEnd"/>
+      <w:r>
+        <w:t xml:space="preserve"> -&gt;</w:t>
+      </w:r>
+      <w:proofErr w:type="spellStart"/>
+      <w:r>
+        <w:t>login</w:t>
+      </w:r>
       <w:r>
         <w:t>.php</w:t>
       </w:r>
+      <w:proofErr w:type="spellEnd"/>
     </w:p>
     <w:p>
       <w:pPr>
@@ -326,12 +344,14 @@
       <w:r>
         <w:t xml:space="preserve">Pantalla registro  -&gt; </w:t>
       </w:r>
+      <w:proofErr w:type="spellStart"/>
       <w:r>
         <w:t>registro</w:t>
       </w:r>
       <w:r>
         <w:t>.php</w:t>
       </w:r>
+      <w:proofErr w:type="spellEnd"/>
     </w:p>
     <w:p>
       <w:pPr>
@@ -354,12 +374,14 @@
       <w:r>
         <w:t xml:space="preserve">Carta de productos -&gt; </w:t>
       </w:r>
+      <w:proofErr w:type="spellStart"/>
       <w:r>
         <w:t>carta</w:t>
       </w:r>
       <w:r>
         <w:t>.php</w:t>
       </w:r>
+      <w:proofErr w:type="spellEnd"/>
     </w:p>
     <w:p>
       <w:pPr>
@@ -369,8 +391,21 @@
         </w:numPr>
       </w:pPr>
       <w:r>
-        <w:t>Historial de pedidos -&gt; includes/perfil/historialPedidos.php</w:t>
-      </w:r>
+        <w:t xml:space="preserve">Historial de pedidos -&gt; </w:t>
+      </w:r>
+      <w:proofErr w:type="spellStart"/>
+      <w:r>
+        <w:t>includes</w:t>
+      </w:r>
+      <w:proofErr w:type="spellEnd"/>
+      <w:r>
+        <w:t>/perfil/</w:t>
+      </w:r>
+      <w:proofErr w:type="spellStart"/>
+      <w:r>
+        <w:t>historialPedidos.php</w:t>
+      </w:r>
+      <w:proofErr w:type="spellEnd"/>
     </w:p>
     <w:p>
       <w:pPr>
@@ -380,8 +415,21 @@
         </w:numPr>
       </w:pPr>
       <w:r>
-        <w:t>Editar perfil -&gt; includes/perfil/editarPerfil.php</w:t>
-      </w:r>
+        <w:t xml:space="preserve">Editar perfil -&gt; </w:t>
+      </w:r>
+      <w:proofErr w:type="spellStart"/>
+      <w:r>
+        <w:t>includes</w:t>
+      </w:r>
+      <w:proofErr w:type="spellEnd"/>
+      <w:r>
+        <w:t>/perfil/</w:t>
+      </w:r>
+      <w:proofErr w:type="spellStart"/>
+      <w:r>
+        <w:t>editarPerfil.php</w:t>
+      </w:r>
+      <w:proofErr w:type="spellEnd"/>
     </w:p>
     <w:p>
       <w:pPr>
@@ -391,8 +439,21 @@
         </w:numPr>
       </w:pPr>
       <w:r>
-        <w:t>Pedidos en proceso -&gt; includes/perfil/pedidosEnProceso.php</w:t>
-      </w:r>
+        <w:t xml:space="preserve">Pedidos en proceso -&gt; </w:t>
+      </w:r>
+      <w:proofErr w:type="spellStart"/>
+      <w:r>
+        <w:t>includes</w:t>
+      </w:r>
+      <w:proofErr w:type="spellEnd"/>
+      <w:r>
+        <w:t>/perfil/</w:t>
+      </w:r>
+      <w:proofErr w:type="spellStart"/>
+      <w:r>
+        <w:t>pedidosEnProceso.php</w:t>
+      </w:r>
+      <w:proofErr w:type="spellEnd"/>
     </w:p>
     <w:p>
       <w:pPr>
@@ -402,14 +463,27 @@
         </w:numPr>
       </w:pPr>
       <w:r>
-        <w:t>Pago con tarjeta-&gt; includes/</w:t>
+        <w:t xml:space="preserve">Pago con tarjeta-&gt; </w:t>
+      </w:r>
+      <w:proofErr w:type="spellStart"/>
+      <w:r>
+        <w:t>includes</w:t>
+      </w:r>
+      <w:proofErr w:type="spellEnd"/>
+      <w:r>
+        <w:t>/</w:t>
       </w:r>
       <w:r>
         <w:t>compras</w:t>
       </w:r>
       <w:r>
-        <w:t>/vista_pago_tarjeta.php</w:t>
-      </w:r>
+        <w:t>/</w:t>
+      </w:r>
+      <w:proofErr w:type="spellStart"/>
+      <w:r>
+        <w:t>vista_pago_tarjeta.php</w:t>
+      </w:r>
+      <w:proofErr w:type="spellEnd"/>
     </w:p>
     <w:p>
       <w:pPr>
@@ -419,14 +493,27 @@
         </w:numPr>
       </w:pPr>
       <w:r>
-        <w:t>Confirmación de pedido-&gt; includes/</w:t>
+        <w:t xml:space="preserve">Confirmación de pedido-&gt; </w:t>
+      </w:r>
+      <w:proofErr w:type="spellStart"/>
+      <w:r>
+        <w:t>includes</w:t>
+      </w:r>
+      <w:proofErr w:type="spellEnd"/>
+      <w:r>
+        <w:t>/</w:t>
       </w:r>
       <w:r>
         <w:t>compras</w:t>
       </w:r>
       <w:r>
-        <w:t>/vista_confirm_pedido.php</w:t>
-      </w:r>
+        <w:t>/</w:t>
+      </w:r>
+      <w:proofErr w:type="spellStart"/>
+      <w:r>
+        <w:t>vista_confirm_pedido.php</w:t>
+      </w:r>
+      <w:proofErr w:type="spellEnd"/>
     </w:p>
     <w:p>
       <w:pPr>
@@ -447,8 +534,13 @@
         </w:numPr>
       </w:pPr>
       <w:r>
-        <w:t>Pantalla inicial -&gt; camarero.php</w:t>
-      </w:r>
+        <w:t xml:space="preserve">Pantalla inicial -&gt; </w:t>
+      </w:r>
+      <w:proofErr w:type="spellStart"/>
+      <w:r>
+        <w:t>camarero.php</w:t>
+      </w:r>
+      <w:proofErr w:type="spellEnd"/>
     </w:p>
     <w:p>
       <w:pPr>
@@ -458,8 +550,29 @@
         </w:numPr>
       </w:pPr>
       <w:r>
-        <w:t>Cobrar pedido -&gt; includes/acciones_camarero/cobrar_pedido.php</w:t>
-      </w:r>
+        <w:t xml:space="preserve">Cobrar pedido -&gt; </w:t>
+      </w:r>
+      <w:proofErr w:type="spellStart"/>
+      <w:r>
+        <w:t>includes</w:t>
+      </w:r>
+      <w:proofErr w:type="spellEnd"/>
+      <w:r>
+        <w:t>/</w:t>
+      </w:r>
+      <w:proofErr w:type="spellStart"/>
+      <w:r>
+        <w:t>acciones_camarero</w:t>
+      </w:r>
+      <w:proofErr w:type="spellEnd"/>
+      <w:r>
+        <w:t>/</w:t>
+      </w:r>
+      <w:proofErr w:type="spellStart"/>
+      <w:r>
+        <w:t>cobrar_pedido.php</w:t>
+      </w:r>
+      <w:proofErr w:type="spellEnd"/>
     </w:p>
     <w:p>
       <w:pPr>
@@ -469,8 +582,29 @@
         </w:numPr>
       </w:pPr>
       <w:r>
-        <w:t>Completar pedido-&gt; includes/acciones_camarero/completar_pedido.php</w:t>
-      </w:r>
+        <w:t xml:space="preserve">Completar pedido-&gt; </w:t>
+      </w:r>
+      <w:proofErr w:type="spellStart"/>
+      <w:r>
+        <w:t>includes</w:t>
+      </w:r>
+      <w:proofErr w:type="spellEnd"/>
+      <w:r>
+        <w:t>/</w:t>
+      </w:r>
+      <w:proofErr w:type="spellStart"/>
+      <w:r>
+        <w:t>acciones_camarero</w:t>
+      </w:r>
+      <w:proofErr w:type="spellEnd"/>
+      <w:r>
+        <w:t>/</w:t>
+      </w:r>
+      <w:proofErr w:type="spellStart"/>
+      <w:r>
+        <w:t>completar_pedido.php</w:t>
+      </w:r>
+      <w:proofErr w:type="spellEnd"/>
     </w:p>
     <w:p>
       <w:pPr>
@@ -480,8 +614,29 @@
         </w:numPr>
       </w:pPr>
       <w:r>
-        <w:t>Entregar pedido-&gt; includes/acciones_camarero/entregar_pedido.php</w:t>
-      </w:r>
+        <w:t xml:space="preserve">Entregar pedido-&gt; </w:t>
+      </w:r>
+      <w:proofErr w:type="spellStart"/>
+      <w:r>
+        <w:t>includes</w:t>
+      </w:r>
+      <w:proofErr w:type="spellEnd"/>
+      <w:r>
+        <w:t>/</w:t>
+      </w:r>
+      <w:proofErr w:type="spellStart"/>
+      <w:r>
+        <w:t>acciones_camarero</w:t>
+      </w:r>
+      <w:proofErr w:type="spellEnd"/>
+      <w:r>
+        <w:t>/</w:t>
+      </w:r>
+      <w:proofErr w:type="spellStart"/>
+      <w:r>
+        <w:t>entregar_pedido.php</w:t>
+      </w:r>
+      <w:proofErr w:type="spellEnd"/>
     </w:p>
     <w:p>
       <w:pPr>
@@ -504,12 +659,14 @@
       <w:r>
         <w:t xml:space="preserve">Pedidos realizados -&gt; </w:t>
       </w:r>
+      <w:proofErr w:type="spellStart"/>
       <w:r>
         <w:t>cocinero</w:t>
       </w:r>
       <w:r>
         <w:t>.php</w:t>
       </w:r>
+      <w:proofErr w:type="spellEnd"/>
     </w:p>
     <w:p>
       <w:pPr>
@@ -530,8 +687,13 @@
         </w:numPr>
       </w:pPr>
       <w:r>
-        <w:t>Pantalla inicial -&gt; gerente.php</w:t>
-      </w:r>
+        <w:t xml:space="preserve">Pantalla inicial -&gt; </w:t>
+      </w:r>
+      <w:proofErr w:type="spellStart"/>
+      <w:r>
+        <w:t>gerente.php</w:t>
+      </w:r>
+      <w:proofErr w:type="spellEnd"/>
     </w:p>
     <w:p>
       <w:pPr>
@@ -546,32 +708,28 @@
       <w:r>
         <w:t xml:space="preserve">Gestionar productos -&gt; </w:t>
       </w:r>
+      <w:proofErr w:type="spellStart"/>
       <w:r>
         <w:rPr>
           <w:lang w:val="es-ES"/>
         </w:rPr>
-        <w:t>includes/productos/listar_productos.php</w:t>
-      </w:r>
-    </w:p>
-    <w:p>
-      <w:pPr>
-        <w:numPr>
-          <w:ilvl w:val="1"/>
-          <w:numId w:val="2"/>
-        </w:numPr>
+        <w:t>includes</w:t>
+      </w:r>
+      <w:proofErr w:type="spellEnd"/>
+      <w:r>
         <w:rPr>
           <w:lang w:val="es-ES"/>
         </w:rPr>
-      </w:pPr>
-      <w:r>
-        <w:t xml:space="preserve">Gestionar usuarios-&gt; </w:t>
-      </w:r>
+        <w:t>/productos/</w:t>
+      </w:r>
+      <w:proofErr w:type="spellStart"/>
       <w:r>
         <w:rPr>
           <w:lang w:val="es-ES"/>
         </w:rPr>
-        <w:t>includes/users/listar_usuario.php</w:t>
-      </w:r>
+        <w:t>listar_productos.php</w:t>
+      </w:r>
+      <w:proofErr w:type="spellEnd"/>
     </w:p>
     <w:p>
       <w:pPr>
@@ -584,34 +742,144 @@
         </w:rPr>
       </w:pPr>
       <w:r>
-        <w:t xml:space="preserve">Gestionar categorías-&gt; </w:t>
-      </w:r>
+        <w:t xml:space="preserve">Gestionar usuarios-&gt; </w:t>
+      </w:r>
+      <w:proofErr w:type="spellStart"/>
       <w:r>
         <w:rPr>
           <w:lang w:val="es-ES"/>
         </w:rPr>
-        <w:t>includes/categorias/listar_categorias.php</w:t>
-      </w:r>
-    </w:p>
-    <w:p>
-      <w:pPr>
-        <w:numPr>
-          <w:ilvl w:val="1"/>
-          <w:numId w:val="2"/>
-        </w:numPr>
+        <w:t>includes</w:t>
+      </w:r>
+      <w:proofErr w:type="spellEnd"/>
+      <w:r>
         <w:rPr>
           <w:lang w:val="es-ES"/>
         </w:rPr>
-      </w:pPr>
-      <w:r>
-        <w:t xml:space="preserve">Visualizar pedidos-&gt; </w:t>
-      </w:r>
+        <w:t>/</w:t>
+      </w:r>
+      <w:proofErr w:type="spellStart"/>
       <w:r>
         <w:rPr>
           <w:lang w:val="es-ES"/>
         </w:rPr>
-        <w:t>includes/acciones_gerente/list_ped_ger.php</w:t>
-      </w:r>
+        <w:t>users</w:t>
+      </w:r>
+      <w:proofErr w:type="spellEnd"/>
+      <w:r>
+        <w:rPr>
+          <w:lang w:val="es-ES"/>
+        </w:rPr>
+        <w:t>/</w:t>
+      </w:r>
+      <w:proofErr w:type="spellStart"/>
+      <w:r>
+        <w:rPr>
+          <w:lang w:val="es-ES"/>
+        </w:rPr>
+        <w:t>listar_usuario.php</w:t>
+      </w:r>
+      <w:proofErr w:type="spellEnd"/>
+    </w:p>
+    <w:p>
+      <w:pPr>
+        <w:numPr>
+          <w:ilvl w:val="1"/>
+          <w:numId w:val="2"/>
+        </w:numPr>
+        <w:rPr>
+          <w:lang w:val="es-ES"/>
+        </w:rPr>
+      </w:pPr>
+      <w:r>
+        <w:t xml:space="preserve">Gestionar categorías-&gt; </w:t>
+      </w:r>
+      <w:proofErr w:type="spellStart"/>
+      <w:r>
+        <w:rPr>
+          <w:lang w:val="es-ES"/>
+        </w:rPr>
+        <w:t>includes</w:t>
+      </w:r>
+      <w:proofErr w:type="spellEnd"/>
+      <w:r>
+        <w:rPr>
+          <w:lang w:val="es-ES"/>
+        </w:rPr>
+        <w:t>/</w:t>
+      </w:r>
+      <w:proofErr w:type="spellStart"/>
+      <w:r>
+        <w:rPr>
+          <w:lang w:val="es-ES"/>
+        </w:rPr>
+        <w:t>categorias</w:t>
+      </w:r>
+      <w:proofErr w:type="spellEnd"/>
+      <w:r>
+        <w:rPr>
+          <w:lang w:val="es-ES"/>
+        </w:rPr>
+        <w:t>/</w:t>
+      </w:r>
+      <w:proofErr w:type="spellStart"/>
+      <w:r>
+        <w:rPr>
+          <w:lang w:val="es-ES"/>
+        </w:rPr>
+        <w:t>listar_categorias.php</w:t>
+      </w:r>
+      <w:proofErr w:type="spellEnd"/>
+    </w:p>
+    <w:p>
+      <w:pPr>
+        <w:numPr>
+          <w:ilvl w:val="1"/>
+          <w:numId w:val="2"/>
+        </w:numPr>
+        <w:rPr>
+          <w:lang w:val="es-ES"/>
+        </w:rPr>
+      </w:pPr>
+      <w:r>
+        <w:t xml:space="preserve">Visualizar pedidos-&gt; </w:t>
+      </w:r>
+      <w:proofErr w:type="spellStart"/>
+      <w:r>
+        <w:rPr>
+          <w:lang w:val="es-ES"/>
+        </w:rPr>
+        <w:t>includes</w:t>
+      </w:r>
+      <w:proofErr w:type="spellEnd"/>
+      <w:r>
+        <w:rPr>
+          <w:lang w:val="es-ES"/>
+        </w:rPr>
+        <w:t>/</w:t>
+      </w:r>
+      <w:proofErr w:type="spellStart"/>
+      <w:r>
+        <w:rPr>
+          <w:lang w:val="es-ES"/>
+        </w:rPr>
+        <w:t>acciones_gerente</w:t>
+      </w:r>
+      <w:proofErr w:type="spellEnd"/>
+      <w:r>
+        <w:rPr>
+          <w:lang w:val="es-ES"/>
+        </w:rPr>
+        <w:t>/</w:t>
+      </w:r>
+      <w:proofErr w:type="spellStart"/>
+      <w:r>
+        <w:rPr>
+          <w:lang w:val="es-ES"/>
+        </w:rPr>
+        <w:t>list_ped_ger.php</w:t>
+      </w:r>
+      <w:proofErr w:type="spellEnd"/>
     </w:p>
     <w:p>
       <w:pPr>
@@ -623,13 +891,77 @@
         <w:ind w:left="720"/>
       </w:pPr>
       <w:r>
-        <w:t xml:space="preserve">La pantalla principal de la aplicación es la de login. En ella aparece un </w:t>
+        <w:t xml:space="preserve">La pantalla principal de la aplicación es la de </w:t>
+      </w:r>
+      <w:proofErr w:type="spellStart"/>
+      <w:r>
+        <w:t>login</w:t>
+      </w:r>
+      <w:proofErr w:type="spellEnd"/>
+      <w:r>
+        <w:t xml:space="preserve">. En ella aparece un </w:t>
       </w:r>
       <w:r>
         <w:t>formulario mediante</w:t>
       </w:r>
       <w:r>
-        <w:t xml:space="preserve"> el script “includes/forms/formularioLogin.php”, formulario que hereda de la clase abstracta formulario.php. En esta pantalla también se da la opción de registrarse en la aplicación si no tenemos una cuenta creada. Para ello está el script “includes/forms/formularioRegistro.php” donde se deberán introducir todos los datos requeridos. </w:t>
+        <w:t xml:space="preserve"> el script “</w:t>
+      </w:r>
+      <w:proofErr w:type="spellStart"/>
+      <w:r>
+        <w:t>includes</w:t>
+      </w:r>
+      <w:proofErr w:type="spellEnd"/>
+      <w:r>
+        <w:t>/</w:t>
+      </w:r>
+      <w:proofErr w:type="spellStart"/>
+      <w:r>
+        <w:t>forms</w:t>
+      </w:r>
+      <w:proofErr w:type="spellEnd"/>
+      <w:r>
+        <w:t>/</w:t>
+      </w:r>
+      <w:proofErr w:type="spellStart"/>
+      <w:r>
+        <w:t>formularioLogin.php</w:t>
+      </w:r>
+      <w:proofErr w:type="spellEnd"/>
+      <w:r>
+        <w:t xml:space="preserve">”, formulario que hereda de la clase abstracta </w:t>
+      </w:r>
+      <w:proofErr w:type="spellStart"/>
+      <w:r>
+        <w:t>formulario.php</w:t>
+      </w:r>
+      <w:proofErr w:type="spellEnd"/>
+      <w:r>
+        <w:t>. En esta pantalla también se da la opción de registrarse en la aplicación si no tenemos una cuenta creada. Para ello está el script “</w:t>
+      </w:r>
+      <w:proofErr w:type="spellStart"/>
+      <w:r>
+        <w:t>includes</w:t>
+      </w:r>
+      <w:proofErr w:type="spellEnd"/>
+      <w:r>
+        <w:t>/</w:t>
+      </w:r>
+      <w:proofErr w:type="spellStart"/>
+      <w:r>
+        <w:t>forms</w:t>
+      </w:r>
+      <w:proofErr w:type="spellEnd"/>
+      <w:r>
+        <w:t>/</w:t>
+      </w:r>
+      <w:proofErr w:type="spellStart"/>
+      <w:r>
+        <w:t>formularioRegistro.php</w:t>
+      </w:r>
+      <w:proofErr w:type="spellEnd"/>
+      <w:r>
+        <w:t xml:space="preserve">” donde se deberán introducir todos los datos requeridos. </w:t>
       </w:r>
     </w:p>
     <w:p>
@@ -639,11 +971,112 @@
       <w:r>
         <w:t>Una vez dentro de la aplicación, dependiendo del rol del usuario se mostrarán diferentes pantallas. Por defecto (rol cliente) se muestra la carta de los productos (</w:t>
       </w:r>
+      <w:proofErr w:type="spellStart"/>
       <w:r>
         <w:t>carta</w:t>
       </w:r>
       <w:r>
-        <w:t xml:space="preserve">.php). Los clientes podrán también editar su perfil (includes/perfil/editarPerfil.php) y realizar la compra de productos añadiéndolos a su carrito. Tras realizar el pedido, se procederá al pago en local o con tarjeta (includes/users/vista_pago_tarjeta.php) y, finalmente se mostrará una pantalla de confirmación del pedido (includes/users/vista_confirm_pedido.php). Además, los clientes podrán acceder a su historial de pedidos (includes/perfil/historialPedidos.php) y ver los pedidos que han realizado y que se encuentran en proceso(includes/perfil/pedidosEnProceso.php). </w:t>
+        <w:t>.php</w:t>
+      </w:r>
+      <w:proofErr w:type="spellEnd"/>
+      <w:r>
+        <w:t>). Los clientes podrán también editar su perfil (</w:t>
+      </w:r>
+      <w:proofErr w:type="spellStart"/>
+      <w:r>
+        <w:t>includes</w:t>
+      </w:r>
+      <w:proofErr w:type="spellEnd"/>
+      <w:r>
+        <w:t>/perfil/</w:t>
+      </w:r>
+      <w:proofErr w:type="spellStart"/>
+      <w:r>
+        <w:t>editarPerfil.php</w:t>
+      </w:r>
+      <w:proofErr w:type="spellEnd"/>
+      <w:r>
+        <w:t>) y realizar la compra de productos añadiéndolos a su carrito. Tras realizar el pedido, se procederá al pago en local o con tarjeta (</w:t>
+      </w:r>
+      <w:proofErr w:type="spellStart"/>
+      <w:r>
+        <w:t>includes</w:t>
+      </w:r>
+      <w:proofErr w:type="spellEnd"/>
+      <w:r>
+        <w:t>/</w:t>
+      </w:r>
+      <w:proofErr w:type="spellStart"/>
+      <w:r>
+        <w:t>users</w:t>
+      </w:r>
+      <w:proofErr w:type="spellEnd"/>
+      <w:r>
+        <w:t>/</w:t>
+      </w:r>
+      <w:proofErr w:type="spellStart"/>
+      <w:r>
+        <w:t>vista_pago_tarjeta.php</w:t>
+      </w:r>
+      <w:proofErr w:type="spellEnd"/>
+      <w:r>
+        <w:t>) y, finalmente se mostrará una pantalla de confirmación del pedido (</w:t>
+      </w:r>
+      <w:proofErr w:type="spellStart"/>
+      <w:r>
+        <w:t>includes</w:t>
+      </w:r>
+      <w:proofErr w:type="spellEnd"/>
+      <w:r>
+        <w:t>/</w:t>
+      </w:r>
+      <w:proofErr w:type="spellStart"/>
+      <w:r>
+        <w:t>users</w:t>
+      </w:r>
+      <w:proofErr w:type="spellEnd"/>
+      <w:r>
+        <w:t>/</w:t>
+      </w:r>
+      <w:proofErr w:type="spellStart"/>
+      <w:r>
+        <w:t>vista_confirm_pedido.php</w:t>
+      </w:r>
+      <w:proofErr w:type="spellEnd"/>
+      <w:r>
+        <w:t>). Además, los clientes podrán acceder a su historial de pedidos (</w:t>
+      </w:r>
+      <w:proofErr w:type="spellStart"/>
+      <w:r>
+        <w:t>includes</w:t>
+      </w:r>
+      <w:proofErr w:type="spellEnd"/>
+      <w:r>
+        <w:t>/perfil/</w:t>
+      </w:r>
+      <w:proofErr w:type="spellStart"/>
+      <w:r>
+        <w:t>historialPedidos.php</w:t>
+      </w:r>
+      <w:proofErr w:type="spellEnd"/>
+      <w:r>
+        <w:t>) y ver los pedidos que han realizado y que se encuentran en proceso(</w:t>
+      </w:r>
+      <w:proofErr w:type="spellStart"/>
+      <w:r>
+        <w:t>includes</w:t>
+      </w:r>
+      <w:proofErr w:type="spellEnd"/>
+      <w:r>
+        <w:t>/perfil/</w:t>
+      </w:r>
+      <w:proofErr w:type="spellStart"/>
+      <w:r>
+        <w:t>pedidosEnProceso.php</w:t>
+      </w:r>
+      <w:proofErr w:type="spellEnd"/>
+      <w:r>
+        <w:t xml:space="preserve">). </w:t>
       </w:r>
     </w:p>
     <w:p>
@@ -651,7 +1084,87 @@
         <w:ind w:left="720"/>
       </w:pPr>
       <w:r>
-        <w:t>Para el rol de camarero se mostrará una pantalla inicial (camarero.php) con varios botones que llevarán a distintas pantallas según la funcionalidad que se quiera realizar. Entre estos botones encontramos el de completar pedidos (includes/acciones_camarero/completar_pedido.php), entregar pedidos(includes/acciones_camarero/entregar_pedido.php) y cobrar la cuenta de un pedido (includes/acciones_camarero/cobrar_pedido.php).</w:t>
+        <w:t>Para el rol de camarero se mostrará una pantalla inicial (</w:t>
+      </w:r>
+      <w:proofErr w:type="spellStart"/>
+      <w:r>
+        <w:t>camarero.php</w:t>
+      </w:r>
+      <w:proofErr w:type="spellEnd"/>
+      <w:r>
+        <w:t>) con varios botones que llevarán a distintas pantallas según la funcionalidad que se quiera realizar. Entre estos botones encontramos el de completar pedidos (</w:t>
+      </w:r>
+      <w:proofErr w:type="spellStart"/>
+      <w:r>
+        <w:t>includes</w:t>
+      </w:r>
+      <w:proofErr w:type="spellEnd"/>
+      <w:r>
+        <w:t>/</w:t>
+      </w:r>
+      <w:proofErr w:type="spellStart"/>
+      <w:r>
+        <w:t>acciones_camarero</w:t>
+      </w:r>
+      <w:proofErr w:type="spellEnd"/>
+      <w:r>
+        <w:t>/</w:t>
+      </w:r>
+      <w:proofErr w:type="spellStart"/>
+      <w:r>
+        <w:t>completar_pedido.php</w:t>
+      </w:r>
+      <w:proofErr w:type="spellEnd"/>
+      <w:r>
+        <w:t>), entregar pedidos(</w:t>
+      </w:r>
+      <w:proofErr w:type="spellStart"/>
+      <w:r>
+        <w:t>includes</w:t>
+      </w:r>
+      <w:proofErr w:type="spellEnd"/>
+      <w:r>
+        <w:t>/</w:t>
+      </w:r>
+      <w:proofErr w:type="spellStart"/>
+      <w:r>
+        <w:t>acciones_camarero</w:t>
+      </w:r>
+      <w:proofErr w:type="spellEnd"/>
+      <w:r>
+        <w:t>/</w:t>
+      </w:r>
+      <w:proofErr w:type="spellStart"/>
+      <w:r>
+        <w:t>entregar_pedido.php</w:t>
+      </w:r>
+      <w:proofErr w:type="spellEnd"/>
+      <w:r>
+        <w:t>) y cobrar la cuenta de un pedido (</w:t>
+      </w:r>
+      <w:proofErr w:type="spellStart"/>
+      <w:r>
+        <w:t>includes</w:t>
+      </w:r>
+      <w:proofErr w:type="spellEnd"/>
+      <w:r>
+        <w:t>/</w:t>
+      </w:r>
+      <w:proofErr w:type="spellStart"/>
+      <w:r>
+        <w:t>acciones_camarero</w:t>
+      </w:r>
+      <w:proofErr w:type="spellEnd"/>
+      <w:r>
+        <w:t>/</w:t>
+      </w:r>
+      <w:proofErr w:type="spellStart"/>
+      <w:r>
+        <w:t>cobrar_pedido.php</w:t>
+      </w:r>
+      <w:proofErr w:type="spellEnd"/>
+      <w:r>
+        <w:t>).</w:t>
       </w:r>
     </w:p>
     <w:p>
@@ -660,7 +1173,23 @@
       </w:pPr>
       <w:r>
         <w:lastRenderedPageBreak/>
-        <w:t>La pantalla principal del cocinero será muy simple. Se mostrarán todos los pedidos que debe cocinar (includes/tables/tablaCocinero.php).</w:t>
+        <w:t>La pantalla principal del cocinero será muy simple. Se mostrarán todos los pedidos que debe cocinar (</w:t>
+      </w:r>
+      <w:proofErr w:type="spellStart"/>
+      <w:r>
+        <w:t>includes</w:t>
+      </w:r>
+      <w:proofErr w:type="spellEnd"/>
+      <w:r>
+        <w:t>/tables/</w:t>
+      </w:r>
+      <w:proofErr w:type="spellStart"/>
+      <w:r>
+        <w:t>tablaCocinero.php</w:t>
+      </w:r>
+      <w:proofErr w:type="spellEnd"/>
+      <w:r>
+        <w:t>).</w:t>
       </w:r>
     </w:p>
     <w:p>
@@ -668,11 +1197,29 @@
         <w:ind w:left="720"/>
       </w:pPr>
       <w:r>
-        <w:t>El gerente tendrá también una pantalla principal (gerente.php) con botones que llevarán a varias pantallas para gestionar los diferentes productos (</w:t>
-      </w:r>
-      <w:r>
-        <w:t>includes/productos/listar_productos.php</w:t>
-      </w:r>
+        <w:t>El gerente tendrá también una pantalla principal (</w:t>
+      </w:r>
+      <w:proofErr w:type="spellStart"/>
+      <w:r>
+        <w:t>gerente.php</w:t>
+      </w:r>
+      <w:proofErr w:type="spellEnd"/>
+      <w:r>
+        <w:t>) con botones que llevarán a varias pantallas para gestionar los diferentes productos (</w:t>
+      </w:r>
+      <w:proofErr w:type="spellStart"/>
+      <w:r>
+        <w:t>includes</w:t>
+      </w:r>
+      <w:proofErr w:type="spellEnd"/>
+      <w:r>
+        <w:t>/productos/</w:t>
+      </w:r>
+      <w:proofErr w:type="spellStart"/>
+      <w:r>
+        <w:t>listar_productos.php</w:t>
+      </w:r>
+      <w:proofErr w:type="spellEnd"/>
       <w:r>
         <w:t>), usuarios</w:t>
       </w:r>
@@ -682,15 +1229,51 @@
       <w:r>
         <w:t>(</w:t>
       </w:r>
-      <w:r>
-        <w:t>includes/users/listar_usuario.php</w:t>
-      </w:r>
+      <w:proofErr w:type="spellStart"/>
+      <w:r>
+        <w:t>includes</w:t>
+      </w:r>
+      <w:proofErr w:type="spellEnd"/>
+      <w:r>
+        <w:t>/</w:t>
+      </w:r>
+      <w:proofErr w:type="spellStart"/>
+      <w:r>
+        <w:t>users</w:t>
+      </w:r>
+      <w:proofErr w:type="spellEnd"/>
+      <w:r>
+        <w:t>/</w:t>
+      </w:r>
+      <w:proofErr w:type="spellStart"/>
+      <w:r>
+        <w:t>listar_usuario.php</w:t>
+      </w:r>
+      <w:proofErr w:type="spellEnd"/>
       <w:r>
         <w:t>) y categorías (</w:t>
       </w:r>
-      <w:r>
-        <w:t>includes/categorias/listar_categorias.php</w:t>
-      </w:r>
+      <w:proofErr w:type="spellStart"/>
+      <w:r>
+        <w:t>includes</w:t>
+      </w:r>
+      <w:proofErr w:type="spellEnd"/>
+      <w:r>
+        <w:t>/</w:t>
+      </w:r>
+      <w:proofErr w:type="spellStart"/>
+      <w:r>
+        <w:t>categorias</w:t>
+      </w:r>
+      <w:proofErr w:type="spellEnd"/>
+      <w:r>
+        <w:t>/</w:t>
+      </w:r>
+      <w:proofErr w:type="spellStart"/>
+      <w:r>
+        <w:t>listar_categorias.php</w:t>
+      </w:r>
+      <w:proofErr w:type="spellEnd"/>
       <w:r>
         <w:t xml:space="preserve">). </w:t>
       </w:r>
@@ -700,8 +1283,13 @@
       <w:r>
         <w:t xml:space="preserve"> podrá visualizar los pedidos que se han realizado (</w:t>
       </w:r>
-      <w:r>
-        <w:t>includes/acciones_gerente/list_ped_ger.php</w:t>
+      <w:proofErr w:type="spellStart"/>
+      <w:r>
+        <w:t>includes</w:t>
+      </w:r>
+      <w:proofErr w:type="spellEnd"/>
+      <w:r>
+        <w:t>/acciones_gerente/list_ped_ger.php</w:t>
       </w:r>
       <w:r>
         <w:t>).</w:t>
@@ -709,7 +1297,7 @@
     </w:p>
     <w:p>
       <w:pPr>
-        <w:pStyle w:val="Heading1"/>
+        <w:pStyle w:val="Ttulo1"/>
         <w:numPr>
           <w:ilvl w:val="0"/>
           <w:numId w:val="4"/>
@@ -742,8 +1330,37 @@
         </w:numPr>
       </w:pPr>
       <w:r>
-        <w:t>Pantalla login -&gt; includes/forms/formularioLogin.php</w:t>
-      </w:r>
+        <w:t xml:space="preserve">Pantalla </w:t>
+      </w:r>
+      <w:proofErr w:type="spellStart"/>
+      <w:r>
+        <w:t>login</w:t>
+      </w:r>
+      <w:proofErr w:type="spellEnd"/>
+      <w:r>
+        <w:t xml:space="preserve"> -&gt; </w:t>
+      </w:r>
+      <w:proofErr w:type="spellStart"/>
+      <w:r>
+        <w:t>includes</w:t>
+      </w:r>
+      <w:proofErr w:type="spellEnd"/>
+      <w:r>
+        <w:t>/</w:t>
+      </w:r>
+      <w:proofErr w:type="spellStart"/>
+      <w:r>
+        <w:t>forms</w:t>
+      </w:r>
+      <w:proofErr w:type="spellEnd"/>
+      <w:r>
+        <w:t>/</w:t>
+      </w:r>
+      <w:proofErr w:type="spellStart"/>
+      <w:r>
+        <w:t>formularioLogin.php</w:t>
+      </w:r>
+      <w:proofErr w:type="spellEnd"/>
     </w:p>
     <w:p>
       <w:pPr>
@@ -759,8 +1376,29 @@
         <w:t>registro -</w:t>
       </w:r>
       <w:r>
-        <w:t>&gt; includes/forms/formularioRegistro.php</w:t>
-      </w:r>
+        <w:t xml:space="preserve">&gt; </w:t>
+      </w:r>
+      <w:proofErr w:type="spellStart"/>
+      <w:r>
+        <w:t>includes</w:t>
+      </w:r>
+      <w:proofErr w:type="spellEnd"/>
+      <w:r>
+        <w:t>/</w:t>
+      </w:r>
+      <w:proofErr w:type="spellStart"/>
+      <w:r>
+        <w:t>forms</w:t>
+      </w:r>
+      <w:proofErr w:type="spellEnd"/>
+      <w:r>
+        <w:t>/</w:t>
+      </w:r>
+      <w:proofErr w:type="spellStart"/>
+      <w:r>
+        <w:t>formularioRegistro.php</w:t>
+      </w:r>
+      <w:proofErr w:type="spellEnd"/>
     </w:p>
     <w:p>
       <w:pPr>
@@ -781,8 +1419,21 @@
         </w:numPr>
       </w:pPr>
       <w:r>
-        <w:t>Carta de productos -&gt; includes/tables/tablaProductos.php</w:t>
-      </w:r>
+        <w:t xml:space="preserve">Carta de productos -&gt; </w:t>
+      </w:r>
+      <w:proofErr w:type="spellStart"/>
+      <w:r>
+        <w:t>includes</w:t>
+      </w:r>
+      <w:proofErr w:type="spellEnd"/>
+      <w:r>
+        <w:t>/tables/</w:t>
+      </w:r>
+      <w:proofErr w:type="spellStart"/>
+      <w:r>
+        <w:t>tablaProductos.php</w:t>
+      </w:r>
+      <w:proofErr w:type="spellEnd"/>
     </w:p>
     <w:p>
       <w:pPr>
@@ -792,14 +1443,27 @@
         </w:numPr>
       </w:pPr>
       <w:r>
-        <w:t>Historial de pedidos -&gt; includes/</w:t>
-      </w:r>
-      <w:r>
-        <w:t>tables/tablaPedidos</w:t>
+        <w:t xml:space="preserve">Historial de pedidos -&gt; </w:t>
+      </w:r>
+      <w:proofErr w:type="spellStart"/>
+      <w:r>
+        <w:t>includes</w:t>
+      </w:r>
+      <w:proofErr w:type="spellEnd"/>
+      <w:r>
+        <w:t>/</w:t>
+      </w:r>
+      <w:r>
+        <w:t>tables/</w:t>
+      </w:r>
+      <w:proofErr w:type="spellStart"/>
+      <w:r>
+        <w:t>tablaPedidos</w:t>
       </w:r>
       <w:r>
         <w:t>.php</w:t>
       </w:r>
+      <w:proofErr w:type="spellEnd"/>
     </w:p>
     <w:p>
       <w:pPr>
@@ -809,20 +1473,32 @@
         </w:numPr>
       </w:pPr>
       <w:r>
-        <w:t>Editar perfil -&gt; includes/</w:t>
-      </w:r>
+        <w:t xml:space="preserve">Editar perfil -&gt; </w:t>
+      </w:r>
+      <w:proofErr w:type="spellStart"/>
+      <w:r>
+        <w:t>includes</w:t>
+      </w:r>
+      <w:proofErr w:type="spellEnd"/>
+      <w:r>
+        <w:t>/</w:t>
+      </w:r>
+      <w:proofErr w:type="spellStart"/>
       <w:r>
         <w:t>forms</w:t>
       </w:r>
-      <w:r>
-        <w:t>/</w:t>
-      </w:r>
+      <w:proofErr w:type="spellEnd"/>
+      <w:r>
+        <w:t>/</w:t>
+      </w:r>
+      <w:proofErr w:type="spellStart"/>
       <w:r>
         <w:t>formularioActUsusrio</w:t>
       </w:r>
       <w:r>
         <w:t>.php</w:t>
       </w:r>
+      <w:proofErr w:type="spellEnd"/>
     </w:p>
     <w:p>
       <w:pPr>
@@ -832,7 +1508,15 @@
         </w:numPr>
       </w:pPr>
       <w:r>
-        <w:t>Pedidos en proceso -&gt; includes/</w:t>
+        <w:t xml:space="preserve">Pedidos en proceso -&gt; </w:t>
+      </w:r>
+      <w:proofErr w:type="spellStart"/>
+      <w:r>
+        <w:t>includes</w:t>
+      </w:r>
+      <w:proofErr w:type="spellEnd"/>
+      <w:r>
+        <w:t>/</w:t>
       </w:r>
       <w:r>
         <w:t>tables</w:t>
@@ -840,12 +1524,14 @@
       <w:r>
         <w:t>/</w:t>
       </w:r>
+      <w:proofErr w:type="spellStart"/>
       <w:r>
         <w:t>tablaPedidos</w:t>
       </w:r>
       <w:r>
         <w:t>.php</w:t>
       </w:r>
+      <w:proofErr w:type="spellEnd"/>
     </w:p>
     <w:p>
       <w:pPr>
@@ -855,20 +1541,32 @@
         </w:numPr>
       </w:pPr>
       <w:r>
-        <w:t>Pago con tarjeta-&gt; includes/</w:t>
-      </w:r>
+        <w:t xml:space="preserve">Pago con tarjeta-&gt; </w:t>
+      </w:r>
+      <w:proofErr w:type="spellStart"/>
+      <w:r>
+        <w:t>includes</w:t>
+      </w:r>
+      <w:proofErr w:type="spellEnd"/>
+      <w:r>
+        <w:t>/</w:t>
+      </w:r>
+      <w:proofErr w:type="spellStart"/>
       <w:r>
         <w:t>forms</w:t>
       </w:r>
-      <w:r>
-        <w:t>/</w:t>
-      </w:r>
+      <w:proofErr w:type="spellEnd"/>
+      <w:r>
+        <w:t>/</w:t>
+      </w:r>
+      <w:proofErr w:type="spellStart"/>
       <w:r>
         <w:t>formularioT</w:t>
       </w:r>
       <w:r>
         <w:t>arjeta.php</w:t>
       </w:r>
+      <w:proofErr w:type="spellEnd"/>
     </w:p>
     <w:p>
       <w:pPr>
@@ -889,7 +1587,15 @@
         </w:numPr>
       </w:pPr>
       <w:r>
-        <w:t>Cobrar pedido -&gt; includes/</w:t>
+        <w:t xml:space="preserve">Cobrar pedido -&gt; </w:t>
+      </w:r>
+      <w:proofErr w:type="spellStart"/>
+      <w:r>
+        <w:t>includes</w:t>
+      </w:r>
+      <w:proofErr w:type="spellEnd"/>
+      <w:r>
+        <w:t>/</w:t>
       </w:r>
       <w:r>
         <w:t>tables</w:t>
@@ -897,12 +1603,14 @@
       <w:r>
         <w:t>/</w:t>
       </w:r>
+      <w:proofErr w:type="spellStart"/>
       <w:r>
         <w:t>tablaCobrarPedidos</w:t>
       </w:r>
       <w:r>
         <w:t>.php</w:t>
       </w:r>
+      <w:proofErr w:type="spellEnd"/>
     </w:p>
     <w:p>
       <w:pPr>
@@ -912,7 +1620,15 @@
         </w:numPr>
       </w:pPr>
       <w:r>
-        <w:t>Completar pedido-&gt; includes/</w:t>
+        <w:t xml:space="preserve">Completar pedido-&gt; </w:t>
+      </w:r>
+      <w:proofErr w:type="spellStart"/>
+      <w:r>
+        <w:t>includes</w:t>
+      </w:r>
+      <w:proofErr w:type="spellEnd"/>
+      <w:r>
+        <w:t>/</w:t>
       </w:r>
       <w:r>
         <w:t>tables</w:t>
@@ -920,12 +1636,14 @@
       <w:r>
         <w:t>/</w:t>
       </w:r>
+      <w:proofErr w:type="spellStart"/>
       <w:r>
         <w:t>tablaCompletarPedidos</w:t>
       </w:r>
       <w:r>
         <w:t>.php</w:t>
       </w:r>
+      <w:proofErr w:type="spellEnd"/>
     </w:p>
     <w:p>
       <w:pPr>
@@ -935,7 +1653,15 @@
         </w:numPr>
       </w:pPr>
       <w:r>
-        <w:t>Entregar pedido-&gt; includes/</w:t>
+        <w:t xml:space="preserve">Entregar pedido-&gt; </w:t>
+      </w:r>
+      <w:proofErr w:type="spellStart"/>
+      <w:r>
+        <w:t>includes</w:t>
+      </w:r>
+      <w:proofErr w:type="spellEnd"/>
+      <w:r>
+        <w:t>/</w:t>
       </w:r>
       <w:r>
         <w:t>tables</w:t>
@@ -943,12 +1669,14 @@
       <w:r>
         <w:t>/</w:t>
       </w:r>
+      <w:proofErr w:type="spellStart"/>
       <w:r>
         <w:t>tablaEntregarPedidos</w:t>
       </w:r>
       <w:r>
         <w:t>.php</w:t>
       </w:r>
+      <w:proofErr w:type="spellEnd"/>
     </w:p>
     <w:p>
       <w:pPr>
@@ -969,8 +1697,21 @@
         </w:numPr>
       </w:pPr>
       <w:r>
-        <w:t>Pedidos realizados -&gt; includes/tables/tablaCocinero.php</w:t>
-      </w:r>
+        <w:t xml:space="preserve">Pedidos realizados -&gt; </w:t>
+      </w:r>
+      <w:proofErr w:type="spellStart"/>
+      <w:r>
+        <w:t>includes</w:t>
+      </w:r>
+      <w:proofErr w:type="spellEnd"/>
+      <w:r>
+        <w:t>/tables/</w:t>
+      </w:r>
+      <w:proofErr w:type="spellStart"/>
+      <w:r>
+        <w:t>tablaCocinero.php</w:t>
+      </w:r>
+      <w:proofErr w:type="spellEnd"/>
     </w:p>
     <w:p>
       <w:pPr>
@@ -991,8 +1732,13 @@
         </w:numPr>
       </w:pPr>
       <w:r>
-        <w:t>Pantalla inicial -&gt; gerente.php</w:t>
-      </w:r>
+        <w:t xml:space="preserve">Pantalla inicial -&gt; </w:t>
+      </w:r>
+      <w:proofErr w:type="spellStart"/>
+      <w:r>
+        <w:t>gerente.php</w:t>
+      </w:r>
+      <w:proofErr w:type="spellEnd"/>
     </w:p>
     <w:p>
       <w:pPr>
@@ -1002,8 +1748,21 @@
         </w:numPr>
       </w:pPr>
       <w:r>
-        <w:t>Gestionar productos -&gt; includes/tables/tablaProductos.php</w:t>
-      </w:r>
+        <w:t xml:space="preserve">Gestionar productos -&gt; </w:t>
+      </w:r>
+      <w:proofErr w:type="spellStart"/>
+      <w:r>
+        <w:t>includes</w:t>
+      </w:r>
+      <w:proofErr w:type="spellEnd"/>
+      <w:r>
+        <w:t>/tables/</w:t>
+      </w:r>
+      <w:proofErr w:type="spellStart"/>
+      <w:r>
+        <w:t>tablaProductos.php</w:t>
+      </w:r>
+      <w:proofErr w:type="spellEnd"/>
     </w:p>
     <w:p>
       <w:pPr>
@@ -1013,8 +1772,21 @@
         </w:numPr>
       </w:pPr>
       <w:r>
-        <w:t>Gestionar usuarios-&gt; includes/tables/tablaUsuarios.php</w:t>
-      </w:r>
+        <w:t xml:space="preserve">Gestionar usuarios-&gt; </w:t>
+      </w:r>
+      <w:proofErr w:type="spellStart"/>
+      <w:r>
+        <w:t>includes</w:t>
+      </w:r>
+      <w:proofErr w:type="spellEnd"/>
+      <w:r>
+        <w:t>/tables/</w:t>
+      </w:r>
+      <w:proofErr w:type="spellStart"/>
+      <w:r>
+        <w:t>tablaUsuarios.php</w:t>
+      </w:r>
+      <w:proofErr w:type="spellEnd"/>
     </w:p>
     <w:p>
       <w:pPr>
@@ -1024,8 +1796,21 @@
         </w:numPr>
       </w:pPr>
       <w:r>
-        <w:t>Gestionar categorías-&gt; includes/tables/tablaCategorias.php</w:t>
-      </w:r>
+        <w:t xml:space="preserve">Gestionar categorías-&gt; </w:t>
+      </w:r>
+      <w:proofErr w:type="spellStart"/>
+      <w:r>
+        <w:t>includes</w:t>
+      </w:r>
+      <w:proofErr w:type="spellEnd"/>
+      <w:r>
+        <w:t>/tables/</w:t>
+      </w:r>
+      <w:proofErr w:type="spellStart"/>
+      <w:r>
+        <w:t>tablaCategorias.php</w:t>
+      </w:r>
+      <w:proofErr w:type="spellEnd"/>
     </w:p>
     <w:p>
       <w:pPr>
@@ -1035,19 +1820,29 @@
         </w:numPr>
       </w:pPr>
       <w:r>
-        <w:t>Visualizar pedidos-&gt; includes/tables/</w:t>
-      </w:r>
+        <w:t xml:space="preserve">Visualizar pedidos-&gt; </w:t>
+      </w:r>
+      <w:proofErr w:type="spellStart"/>
+      <w:r>
+        <w:t>includes</w:t>
+      </w:r>
+      <w:proofErr w:type="spellEnd"/>
+      <w:r>
+        <w:t>/tables/</w:t>
+      </w:r>
+      <w:proofErr w:type="spellStart"/>
       <w:r>
         <w:t>tablaPedidosGerente</w:t>
       </w:r>
       <w:r>
         <w:t>.php</w:t>
       </w:r>
+      <w:proofErr w:type="spellEnd"/>
     </w:p>
     <w:p/>
     <w:p>
       <w:pPr>
-        <w:pStyle w:val="Heading1"/>
+        <w:pStyle w:val="Ttulo1"/>
         <w:numPr>
           <w:ilvl w:val="0"/>
           <w:numId w:val="4"/>
@@ -1064,7 +1859,67 @@
         <w:ind w:left="720"/>
       </w:pPr>
       <w:r>
-        <w:t>En la base de datos contamos con varias tablas para dar soporte a todos los usuarios y pedidos que se realizan. Para ello hemos creado las tablas de “Usuarios”, “Categoria”, “Producto”, “Pedido”, “Pedido_Producto” y “Cocinero_Producto” tal y como se puede ver en el script includes/mysql/02-tablas.sql y cuyos datos se encuentran en includes/mysql/03-datos.sql.</w:t>
+        <w:t xml:space="preserve">En la base de datos contamos con varias tablas para dar soporte a todos los usuarios y pedidos que se realizan. Para ello hemos creado las tablas de “Usuarios”, </w:t>
+      </w:r>
+      <w:r>
+        <w:t xml:space="preserve">“Pedido”, </w:t>
+      </w:r>
+      <w:r>
+        <w:t>“</w:t>
+      </w:r>
+      <w:proofErr w:type="spellStart"/>
+      <w:r>
+        <w:t>Categoria</w:t>
+      </w:r>
+      <w:proofErr w:type="spellEnd"/>
+      <w:r>
+        <w:t>”, “Producto”</w:t>
+      </w:r>
+      <w:r>
+        <w:t xml:space="preserve"> y</w:t>
+      </w:r>
+      <w:r>
+        <w:t xml:space="preserve"> “</w:t>
+      </w:r>
+      <w:proofErr w:type="spellStart"/>
+      <w:r>
+        <w:t>Pedido_Producto</w:t>
+      </w:r>
+      <w:proofErr w:type="spellEnd"/>
+      <w:r>
+        <w:t xml:space="preserve">” tal y como se puede ver en el script </w:t>
+      </w:r>
+      <w:proofErr w:type="spellStart"/>
+      <w:r>
+        <w:t>includes</w:t>
+      </w:r>
+      <w:proofErr w:type="spellEnd"/>
+      <w:r>
+        <w:t>/</w:t>
+      </w:r>
+      <w:proofErr w:type="spellStart"/>
+      <w:r>
+        <w:t>mysql</w:t>
+      </w:r>
+      <w:proofErr w:type="spellEnd"/>
+      <w:r>
+        <w:t xml:space="preserve">/02-tablas.sql y cuyos datos se encuentran en </w:t>
+      </w:r>
+      <w:proofErr w:type="spellStart"/>
+      <w:r>
+        <w:t>includes</w:t>
+      </w:r>
+      <w:proofErr w:type="spellEnd"/>
+      <w:r>
+        <w:t>/</w:t>
+      </w:r>
+      <w:proofErr w:type="spellStart"/>
+      <w:r>
+        <w:t>mysql</w:t>
+      </w:r>
+      <w:proofErr w:type="spellEnd"/>
+      <w:r>
+        <w:t>/03-datos.sql.</w:t>
       </w:r>
     </w:p>
     <w:p>
@@ -1077,11 +1932,63 @@
         <w:ind w:left="720"/>
       </w:pPr>
       <w:r>
-        <w:t xml:space="preserve">La tabla de “Usuarios” contiene el nombre de usuario (nombreUsuario) único, nombre, apellidos, email, el hash de la contraseña (password), el rol del usuario que </w:t>
+        <w:t>La tabla “Usuarios” contiene el nombre de usuario único</w:t>
+      </w:r>
+      <w:r>
+        <w:t xml:space="preserve"> (</w:t>
+      </w:r>
+      <w:proofErr w:type="spellStart"/>
+      <w:r>
+        <w:t>nombreUsuario</w:t>
+      </w:r>
+      <w:proofErr w:type="spellEnd"/>
+      <w:r>
+        <w:t>)</w:t>
+      </w:r>
+      <w:r>
+        <w:t>, nombre, apellidos, email, el hash de la contraseña</w:t>
+      </w:r>
+      <w:r>
+        <w:t xml:space="preserve"> (</w:t>
+      </w:r>
+      <w:proofErr w:type="spellStart"/>
+      <w:r>
+        <w:t>password</w:t>
+      </w:r>
+      <w:proofErr w:type="spellEnd"/>
+      <w:r>
+        <w:t>)</w:t>
+      </w:r>
+      <w:r>
+        <w:t>, el rol del usuario</w:t>
+      </w:r>
+      <w:r>
+        <w:t xml:space="preserve">, </w:t>
+      </w:r>
+      <w:r>
+        <w:t xml:space="preserve">que es un </w:t>
       </w:r>
       <w:r>
         <w:lastRenderedPageBreak/>
-        <w:t>es un enum que puede tener los siguientes valores: 'Cliente', 'Camarero', 'Cocinero' y 'Gerente', y una imagen (avatar).</w:t>
+        <w:t>enum</w:t>
+      </w:r>
+      <w:r>
+        <w:t>erado</w:t>
+      </w:r>
+      <w:r>
+        <w:t xml:space="preserve"> </w:t>
+      </w:r>
+      <w:r>
+        <w:t xml:space="preserve">con </w:t>
+      </w:r>
+      <w:r>
+        <w:t>los valores</w:t>
+      </w:r>
+      <w:r>
+        <w:t xml:space="preserve"> </w:t>
+      </w:r>
+      <w:r>
+        <w:t>'Cliente', 'Camarero', 'Cocinero' y 'Gerente', y una imagen (avatar).</w:t>
       </w:r>
     </w:p>
     <w:p>
@@ -1099,9 +2006,27 @@
           <w:numId w:val="3"/>
         </w:numPr>
       </w:pPr>
-      <w:r>
-        <w:t>includes/forms/formularioActUsuario.php</w:t>
-      </w:r>
+      <w:proofErr w:type="spellStart"/>
+      <w:r>
+        <w:t>includes</w:t>
+      </w:r>
+      <w:proofErr w:type="spellEnd"/>
+      <w:r>
+        <w:t>/</w:t>
+      </w:r>
+      <w:proofErr w:type="spellStart"/>
+      <w:r>
+        <w:t>forms</w:t>
+      </w:r>
+      <w:proofErr w:type="spellEnd"/>
+      <w:r>
+        <w:t>/</w:t>
+      </w:r>
+      <w:proofErr w:type="spellStart"/>
+      <w:r>
+        <w:t>formularioLogin.php</w:t>
+      </w:r>
+      <w:proofErr w:type="spellEnd"/>
     </w:p>
     <w:p>
       <w:pPr>
@@ -1110,9 +2035,19 @@
           <w:numId w:val="3"/>
         </w:numPr>
       </w:pPr>
-      <w:r>
-        <w:t>includes/forms/formularioLogin.php</w:t>
-      </w:r>
+      <w:proofErr w:type="spellStart"/>
+      <w:r>
+        <w:t>includes</w:t>
+      </w:r>
+      <w:proofErr w:type="spellEnd"/>
+      <w:r>
+        <w:t>/tables/</w:t>
+      </w:r>
+      <w:proofErr w:type="spellStart"/>
+      <w:r>
+        <w:t>tablaUsuarios.php</w:t>
+      </w:r>
+      <w:proofErr w:type="spellEnd"/>
     </w:p>
     <w:p>
       <w:pPr>
@@ -1121,9 +2056,27 @@
           <w:numId w:val="3"/>
         </w:numPr>
       </w:pPr>
-      <w:r>
-        <w:t>includes/forms/formularioRegistro.php</w:t>
-      </w:r>
+      <w:proofErr w:type="spellStart"/>
+      <w:r>
+        <w:t>includes</w:t>
+      </w:r>
+      <w:proofErr w:type="spellEnd"/>
+      <w:r>
+        <w:t>/</w:t>
+      </w:r>
+      <w:proofErr w:type="spellStart"/>
+      <w:r>
+        <w:t>users</w:t>
+      </w:r>
+      <w:proofErr w:type="spellEnd"/>
+      <w:r>
+        <w:t>/</w:t>
+      </w:r>
+      <w:proofErr w:type="spellStart"/>
+      <w:r>
+        <w:t>listar_usuario.php</w:t>
+      </w:r>
+      <w:proofErr w:type="spellEnd"/>
     </w:p>
     <w:p>
       <w:pPr>
@@ -1132,8 +2085,18 @@
           <w:numId w:val="3"/>
         </w:numPr>
       </w:pPr>
-      <w:r>
-        <w:t>includes/tables/tablaUsuarios.php</w:t>
+      <w:proofErr w:type="spellStart"/>
+      <w:r>
+        <w:t>miCuenta.php</w:t>
+      </w:r>
+      <w:proofErr w:type="spellEnd"/>
+    </w:p>
+    <w:p>
+      <w:pPr>
+        <w:ind w:left="720"/>
+      </w:pPr>
+      <w:r>
+        <w:t>Y además de acceder a ella, los siguientes scripts también la modifican:</w:t>
       </w:r>
     </w:p>
     <w:p>
@@ -1143,9 +2106,27 @@
           <w:numId w:val="3"/>
         </w:numPr>
       </w:pPr>
-      <w:r>
-        <w:t>includes/users/actualizar_usuario.php</w:t>
-      </w:r>
+      <w:proofErr w:type="spellStart"/>
+      <w:r>
+        <w:t>includes</w:t>
+      </w:r>
+      <w:proofErr w:type="spellEnd"/>
+      <w:r>
+        <w:t>/</w:t>
+      </w:r>
+      <w:proofErr w:type="spellStart"/>
+      <w:r>
+        <w:t>forms</w:t>
+      </w:r>
+      <w:proofErr w:type="spellEnd"/>
+      <w:r>
+        <w:t>/</w:t>
+      </w:r>
+      <w:proofErr w:type="spellStart"/>
+      <w:r>
+        <w:t>formularioActUsuario.php</w:t>
+      </w:r>
+      <w:proofErr w:type="spellEnd"/>
     </w:p>
     <w:p>
       <w:pPr>
@@ -1154,9 +2135,27 @@
           <w:numId w:val="3"/>
         </w:numPr>
       </w:pPr>
-      <w:r>
-        <w:t>includes/users/borrar_usuario.php</w:t>
-      </w:r>
+      <w:proofErr w:type="spellStart"/>
+      <w:r>
+        <w:t>includes</w:t>
+      </w:r>
+      <w:proofErr w:type="spellEnd"/>
+      <w:r>
+        <w:t>/</w:t>
+      </w:r>
+      <w:proofErr w:type="spellStart"/>
+      <w:r>
+        <w:t>forms</w:t>
+      </w:r>
+      <w:proofErr w:type="spellEnd"/>
+      <w:r>
+        <w:t>/</w:t>
+      </w:r>
+      <w:proofErr w:type="spellStart"/>
+      <w:r>
+        <w:t>formularioRegistro.php</w:t>
+      </w:r>
+      <w:proofErr w:type="spellEnd"/>
     </w:p>
     <w:p>
       <w:pPr>
@@ -1165,9 +2164,27 @@
           <w:numId w:val="3"/>
         </w:numPr>
       </w:pPr>
-      <w:r>
-        <w:t>includes/users/listar_usuario.php</w:t>
-      </w:r>
+      <w:proofErr w:type="spellStart"/>
+      <w:r>
+        <w:t>includes</w:t>
+      </w:r>
+      <w:proofErr w:type="spellEnd"/>
+      <w:r>
+        <w:t>/</w:t>
+      </w:r>
+      <w:proofErr w:type="spellStart"/>
+      <w:r>
+        <w:t>users</w:t>
+      </w:r>
+      <w:proofErr w:type="spellEnd"/>
+      <w:r>
+        <w:t>/</w:t>
+      </w:r>
+      <w:proofErr w:type="spellStart"/>
+      <w:r>
+        <w:t>borrar_usuario.php</w:t>
+      </w:r>
+      <w:proofErr w:type="spellEnd"/>
     </w:p>
     <w:p>
       <w:pPr>
@@ -1176,9 +2193,27 @@
           <w:numId w:val="3"/>
         </w:numPr>
       </w:pPr>
-      <w:r>
-        <w:t>includes/users/Usuario.php</w:t>
-      </w:r>
+      <w:proofErr w:type="spellStart"/>
+      <w:r>
+        <w:t>includes</w:t>
+      </w:r>
+      <w:proofErr w:type="spellEnd"/>
+      <w:r>
+        <w:t>/</w:t>
+      </w:r>
+      <w:proofErr w:type="spellStart"/>
+      <w:r>
+        <w:t>users</w:t>
+      </w:r>
+      <w:proofErr w:type="spellEnd"/>
+      <w:r>
+        <w:t>/</w:t>
+      </w:r>
+      <w:proofErr w:type="spellStart"/>
+      <w:r>
+        <w:t>actualizar_usuario.php</w:t>
+      </w:r>
+      <w:proofErr w:type="spellEnd"/>
     </w:p>
     <w:p>
       <w:pPr>
@@ -1187,9 +2222,27 @@
           <w:numId w:val="3"/>
         </w:numPr>
       </w:pPr>
-      <w:r>
-        <w:t>miCuenta.php</w:t>
-      </w:r>
+      <w:proofErr w:type="spellStart"/>
+      <w:r>
+        <w:t>includes</w:t>
+      </w:r>
+      <w:proofErr w:type="spellEnd"/>
+      <w:r>
+        <w:t>/</w:t>
+      </w:r>
+      <w:proofErr w:type="spellStart"/>
+      <w:r>
+        <w:t>users</w:t>
+      </w:r>
+      <w:proofErr w:type="spellEnd"/>
+      <w:r>
+        <w:t>/</w:t>
+      </w:r>
+      <w:proofErr w:type="spellStart"/>
+      <w:r>
+        <w:t>Usuario.php</w:t>
+      </w:r>
+      <w:proofErr w:type="spellEnd"/>
     </w:p>
     <w:p/>
     <w:p/>
@@ -1198,7 +2251,26 @@
         <w:ind w:left="720"/>
       </w:pPr>
       <w:r>
-        <w:t>La tabla de “Pedido” tiene la fecha y la hora del pedido (fecha_hora), el número del pedido (num_pedido), tipo, el precio total (total), estado, y los nombres del cliente que lo ha realizado (cliente), el camarero que lo entrega (camarero) y el cocinero que lo cocina (cocinero).</w:t>
+        <w:t>La tabla “Pedido” tiene la fecha y la hora del pedido (</w:t>
+      </w:r>
+      <w:proofErr w:type="spellStart"/>
+      <w:r>
+        <w:t>fecha_hora</w:t>
+      </w:r>
+      <w:proofErr w:type="spellEnd"/>
+      <w:r>
+        <w:t>), número del pedido (</w:t>
+      </w:r>
+      <w:proofErr w:type="spellStart"/>
+      <w:r>
+        <w:t>num_pedido</w:t>
+      </w:r>
+      <w:proofErr w:type="spellEnd"/>
+      <w:r>
+        <w:t>), tipo, precio total (total), estado, y nombre del cliente que lo ha realizado, el camarero que lo entrega y el cocinero que lo cocina.</w:t>
+      </w:r>
+      <w:r>
+        <w:t xml:space="preserve"> Estos tres últimos suponen una relación entre esta tabla y la tabla “Usuarios”.</w:t>
       </w:r>
     </w:p>
     <w:p>
@@ -1216,8 +2288,22 @@
           <w:numId w:val="5"/>
         </w:numPr>
       </w:pPr>
-      <w:r>
-        <w:t>includes/acciones_camarero/cobrar_pedido.php</w:t>
+      <w:proofErr w:type="spellStart"/>
+      <w:r>
+        <w:t>includes</w:t>
+      </w:r>
+      <w:proofErr w:type="spellEnd"/>
+      <w:r>
+        <w:t>/</w:t>
+      </w:r>
+      <w:r>
+        <w:t>acciones_gerente</w:t>
+      </w:r>
+      <w:r>
+        <w:t>/</w:t>
+      </w:r>
+      <w:r>
+        <w:t>list_ped_ger.php</w:t>
       </w:r>
     </w:p>
     <w:p>
@@ -1227,8 +2313,22 @@
           <w:numId w:val="5"/>
         </w:numPr>
       </w:pPr>
-      <w:r>
-        <w:t>includes/acciones_camarero/completar_pedido.php</w:t>
+      <w:proofErr w:type="spellStart"/>
+      <w:r>
+        <w:t>includes</w:t>
+      </w:r>
+      <w:proofErr w:type="spellEnd"/>
+      <w:r>
+        <w:t>/</w:t>
+      </w:r>
+      <w:r>
+        <w:t>acciones_gerente</w:t>
+      </w:r>
+      <w:r>
+        <w:t>/</w:t>
+      </w:r>
+      <w:r>
+        <w:t>ver_pedido.php</w:t>
       </w:r>
     </w:p>
     <w:p>
@@ -1238,9 +2338,19 @@
           <w:numId w:val="5"/>
         </w:numPr>
       </w:pPr>
-      <w:r>
-        <w:t>includes/acciones_camarero/entregar_pedido.php</w:t>
-      </w:r>
+      <w:proofErr w:type="spellStart"/>
+      <w:r>
+        <w:t>includes</w:t>
+      </w:r>
+      <w:proofErr w:type="spellEnd"/>
+      <w:r>
+        <w:t>/compras/</w:t>
+      </w:r>
+      <w:proofErr w:type="spellStart"/>
+      <w:r>
+        <w:t>carrito.php</w:t>
+      </w:r>
+      <w:proofErr w:type="spellEnd"/>
     </w:p>
     <w:p>
       <w:pPr>
@@ -1249,9 +2359,22 @@
           <w:numId w:val="5"/>
         </w:numPr>
       </w:pPr>
-      <w:r>
-        <w:t>includes/pedidos/actualizar_pedido.php</w:t>
-      </w:r>
+      <w:proofErr w:type="spellStart"/>
+      <w:r>
+        <w:t>includes</w:t>
+      </w:r>
+      <w:proofErr w:type="spellEnd"/>
+      <w:r>
+        <w:t>/compras</w:t>
+      </w:r>
+      <w:r>
+        <w:t>/</w:t>
+      </w:r>
+      <w:proofErr w:type="spellStart"/>
+      <w:r>
+        <w:t>vista_confirm_pedido.php</w:t>
+      </w:r>
+      <w:proofErr w:type="spellEnd"/>
     </w:p>
     <w:p>
       <w:pPr>
@@ -1260,8 +2383,13 @@
           <w:numId w:val="5"/>
         </w:numPr>
       </w:pPr>
-      <w:r>
-        <w:t>includes/pedidos/crear_pedido.php</w:t>
+      <w:proofErr w:type="spellStart"/>
+      <w:r>
+        <w:t>includes</w:t>
+      </w:r>
+      <w:proofErr w:type="spellEnd"/>
+      <w:r>
+        <w:t>/pedidos/actualizar_pedido.php</w:t>
       </w:r>
     </w:p>
     <w:p>
@@ -1271,8 +2399,13 @@
           <w:numId w:val="5"/>
         </w:numPr>
       </w:pPr>
-      <w:r>
-        <w:t>includes/pedidos/eliminar_pedido.php</w:t>
+      <w:proofErr w:type="spellStart"/>
+      <w:r>
+        <w:t>includes</w:t>
+      </w:r>
+      <w:proofErr w:type="spellEnd"/>
+      <w:r>
+        <w:t>/pedidos/crear_pedido.php</w:t>
       </w:r>
     </w:p>
     <w:p>
@@ -1282,8 +2415,13 @@
           <w:numId w:val="5"/>
         </w:numPr>
       </w:pPr>
-      <w:r>
-        <w:t>includes/pedidos/listar_pedido.php</w:t>
+      <w:proofErr w:type="spellStart"/>
+      <w:r>
+        <w:t>includes</w:t>
+      </w:r>
+      <w:proofErr w:type="spellEnd"/>
+      <w:r>
+        <w:t>/pedidos/eliminar_pedido.php</w:t>
       </w:r>
     </w:p>
     <w:p>
@@ -1293,8 +2431,13 @@
           <w:numId w:val="5"/>
         </w:numPr>
       </w:pPr>
-      <w:r>
-        <w:t>includes/pedidos/Pedido.php</w:t>
+      <w:proofErr w:type="spellStart"/>
+      <w:r>
+        <w:t>includes</w:t>
+      </w:r>
+      <w:proofErr w:type="spellEnd"/>
+      <w:r>
+        <w:t>/pedidos/listar_pedido.php</w:t>
       </w:r>
     </w:p>
     <w:p>
@@ -1304,9 +2447,19 @@
           <w:numId w:val="5"/>
         </w:numPr>
       </w:pPr>
-      <w:r>
-        <w:t>includes/perfil/historialPedidos.php</w:t>
-      </w:r>
+      <w:proofErr w:type="spellStart"/>
+      <w:r>
+        <w:t>includes</w:t>
+      </w:r>
+      <w:proofErr w:type="spellEnd"/>
+      <w:r>
+        <w:t>/perfil/</w:t>
+      </w:r>
+      <w:proofErr w:type="spellStart"/>
+      <w:r>
+        <w:t>historialPedidos.php</w:t>
+      </w:r>
+      <w:proofErr w:type="spellEnd"/>
     </w:p>
     <w:p>
       <w:pPr>
@@ -1315,26 +2468,383 @@
           <w:numId w:val="5"/>
         </w:numPr>
       </w:pPr>
-      <w:r>
-        <w:t>includes/perfil/pedidosEnProceso.php</w:t>
-      </w:r>
-    </w:p>
-    <w:p>
-      <w:pPr>
-        <w:ind w:left="1440"/>
-      </w:pPr>
+      <w:proofErr w:type="spellStart"/>
+      <w:r>
+        <w:t>includes</w:t>
+      </w:r>
+      <w:proofErr w:type="spellEnd"/>
+      <w:r>
+        <w:t>/perfil/</w:t>
+      </w:r>
+      <w:proofErr w:type="spellStart"/>
+      <w:r>
+        <w:t>pedidosEnProceso.php</w:t>
+      </w:r>
+      <w:proofErr w:type="spellEnd"/>
     </w:p>
     <w:p>
       <w:pPr>
         <w:ind w:left="720"/>
       </w:pPr>
+      <w:r>
+        <w:t xml:space="preserve">Y los </w:t>
+      </w:r>
+      <w:proofErr w:type="spellStart"/>
+      <w:r>
+        <w:t>scrips</w:t>
+      </w:r>
+      <w:proofErr w:type="spellEnd"/>
+      <w:r>
+        <w:t xml:space="preserve"> que la modifican son:</w:t>
+      </w:r>
+    </w:p>
+    <w:p>
+      <w:pPr>
+        <w:pStyle w:val="Prrafodelista"/>
+        <w:numPr>
+          <w:ilvl w:val="0"/>
+          <w:numId w:val="5"/>
+        </w:numPr>
+      </w:pPr>
+      <w:proofErr w:type="spellStart"/>
+      <w:r>
+        <w:t>includes</w:t>
+      </w:r>
+      <w:proofErr w:type="spellEnd"/>
+      <w:r>
+        <w:t>/compras/</w:t>
+      </w:r>
+      <w:proofErr w:type="spellStart"/>
+      <w:r>
+        <w:t>añadir_carrito.php</w:t>
+      </w:r>
+      <w:proofErr w:type="spellEnd"/>
+    </w:p>
+    <w:p>
+      <w:pPr>
+        <w:numPr>
+          <w:ilvl w:val="0"/>
+          <w:numId w:val="5"/>
+        </w:numPr>
+      </w:pPr>
+      <w:proofErr w:type="spellStart"/>
+      <w:r>
+        <w:t>includes</w:t>
+      </w:r>
+      <w:proofErr w:type="spellEnd"/>
+      <w:r>
+        <w:t>/</w:t>
+      </w:r>
+      <w:proofErr w:type="spellStart"/>
+      <w:r>
+        <w:t>acciones_camarero</w:t>
+      </w:r>
+      <w:proofErr w:type="spellEnd"/>
+      <w:r>
+        <w:t>/</w:t>
+      </w:r>
+      <w:proofErr w:type="spellStart"/>
+      <w:r>
+        <w:t>cobrar_pedido.php</w:t>
+      </w:r>
+      <w:proofErr w:type="spellEnd"/>
+    </w:p>
+    <w:p>
+      <w:pPr>
+        <w:numPr>
+          <w:ilvl w:val="0"/>
+          <w:numId w:val="5"/>
+        </w:numPr>
+      </w:pPr>
+      <w:proofErr w:type="spellStart"/>
+      <w:r>
+        <w:t>includes</w:t>
+      </w:r>
+      <w:proofErr w:type="spellEnd"/>
+      <w:r>
+        <w:t>/</w:t>
+      </w:r>
+      <w:proofErr w:type="spellStart"/>
+      <w:r>
+        <w:t>acciones_camarero</w:t>
+      </w:r>
+      <w:proofErr w:type="spellEnd"/>
+      <w:r>
+        <w:t>/</w:t>
+      </w:r>
+      <w:proofErr w:type="spellStart"/>
+      <w:r>
+        <w:t>completar_pedido.php</w:t>
+      </w:r>
+      <w:proofErr w:type="spellEnd"/>
+    </w:p>
+    <w:p>
+      <w:pPr>
+        <w:numPr>
+          <w:ilvl w:val="0"/>
+          <w:numId w:val="5"/>
+        </w:numPr>
+      </w:pPr>
+      <w:proofErr w:type="spellStart"/>
+      <w:r>
+        <w:t>includes</w:t>
+      </w:r>
+      <w:proofErr w:type="spellEnd"/>
+      <w:r>
+        <w:t>/</w:t>
+      </w:r>
+      <w:proofErr w:type="spellStart"/>
+      <w:r>
+        <w:t>acciones_camarero</w:t>
+      </w:r>
+      <w:proofErr w:type="spellEnd"/>
+      <w:r>
+        <w:t>/</w:t>
+      </w:r>
+      <w:proofErr w:type="spellStart"/>
+      <w:r>
+        <w:t>entregar_pedido.php</w:t>
+      </w:r>
+      <w:proofErr w:type="spellEnd"/>
+    </w:p>
+    <w:p>
+      <w:pPr>
+        <w:numPr>
+          <w:ilvl w:val="0"/>
+          <w:numId w:val="5"/>
+        </w:numPr>
+      </w:pPr>
+      <w:proofErr w:type="spellStart"/>
+      <w:r>
+        <w:t>includes</w:t>
+      </w:r>
+      <w:proofErr w:type="spellEnd"/>
+      <w:r>
+        <w:t>/pedidos/</w:t>
+      </w:r>
+      <w:proofErr w:type="spellStart"/>
+      <w:r>
+        <w:t>Pedido.php</w:t>
+      </w:r>
+      <w:proofErr w:type="spellEnd"/>
     </w:p>
     <w:p>
       <w:pPr>
         <w:ind w:left="720"/>
       </w:pPr>
-      <w:r>
-        <w:t>La tabla de “Producto” contiene el nombre, precio, disponibilidad, iva, si está ofertado o no (ofertado), una breve descripción (descripcion), una imagen, si es cocinable o no (cocinable), y la categoría a la que pertenece (categoria).</w:t>
+    </w:p>
+    <w:p/>
+    <w:p/>
+    <w:p>
+      <w:pPr>
+        <w:ind w:left="720"/>
+      </w:pPr>
+      <w:r>
+        <w:t>La tabla “</w:t>
+      </w:r>
+      <w:proofErr w:type="spellStart"/>
+      <w:r>
+        <w:t>Categoria</w:t>
+      </w:r>
+      <w:proofErr w:type="spellEnd"/>
+      <w:r>
+        <w:t>” tiene el nombre de la categoría, descripción, y el nombre del gerente que la crea</w:t>
+      </w:r>
+      <w:r>
+        <w:t>, lo que supone una relación entre esta tabla y la tabla “Usuarios”.</w:t>
+      </w:r>
+    </w:p>
+    <w:p>
+      <w:pPr>
+        <w:ind w:left="720"/>
+      </w:pPr>
+      <w:r>
+        <w:t>Los scripts que acceden a ella son:</w:t>
+      </w:r>
+    </w:p>
+    <w:p>
+      <w:pPr>
+        <w:pStyle w:val="Prrafodelista"/>
+        <w:numPr>
+          <w:ilvl w:val="0"/>
+          <w:numId w:val="5"/>
+        </w:numPr>
+      </w:pPr>
+      <w:proofErr w:type="spellStart"/>
+      <w:r>
+        <w:t>listar_categorias.php</w:t>
+      </w:r>
+      <w:proofErr w:type="spellEnd"/>
+    </w:p>
+    <w:p>
+      <w:pPr>
+        <w:ind w:left="720"/>
+      </w:pPr>
+      <w:r>
+        <w:t>Y los que la modifican:</w:t>
+      </w:r>
+    </w:p>
+    <w:p>
+      <w:pPr>
+        <w:pStyle w:val="Prrafodelista"/>
+        <w:numPr>
+          <w:ilvl w:val="0"/>
+          <w:numId w:val="5"/>
+        </w:numPr>
+      </w:pPr>
+      <w:proofErr w:type="spellStart"/>
+      <w:r>
+        <w:t>includes</w:t>
+      </w:r>
+      <w:proofErr w:type="spellEnd"/>
+      <w:r>
+        <w:t>/</w:t>
+      </w:r>
+      <w:proofErr w:type="spellStart"/>
+      <w:r>
+        <w:t>categorias</w:t>
+      </w:r>
+      <w:proofErr w:type="spellEnd"/>
+      <w:r>
+        <w:t>/</w:t>
+      </w:r>
+      <w:proofErr w:type="spellStart"/>
+      <w:r>
+        <w:t>Categoria.php</w:t>
+      </w:r>
+      <w:proofErr w:type="spellEnd"/>
+    </w:p>
+    <w:p>
+      <w:pPr>
+        <w:pStyle w:val="Prrafodelista"/>
+        <w:numPr>
+          <w:ilvl w:val="0"/>
+          <w:numId w:val="5"/>
+        </w:numPr>
+      </w:pPr>
+      <w:proofErr w:type="spellStart"/>
+      <w:r>
+        <w:t>includes</w:t>
+      </w:r>
+      <w:proofErr w:type="spellEnd"/>
+      <w:r>
+        <w:t>/</w:t>
+      </w:r>
+      <w:proofErr w:type="spellStart"/>
+      <w:r>
+        <w:t>categorias</w:t>
+      </w:r>
+      <w:proofErr w:type="spellEnd"/>
+      <w:r>
+        <w:t>/</w:t>
+      </w:r>
+      <w:proofErr w:type="spellStart"/>
+      <w:r>
+        <w:t>borrar_categoria.php</w:t>
+      </w:r>
+      <w:proofErr w:type="spellEnd"/>
+    </w:p>
+    <w:p>
+      <w:pPr>
+        <w:pStyle w:val="Prrafodelista"/>
+        <w:numPr>
+          <w:ilvl w:val="0"/>
+          <w:numId w:val="5"/>
+        </w:numPr>
+      </w:pPr>
+      <w:proofErr w:type="spellStart"/>
+      <w:r>
+        <w:t>includes</w:t>
+      </w:r>
+      <w:proofErr w:type="spellEnd"/>
+      <w:r>
+        <w:t>/</w:t>
+      </w:r>
+      <w:proofErr w:type="spellStart"/>
+      <w:r>
+        <w:t>categorias</w:t>
+      </w:r>
+      <w:proofErr w:type="spellEnd"/>
+      <w:r>
+        <w:t>/</w:t>
+      </w:r>
+      <w:proofErr w:type="spellStart"/>
+      <w:r>
+        <w:t>crear_y_actualizar_categoria.php</w:t>
+      </w:r>
+      <w:proofErr w:type="spellEnd"/>
+    </w:p>
+    <w:p>
+      <w:pPr>
+        <w:ind w:left="720"/>
+      </w:pPr>
+    </w:p>
+    <w:p>
+      <w:pPr>
+        <w:ind w:left="720"/>
+      </w:pPr>
+    </w:p>
+    <w:p>
+      <w:pPr>
+        <w:ind w:left="720"/>
+      </w:pPr>
+      <w:r>
+        <w:t xml:space="preserve">La tabla “Producto” contiene </w:t>
+      </w:r>
+      <w:r>
+        <w:t>su</w:t>
+      </w:r>
+      <w:r>
+        <w:t xml:space="preserve"> nombre, precio, disponibilidad, </w:t>
+      </w:r>
+      <w:proofErr w:type="spellStart"/>
+      <w:r>
+        <w:t>iva</w:t>
+      </w:r>
+      <w:proofErr w:type="spellEnd"/>
+      <w:r>
+        <w:t>, si está ofertado o no (ofertado), descripci</w:t>
+      </w:r>
+      <w:r>
+        <w:t>ón</w:t>
+      </w:r>
+      <w:r>
+        <w:t xml:space="preserve">, imagen, si es </w:t>
+      </w:r>
+      <w:proofErr w:type="spellStart"/>
+      <w:r>
+        <w:t>cocinable</w:t>
+      </w:r>
+      <w:proofErr w:type="spellEnd"/>
+      <w:r>
+        <w:t xml:space="preserve"> o no (</w:t>
+      </w:r>
+      <w:proofErr w:type="spellStart"/>
+      <w:r>
+        <w:t>cocinable</w:t>
+      </w:r>
+      <w:proofErr w:type="spellEnd"/>
+      <w:r>
+        <w:t>), y la categoría a la que pertenece (</w:t>
+      </w:r>
+      <w:proofErr w:type="spellStart"/>
+      <w:r>
+        <w:t>categoria</w:t>
+      </w:r>
+      <w:proofErr w:type="spellEnd"/>
+      <w:r>
+        <w:t>).</w:t>
+      </w:r>
+      <w:r>
+        <w:t xml:space="preserve"> Esta última supone una relación entre esta tabla y la tabla “</w:t>
+      </w:r>
+      <w:proofErr w:type="spellStart"/>
+      <w:r>
+        <w:t>Categoria</w:t>
+      </w:r>
+      <w:proofErr w:type="spellEnd"/>
+      <w:r>
+        <w:t>”.</w:t>
       </w:r>
     </w:p>
     <w:p>
@@ -1352,9 +2862,27 @@
           <w:numId w:val="1"/>
         </w:numPr>
       </w:pPr>
-      <w:r>
-        <w:t>includes/forms/formularioActProducto.php</w:t>
-      </w:r>
+      <w:proofErr w:type="spellStart"/>
+      <w:r>
+        <w:t>includes</w:t>
+      </w:r>
+      <w:proofErr w:type="spellEnd"/>
+      <w:r>
+        <w:t>/</w:t>
+      </w:r>
+      <w:proofErr w:type="spellStart"/>
+      <w:r>
+        <w:t>forms</w:t>
+      </w:r>
+      <w:proofErr w:type="spellEnd"/>
+      <w:r>
+        <w:t>/</w:t>
+      </w:r>
+      <w:proofErr w:type="spellStart"/>
+      <w:r>
+        <w:t>formularioActProducto.php</w:t>
+      </w:r>
+      <w:proofErr w:type="spellEnd"/>
     </w:p>
     <w:p>
       <w:pPr>
@@ -1363,9 +2891,27 @@
           <w:numId w:val="1"/>
         </w:numPr>
       </w:pPr>
-      <w:r>
-        <w:t>includes/forms/formularioCrearProducto.php</w:t>
-      </w:r>
+      <w:proofErr w:type="spellStart"/>
+      <w:r>
+        <w:t>includes</w:t>
+      </w:r>
+      <w:proofErr w:type="spellEnd"/>
+      <w:r>
+        <w:t>/</w:t>
+      </w:r>
+      <w:proofErr w:type="spellStart"/>
+      <w:r>
+        <w:t>forms</w:t>
+      </w:r>
+      <w:proofErr w:type="spellEnd"/>
+      <w:r>
+        <w:t>/</w:t>
+      </w:r>
+      <w:proofErr w:type="spellStart"/>
+      <w:r>
+        <w:t>formularioCrearProducto.php</w:t>
+      </w:r>
+      <w:proofErr w:type="spellEnd"/>
     </w:p>
     <w:p>
       <w:pPr>
@@ -1374,9 +2920,19 @@
           <w:numId w:val="1"/>
         </w:numPr>
       </w:pPr>
-      <w:r>
-        <w:t>includes/productos/actualizar_producto.php</w:t>
-      </w:r>
+      <w:proofErr w:type="spellStart"/>
+      <w:r>
+        <w:t>includes</w:t>
+      </w:r>
+      <w:proofErr w:type="spellEnd"/>
+      <w:r>
+        <w:t>/productos/</w:t>
+      </w:r>
+      <w:proofErr w:type="spellStart"/>
+      <w:r>
+        <w:t>actualizar_producto.php</w:t>
+      </w:r>
+      <w:proofErr w:type="spellEnd"/>
     </w:p>
     <w:p>
       <w:pPr>
@@ -1385,9 +2941,19 @@
           <w:numId w:val="1"/>
         </w:numPr>
       </w:pPr>
-      <w:r>
-        <w:t>includes/productos/borrar_producto.php</w:t>
-      </w:r>
+      <w:proofErr w:type="spellStart"/>
+      <w:r>
+        <w:t>includes</w:t>
+      </w:r>
+      <w:proofErr w:type="spellEnd"/>
+      <w:r>
+        <w:t>/productos/</w:t>
+      </w:r>
+      <w:proofErr w:type="spellStart"/>
+      <w:r>
+        <w:t>borrar_producto.php</w:t>
+      </w:r>
+      <w:proofErr w:type="spellEnd"/>
     </w:p>
     <w:p>
       <w:pPr>
@@ -1396,9 +2962,19 @@
           <w:numId w:val="1"/>
         </w:numPr>
       </w:pPr>
-      <w:r>
-        <w:t>includes/productos/crear_producto.php</w:t>
-      </w:r>
+      <w:proofErr w:type="spellStart"/>
+      <w:r>
+        <w:t>includes</w:t>
+      </w:r>
+      <w:proofErr w:type="spellEnd"/>
+      <w:r>
+        <w:t>/productos/</w:t>
+      </w:r>
+      <w:proofErr w:type="spellStart"/>
+      <w:r>
+        <w:t>crear_producto.php</w:t>
+      </w:r>
+      <w:proofErr w:type="spellEnd"/>
     </w:p>
     <w:p>
       <w:pPr>
@@ -1407,9 +2983,19 @@
           <w:numId w:val="1"/>
         </w:numPr>
       </w:pPr>
-      <w:r>
-        <w:t>includes/productos/listar_productos.php</w:t>
-      </w:r>
+      <w:proofErr w:type="spellStart"/>
+      <w:r>
+        <w:t>includes</w:t>
+      </w:r>
+      <w:proofErr w:type="spellEnd"/>
+      <w:r>
+        <w:t>/productos/</w:t>
+      </w:r>
+      <w:proofErr w:type="spellStart"/>
+      <w:r>
+        <w:t>listar_productos.php</w:t>
+      </w:r>
+      <w:proofErr w:type="spellEnd"/>
     </w:p>
     <w:p>
       <w:pPr>
@@ -1418,9 +3004,49 @@
           <w:numId w:val="1"/>
         </w:numPr>
       </w:pPr>
-      <w:r>
-        <w:t>includes/productos/Producto.php</w:t>
-      </w:r>
+      <w:proofErr w:type="spellStart"/>
+      <w:r>
+        <w:t>includes</w:t>
+      </w:r>
+      <w:proofErr w:type="spellEnd"/>
+      <w:r>
+        <w:t>/productos/</w:t>
+      </w:r>
+      <w:proofErr w:type="spellStart"/>
+      <w:r>
+        <w:t>Producto.php</w:t>
+      </w:r>
+      <w:proofErr w:type="spellEnd"/>
+    </w:p>
+    <w:p>
+      <w:pPr>
+        <w:ind w:left="720"/>
+      </w:pPr>
+      <w:r>
+        <w:t>La modifican los scripts:</w:t>
+      </w:r>
+    </w:p>
+    <w:p>
+      <w:pPr>
+        <w:pStyle w:val="Prrafodelista"/>
+        <w:numPr>
+          <w:ilvl w:val="0"/>
+          <w:numId w:val="1"/>
+        </w:numPr>
+      </w:pPr>
+      <w:proofErr w:type="spellStart"/>
+      <w:r>
+        <w:t>includes</w:t>
+      </w:r>
+      <w:proofErr w:type="spellEnd"/>
+      <w:r>
+        <w:t>/compras/</w:t>
+      </w:r>
+      <w:proofErr w:type="spellStart"/>
+      <w:r>
+        <w:t>añadir_carrito.php</w:t>
+      </w:r>
+      <w:proofErr w:type="spellEnd"/>
     </w:p>
     <w:p>
       <w:pPr>
@@ -1437,26 +3063,220 @@
         <w:ind w:left="720"/>
       </w:pPr>
       <w:r>
-        <w:t>La tabla de “Pedido_Producto” contiene la fecha y la hora y el número de pedido asociado al pedido y el nombre del producto, así como si está preparado y la cantidad de productos en el pedido.</w:t>
+        <w:t>La tabla de “</w:t>
+      </w:r>
+      <w:proofErr w:type="spellStart"/>
+      <w:r>
+        <w:t>Pedido_Producto</w:t>
+      </w:r>
+      <w:proofErr w:type="spellEnd"/>
+      <w:r>
+        <w:t>” contiene</w:t>
+      </w:r>
+      <w:r>
+        <w:t xml:space="preserve"> </w:t>
+      </w:r>
+      <w:r>
+        <w:t>el nombre del producto,</w:t>
+      </w:r>
+      <w:r>
+        <w:t xml:space="preserve"> </w:t>
+      </w:r>
+      <w:r>
+        <w:t xml:space="preserve">cantidad de </w:t>
+      </w:r>
+      <w:r>
+        <w:t>este</w:t>
+      </w:r>
+      <w:r>
+        <w:t xml:space="preserve"> en el pedido</w:t>
+      </w:r>
+      <w:r>
+        <w:t xml:space="preserve">, </w:t>
+      </w:r>
+      <w:r>
+        <w:t>fecha</w:t>
+      </w:r>
+      <w:r>
+        <w:t xml:space="preserve">, </w:t>
+      </w:r>
+      <w:r>
+        <w:t>hora y número de pedido</w:t>
+      </w:r>
+      <w:r>
+        <w:t>,</w:t>
+      </w:r>
+      <w:r>
+        <w:t xml:space="preserve"> </w:t>
+      </w:r>
+      <w:r>
+        <w:t xml:space="preserve">y </w:t>
+      </w:r>
+      <w:r>
+        <w:t xml:space="preserve">si </w:t>
+      </w:r>
+      <w:r>
+        <w:t xml:space="preserve">el producto (independientemente de la cantidad establecida) </w:t>
+      </w:r>
+      <w:r>
+        <w:t>está preparado</w:t>
+      </w:r>
+      <w:r>
+        <w:t>. Se establece una relación entre esta tabla y “Producto” en el nombre, y con “Pedido” en la fecha, hora y número de pedido.</w:t>
       </w:r>
     </w:p>
     <w:p>
       <w:pPr>
         <w:ind w:left="720"/>
       </w:pPr>
+      <w:r>
+        <w:t>Es accedida por los scripts:</w:t>
+      </w:r>
     </w:p>
     <w:p>
       <w:pPr>
         <w:ind w:left="720"/>
       </w:pPr>
-      <w:r>
-        <w:lastRenderedPageBreak/>
-        <w:t>La tabla de “Cocinero_Producto” guarda el nombre de usuario del cocinero y el nombre del producto.</w:t>
-      </w:r>
-    </w:p>
-    <w:p>
-      <w:pPr>
-        <w:pStyle w:val="Heading1"/>
+    </w:p>
+    <w:p>
+      <w:pPr>
+        <w:ind w:left="720"/>
+      </w:pPr>
+      <w:r>
+        <w:t>Y modificada por:</w:t>
+      </w:r>
+    </w:p>
+    <w:p>
+      <w:pPr>
+        <w:pStyle w:val="Prrafodelista"/>
+        <w:numPr>
+          <w:ilvl w:val="0"/>
+          <w:numId w:val="1"/>
+        </w:numPr>
+      </w:pPr>
+      <w:proofErr w:type="spellStart"/>
+      <w:r>
+        <w:t>includes</w:t>
+      </w:r>
+      <w:proofErr w:type="spellEnd"/>
+      <w:r>
+        <w:t>/compras/</w:t>
+      </w:r>
+      <w:proofErr w:type="spellStart"/>
+      <w:r>
+        <w:t>añadir_carrito.php</w:t>
+      </w:r>
+      <w:proofErr w:type="spellEnd"/>
+    </w:p>
+    <w:p>
+      <w:pPr>
+        <w:ind w:left="720"/>
+      </w:pPr>
+    </w:p>
+    <w:p>
+      <w:pPr>
+        <w:ind w:left="720"/>
+      </w:pPr>
+    </w:p>
+    <w:p>
+      <w:pPr>
+        <w:ind w:left="720"/>
+      </w:pPr>
+      <w:r>
+        <w:t xml:space="preserve">La definición y carga de datos se divide en los siguientes archivos SQL localizados en la carpeta </w:t>
+      </w:r>
+      <w:proofErr w:type="spellStart"/>
+      <w:r>
+        <w:t>includes</w:t>
+      </w:r>
+      <w:proofErr w:type="spellEnd"/>
+      <w:r>
+        <w:t>/</w:t>
+      </w:r>
+      <w:proofErr w:type="spellStart"/>
+      <w:r>
+        <w:t>mysql</w:t>
+      </w:r>
+      <w:proofErr w:type="spellEnd"/>
+      <w:r>
+        <w:t>/:</w:t>
+      </w:r>
+    </w:p>
+    <w:p>
+      <w:pPr>
+        <w:pStyle w:val="Prrafodelista"/>
+        <w:numPr>
+          <w:ilvl w:val="1"/>
+          <w:numId w:val="8"/>
+        </w:numPr>
+      </w:pPr>
+      <w:r>
+        <w:t xml:space="preserve">00-createdb.sql: </w:t>
+      </w:r>
+      <w:r>
+        <w:t>c</w:t>
+      </w:r>
+      <w:r>
+        <w:t xml:space="preserve">reación de la base de datos </w:t>
+      </w:r>
+    </w:p>
+    <w:p>
+      <w:pPr>
+        <w:pStyle w:val="Prrafodelista"/>
+        <w:numPr>
+          <w:ilvl w:val="1"/>
+          <w:numId w:val="8"/>
+        </w:numPr>
+      </w:pPr>
+      <w:r>
+        <w:t xml:space="preserve">01-createuser.sql: </w:t>
+      </w:r>
+      <w:r>
+        <w:t>c</w:t>
+      </w:r>
+      <w:r>
+        <w:t>onfiguración de usuarios y permisos de acceso</w:t>
+      </w:r>
+    </w:p>
+    <w:p>
+      <w:pPr>
+        <w:pStyle w:val="Prrafodelista"/>
+        <w:numPr>
+          <w:ilvl w:val="1"/>
+          <w:numId w:val="8"/>
+        </w:numPr>
+      </w:pPr>
+      <w:r>
+        <w:t xml:space="preserve">02-tablas.sql: </w:t>
+      </w:r>
+      <w:r>
+        <w:t>d</w:t>
+      </w:r>
+      <w:r>
+        <w:t>efinición de la estructura de tablas y restricciones de integridad referencial (claves foráneas).</w:t>
+      </w:r>
+    </w:p>
+    <w:p>
+      <w:pPr>
+        <w:pStyle w:val="Prrafodelista"/>
+        <w:numPr>
+          <w:ilvl w:val="1"/>
+          <w:numId w:val="8"/>
+        </w:numPr>
+      </w:pPr>
+      <w:r>
+        <w:t xml:space="preserve">03-datos.sql: </w:t>
+      </w:r>
+      <w:r>
+        <w:t>i</w:t>
+      </w:r>
+      <w:r>
+        <w:t>nserción de datos iniciales para pruebas y puesta en marcha del prototipo.</w:t>
+      </w:r>
+    </w:p>
+    <w:p>
+      <w:pPr>
+        <w:pStyle w:val="Ttulo1"/>
         <w:numPr>
           <w:ilvl w:val="0"/>
           <w:numId w:val="4"/>
@@ -1495,8 +3315,13 @@
         <w:t xml:space="preserve">URL del VPS: </w:t>
       </w:r>
       <w:r>
-        <w:t>202526-jabrav01/aw-sw</w:t>
-      </w:r>
+        <w:t>202526-jabrav01/</w:t>
+      </w:r>
+      <w:proofErr w:type="spellStart"/>
+      <w:r>
+        <w:t>aw-sw</w:t>
+      </w:r>
+      <w:proofErr w:type="spellEnd"/>
     </w:p>
     <w:p>
       <w:pPr>
@@ -2236,6 +4061,119 @@
     </w:lvl>
   </w:abstractNum>
   <w:abstractNum w:abstractNumId="5" w15:restartNumberingAfterBreak="0">
+    <w:nsid w:val="5FE34573"/>
+    <w:multiLevelType w:val="hybridMultilevel"/>
+    <w:tmpl w:val="0AB62E32"/>
+    <w:lvl w:ilvl="0" w:tplc="0C0A0001">
+      <w:start w:val="1"/>
+      <w:numFmt w:val="bullet"/>
+      <w:lvlText w:val=""/>
+      <w:lvlJc w:val="left"/>
+      <w:pPr>
+        <w:ind w:left="720" w:hanging="360"/>
+      </w:pPr>
+      <w:rPr>
+        <w:rFonts w:ascii="Symbol" w:hAnsi="Symbol" w:hint="default"/>
+      </w:rPr>
+    </w:lvl>
+    <w:lvl w:ilvl="1" w:tplc="0C0A0003">
+      <w:start w:val="1"/>
+      <w:numFmt w:val="bullet"/>
+      <w:lvlText w:val="o"/>
+      <w:lvlJc w:val="left"/>
+      <w:pPr>
+        <w:ind w:left="1440" w:hanging="360"/>
+      </w:pPr>
+      <w:rPr>
+        <w:rFonts w:ascii="Courier New" w:hAnsi="Courier New" w:cs="Courier New" w:hint="default"/>
+      </w:rPr>
+    </w:lvl>
+    <w:lvl w:ilvl="2" w:tplc="0C0A0005" w:tentative="1">
+      <w:start w:val="1"/>
+      <w:numFmt w:val="bullet"/>
+      <w:lvlText w:val=""/>
+      <w:lvlJc w:val="left"/>
+      <w:pPr>
+        <w:ind w:left="2160" w:hanging="360"/>
+      </w:pPr>
+      <w:rPr>
+        <w:rFonts w:ascii="Wingdings" w:hAnsi="Wingdings" w:hint="default"/>
+      </w:rPr>
+    </w:lvl>
+    <w:lvl w:ilvl="3" w:tplc="0C0A0001" w:tentative="1">
+      <w:start w:val="1"/>
+      <w:numFmt w:val="bullet"/>
+      <w:lvlText w:val=""/>
+      <w:lvlJc w:val="left"/>
+      <w:pPr>
+        <w:ind w:left="2880" w:hanging="360"/>
+      </w:pPr>
+      <w:rPr>
+        <w:rFonts w:ascii="Symbol" w:hAnsi="Symbol" w:hint="default"/>
+      </w:rPr>
+    </w:lvl>
+    <w:lvl w:ilvl="4" w:tplc="0C0A0003" w:tentative="1">
+      <w:start w:val="1"/>
+      <w:numFmt w:val="bullet"/>
+      <w:lvlText w:val="o"/>
+      <w:lvlJc w:val="left"/>
+      <w:pPr>
+        <w:ind w:left="3600" w:hanging="360"/>
+      </w:pPr>
+      <w:rPr>
+        <w:rFonts w:ascii="Courier New" w:hAnsi="Courier New" w:cs="Courier New" w:hint="default"/>
+      </w:rPr>
+    </w:lvl>
+    <w:lvl w:ilvl="5" w:tplc="0C0A0005" w:tentative="1">
+      <w:start w:val="1"/>
+      <w:numFmt w:val="bullet"/>
+      <w:lvlText w:val=""/>
+      <w:lvlJc w:val="left"/>
+      <w:pPr>
+        <w:ind w:left="4320" w:hanging="360"/>
+      </w:pPr>
+      <w:rPr>
+        <w:rFonts w:ascii="Wingdings" w:hAnsi="Wingdings" w:hint="default"/>
+      </w:rPr>
+    </w:lvl>
+    <w:lvl w:ilvl="6" w:tplc="0C0A0001" w:tentative="1">
+      <w:start w:val="1"/>
+      <w:numFmt w:val="bullet"/>
+      <w:lvlText w:val=""/>
+      <w:lvlJc w:val="left"/>
+      <w:pPr>
+        <w:ind w:left="5040" w:hanging="360"/>
+      </w:pPr>
+      <w:rPr>
+        <w:rFonts w:ascii="Symbol" w:hAnsi="Symbol" w:hint="default"/>
+      </w:rPr>
+    </w:lvl>
+    <w:lvl w:ilvl="7" w:tplc="0C0A0003" w:tentative="1">
+      <w:start w:val="1"/>
+      <w:numFmt w:val="bullet"/>
+      <w:lvlText w:val="o"/>
+      <w:lvlJc w:val="left"/>
+      <w:pPr>
+        <w:ind w:left="5760" w:hanging="360"/>
+      </w:pPr>
+      <w:rPr>
+        <w:rFonts w:ascii="Courier New" w:hAnsi="Courier New" w:cs="Courier New" w:hint="default"/>
+      </w:rPr>
+    </w:lvl>
+    <w:lvl w:ilvl="8" w:tplc="0C0A0005" w:tentative="1">
+      <w:start w:val="1"/>
+      <w:numFmt w:val="bullet"/>
+      <w:lvlText w:val=""/>
+      <w:lvlJc w:val="left"/>
+      <w:pPr>
+        <w:ind w:left="6480" w:hanging="360"/>
+      </w:pPr>
+      <w:rPr>
+        <w:rFonts w:ascii="Wingdings" w:hAnsi="Wingdings" w:hint="default"/>
+      </w:rPr>
+    </w:lvl>
+  </w:abstractNum>
+  <w:abstractNum w:abstractNumId="6" w15:restartNumberingAfterBreak="0">
     <w:nsid w:val="6E033223"/>
     <w:multiLevelType w:val="multilevel"/>
     <w:tmpl w:val="0762890E"/>
@@ -2348,7 +4286,7 @@
       </w:rPr>
     </w:lvl>
   </w:abstractNum>
-  <w:abstractNum w:abstractNumId="6" w15:restartNumberingAfterBreak="0">
+  <w:abstractNum w:abstractNumId="7" w15:restartNumberingAfterBreak="0">
     <w:nsid w:val="713B329A"/>
     <w:multiLevelType w:val="multilevel"/>
     <w:tmpl w:val="0762890E"/>
@@ -2465,7 +4403,7 @@
     <w:abstractNumId w:val="1"/>
   </w:num>
   <w:num w:numId="2" w16cid:durableId="1389500596">
-    <w:abstractNumId w:val="6"/>
+    <w:abstractNumId w:val="7"/>
   </w:num>
   <w:num w:numId="3" w16cid:durableId="515538199">
     <w:abstractNumId w:val="2"/>
@@ -2480,6 +4418,9 @@
     <w:abstractNumId w:val="3"/>
   </w:num>
   <w:num w:numId="7" w16cid:durableId="426848032">
+    <w:abstractNumId w:val="6"/>
+  </w:num>
+  <w:num w:numId="8" w16cid:durableId="692540687">
     <w:abstractNumId w:val="5"/>
   </w:num>
 </w:numbering>
@@ -2884,7 +4825,7 @@
     <w:name w:val="Normal"/>
     <w:qFormat/>
   </w:style>
-  <w:style w:type="paragraph" w:styleId="Heading1">
+  <w:style w:type="paragraph" w:styleId="Ttulo1">
     <w:name w:val="heading 1"/>
     <w:basedOn w:val="Normal"/>
     <w:next w:val="Normal"/>
@@ -2901,7 +4842,7 @@
       <w:szCs w:val="40"/>
     </w:rPr>
   </w:style>
-  <w:style w:type="paragraph" w:styleId="Heading2">
+  <w:style w:type="paragraph" w:styleId="Ttulo2">
     <w:name w:val="heading 2"/>
     <w:basedOn w:val="Normal"/>
     <w:next w:val="Normal"/>
@@ -2920,7 +4861,7 @@
       <w:szCs w:val="32"/>
     </w:rPr>
   </w:style>
-  <w:style w:type="paragraph" w:styleId="Heading3">
+  <w:style w:type="paragraph" w:styleId="Ttulo3">
     <w:name w:val="heading 3"/>
     <w:basedOn w:val="Normal"/>
     <w:next w:val="Normal"/>
@@ -2940,7 +4881,7 @@
       <w:szCs w:val="28"/>
     </w:rPr>
   </w:style>
-  <w:style w:type="paragraph" w:styleId="Heading4">
+  <w:style w:type="paragraph" w:styleId="Ttulo4">
     <w:name w:val="heading 4"/>
     <w:basedOn w:val="Normal"/>
     <w:next w:val="Normal"/>
@@ -2960,7 +4901,7 @@
       <w:szCs w:val="24"/>
     </w:rPr>
   </w:style>
-  <w:style w:type="paragraph" w:styleId="Heading5">
+  <w:style w:type="paragraph" w:styleId="Ttulo5">
     <w:name w:val="heading 5"/>
     <w:basedOn w:val="Normal"/>
     <w:next w:val="Normal"/>
@@ -2978,7 +4919,7 @@
       <w:color w:val="666666"/>
     </w:rPr>
   </w:style>
-  <w:style w:type="paragraph" w:styleId="Heading6">
+  <w:style w:type="paragraph" w:styleId="Ttulo6">
     <w:name w:val="heading 6"/>
     <w:basedOn w:val="Normal"/>
     <w:next w:val="Normal"/>
@@ -2998,12 +4939,13 @@
       <w:color w:val="666666"/>
     </w:rPr>
   </w:style>
-  <w:style w:type="character" w:default="1" w:styleId="DefaultParagraphFont">
+  <w:style w:type="character" w:default="1" w:styleId="Fuentedeprrafopredeter">
     <w:name w:val="Default Paragraph Font"/>
     <w:uiPriority w:val="1"/>
+    <w:semiHidden/>
     <w:unhideWhenUsed/>
   </w:style>
-  <w:style w:type="table" w:default="1" w:styleId="TableNormal">
+  <w:style w:type="table" w:default="1" w:styleId="Tablanormal">
     <w:name w:val="Normal Table"/>
     <w:uiPriority w:val="99"/>
     <w:semiHidden/>
@@ -3018,13 +4960,13 @@
       </w:tblCellMar>
     </w:tblPr>
   </w:style>
-  <w:style w:type="numbering" w:default="1" w:styleId="NoList">
+  <w:style w:type="numbering" w:default="1" w:styleId="Sinlista">
     <w:name w:val="No List"/>
     <w:uiPriority w:val="99"/>
     <w:semiHidden/>
     <w:unhideWhenUsed/>
   </w:style>
-  <w:style w:type="table" w:customStyle="1" w:styleId="TableNormal0">
+  <w:style w:type="table" w:customStyle="1" w:styleId="TableNormal">
     <w:name w:val="TableNormal"/>
     <w:tblPr>
       <w:tblCellMar>
@@ -3035,7 +4977,7 @@
       </w:tblCellMar>
     </w:tblPr>
   </w:style>
-  <w:style w:type="paragraph" w:styleId="Title">
+  <w:style w:type="paragraph" w:styleId="Ttulo">
     <w:name w:val="Title"/>
     <w:basedOn w:val="Normal"/>
     <w:next w:val="Normal"/>
@@ -3051,7 +4993,7 @@
       <w:szCs w:val="52"/>
     </w:rPr>
   </w:style>
-  <w:style w:type="paragraph" w:styleId="Subtitle">
+  <w:style w:type="paragraph" w:styleId="Subttulo">
     <w:name w:val="Subtitle"/>
     <w:basedOn w:val="Normal"/>
     <w:next w:val="Normal"/>
@@ -3067,6 +5009,17 @@
       <w:sz w:val="30"/>
       <w:szCs w:val="30"/>
     </w:rPr>
+  </w:style>
+  <w:style w:type="paragraph" w:styleId="Prrafodelista">
+    <w:name w:val="List Paragraph"/>
+    <w:basedOn w:val="Normal"/>
+    <w:uiPriority w:val="34"/>
+    <w:qFormat/>
+    <w:rsid w:val="00AA742E"/>
+    <w:pPr>
+      <w:ind w:left="720"/>
+      <w:contextualSpacing/>
+    </w:pPr>
   </w:style>
 </w:styles>
 </file>
